--- a/Programación Multimedia/Tema1/Actividades/Tema 1 - Actividades.docx
+++ b/Programación Multimedia/Tema1/Actividades/Tema 1 - Actividades.docx
@@ -4,7 +4,7 @@
   <w:body>
     <w:p>
       <w:pPr>
-        <w:pStyle w:val="770"/>
+        <w:pStyle w:val="989"/>
         <w:pBdr/>
         <w:spacing/>
         <w:ind/>
@@ -51,7 +51,7 @@
     </w:p>
     <w:p>
       <w:pPr>
-        <w:pStyle w:val="771"/>
+        <w:pStyle w:val="990"/>
         <w:numPr>
           <w:ilvl w:val="0"/>
           <w:numId w:val="1"/>
@@ -305,10 +305,17 @@
           <w:sz w:val="24"/>
         </w:rPr>
       </w:r>
+      <w:r>
+        <w:rPr>
+          <w:b/>
+          <w:bCs/>
+          <w:sz w:val="24"/>
+        </w:rPr>
+      </w:r>
     </w:p>
     <w:p>
       <w:pPr>
-        <w:pStyle w:val="769"/>
+        <w:pStyle w:val="988"/>
         <w:pBdr/>
         <w:spacing/>
         <w:ind/>
@@ -319,7 +326,7 @@
     </w:p>
     <w:p>
       <w:pPr>
-        <w:pStyle w:val="769"/>
+        <w:pStyle w:val="988"/>
         <w:pBdr/>
         <w:spacing w:before="183"/>
         <w:ind/>
@@ -330,7 +337,7 @@
     </w:p>
     <w:p>
       <w:pPr>
-        <w:pStyle w:val="771"/>
+        <w:pStyle w:val="990"/>
         <w:numPr>
           <w:ilvl w:val="0"/>
           <w:numId w:val="1"/>
@@ -657,10 +664,17 @@
           <w:sz w:val="24"/>
         </w:rPr>
       </w:r>
+      <w:r>
+        <w:rPr>
+          <w:b/>
+          <w:bCs/>
+          <w:sz w:val="24"/>
+        </w:rPr>
+      </w:r>
     </w:p>
     <w:p>
       <w:pPr>
-        <w:pStyle w:val="769"/>
+        <w:pStyle w:val="988"/>
         <w:pBdr/>
         <w:spacing/>
         <w:ind/>
@@ -677,69 +691,90 @@
       </w:r>
       <w:r>
         <w:t xml:space="preserve">ón.</w:t>
+      </w:r>
+      <w:r>
+        <w:rPr>
+          <w:highlight w:val="none"/>
+        </w:rPr>
+      </w:r>
+    </w:p>
+    <w:p>
+      <w:pPr>
+        <w:pStyle w:val="988"/>
+        <w:pBdr/>
+        <w:spacing/>
+        <w:ind/>
+        <w:rPr>
+          <w:highlight w:val="none"/>
+        </w:rPr>
+      </w:pPr>
+      <w:r>
+        <w:rPr>
+          <w:highlight w:val="none"/>
+        </w:rPr>
+        <w:tab/>
+        <w:t xml:space="preserve">La carpeta */res contienen los recursos </w:t>
+      </w:r>
+      <w:r>
+        <w:rPr>
+          <w:highlight w:val="none"/>
+        </w:rPr>
+        <w:t xml:space="preserve">que usa la app como imagenes, traducciones o temas</w:t>
+      </w:r>
+      <w:r>
+        <w:rPr>
+          <w:highlight w:val="none"/>
+        </w:rPr>
+      </w:r>
+    </w:p>
+    <w:p>
+      <w:pPr>
+        <w:pStyle w:val="988"/>
+        <w:pBdr/>
+        <w:spacing/>
+        <w:ind/>
+        <w:rPr/>
+      </w:pPr>
+      <w:r>
+        <w:rPr>
+          <w:highlight w:val="none"/>
+        </w:rPr>
+        <w:tab/>
+      </w:r>
+      <w:r>
+        <w:rPr>
+          <w:highlight w:val="none"/>
+        </w:rPr>
+        <w:t xml:space="preserve">El archivo de config gradle.kts contiene toda la configuraci</w:t>
+      </w:r>
+      <w:r>
+        <w:rPr>
+          <w:highlight w:val="none"/>
+        </w:rPr>
+        <w:t xml:space="preserve">ón de la compilaci</w:t>
+      </w:r>
+      <w:r>
+        <w:rPr>
+          <w:highlight w:val="none"/>
+        </w:rPr>
+        <w:t xml:space="preserve">ón </w:t>
+      </w:r>
+      <w:r>
+        <w:rPr>
+          <w:highlight w:val="none"/>
+        </w:rPr>
+        <w:t xml:space="preserve">del proyecto</w:t>
+      </w:r>
+      <w:r>
+        <w:rPr>
+          <w:highlight w:val="none"/>
+        </w:rPr>
       </w:r>
       <w:r/>
     </w:p>
     <w:p>
       <w:pPr>
-        <w:pStyle w:val="769"/>
-        <w:pBdr/>
-        <w:spacing/>
-        <w:ind/>
-        <w:rPr>
-          <w:highlight w:val="none"/>
-        </w:rPr>
-      </w:pPr>
-      <w:r>
-        <w:rPr>
-          <w:highlight w:val="none"/>
-        </w:rPr>
-        <w:tab/>
-        <w:t xml:space="preserve">La carpeta */res contienen los recursos </w:t>
-      </w:r>
-      <w:r>
-        <w:rPr>
-          <w:highlight w:val="none"/>
-        </w:rPr>
-        <w:t xml:space="preserve">que usa la app como imagenes, traducciones o temas</w:t>
-      </w:r>
-      <w:r/>
-    </w:p>
-    <w:p>
-      <w:pPr>
-        <w:pStyle w:val="769"/>
-        <w:pBdr/>
-        <w:spacing/>
-        <w:ind/>
-        <w:rPr/>
-      </w:pPr>
-      <w:r>
-        <w:rPr>
-          <w:highlight w:val="none"/>
-        </w:rPr>
-        <w:tab/>
-      </w:r>
-      <w:r>
-        <w:rPr>
-          <w:highlight w:val="none"/>
-        </w:rPr>
-        <w:t xml:space="preserve">El archivo de config gradle.kts contiene toda la configuraci</w:t>
-      </w:r>
-      <w:r>
-        <w:rPr>
-          <w:highlight w:val="none"/>
-        </w:rPr>
-        <w:t xml:space="preserve">ón del proyecto</w:t>
-      </w:r>
-      <w:r>
-        <w:rPr>
-          <w:highlight w:val="none"/>
-        </w:rPr>
-      </w:r>
-    </w:p>
-    <w:p>
-      <w:pPr>
-        <w:pStyle w:val="769"/>
+        <w:pStyle w:val="988"/>
         <w:pBdr/>
         <w:spacing w:before="182"/>
         <w:ind/>
@@ -750,7 +785,7 @@
     </w:p>
     <w:p>
       <w:pPr>
-        <w:pStyle w:val="771"/>
+        <w:pStyle w:val="990"/>
         <w:numPr>
           <w:ilvl w:val="0"/>
           <w:numId w:val="1"/>
@@ -792,10 +827,17 @@
           <w:sz w:val="24"/>
         </w:rPr>
       </w:r>
+      <w:r>
+        <w:rPr>
+          <w:b/>
+          <w:bCs/>
+          <w:sz w:val="24"/>
+        </w:rPr>
+      </w:r>
     </w:p>
     <w:p>
       <w:pPr>
-        <w:pStyle w:val="771"/>
+        <w:pStyle w:val="990"/>
         <w:numPr>
           <w:ilvl w:val="1"/>
           <w:numId w:val="1"/>
@@ -875,6 +917,13 @@
           <w:sz w:val="24"/>
         </w:rPr>
       </w:r>
+      <w:r>
+        <w:rPr>
+          <w:b/>
+          <w:bCs/>
+          <w:sz w:val="24"/>
+        </w:rPr>
+      </w:r>
     </w:p>
     <w:p>
       <w:pPr>
@@ -929,6 +978,15 @@
           <w:szCs w:val="24"/>
         </w:rPr>
       </w:r>
+      <w:r>
+        <w:rPr>
+          <w:b w:val="0"/>
+          <w:bCs w:val="0"/>
+          <w:sz w:val="24"/>
+          <w:szCs w:val="24"/>
+          <w:highlight w:val="none"/>
+        </w:rPr>
+      </w:r>
     </w:p>
     <w:p>
       <w:pPr>
@@ -991,6 +1049,15 @@
           <w:szCs w:val="24"/>
         </w:rPr>
       </w:r>
+      <w:r>
+        <w:rPr>
+          <w:b w:val="0"/>
+          <w:bCs w:val="0"/>
+          <w:sz w:val="24"/>
+          <w:szCs w:val="24"/>
+          <w:highlight w:val="none"/>
+        </w:rPr>
+      </w:r>
     </w:p>
     <w:p>
       <w:pPr>
@@ -1034,10 +1101,18 @@
           <w:highlight w:val="none"/>
         </w:rPr>
       </w:r>
+      <w:r>
+        <w:rPr>
+          <w:b w:val="0"/>
+          <w:bCs w:val="0"/>
+          <w:sz w:val="24"/>
+          <w:szCs w:val="24"/>
+        </w:rPr>
+      </w:r>
     </w:p>
     <w:p>
       <w:pPr>
-        <w:pStyle w:val="771"/>
+        <w:pStyle w:val="990"/>
         <w:numPr>
           <w:ilvl w:val="1"/>
           <w:numId w:val="1"/>
@@ -1326,6 +1401,13 @@
           <w:sz w:val="24"/>
         </w:rPr>
       </w:r>
+      <w:r>
+        <w:rPr>
+          <w:b/>
+          <w:bCs/>
+          <w:sz w:val="24"/>
+        </w:rPr>
+      </w:r>
     </w:p>
     <w:p>
       <w:pPr>
@@ -1359,7 +1441,7 @@
           <w:sz w:val="24"/>
           <w:highlight w:val="none"/>
         </w:rPr>
-        <w:t xml:space="preserve">java.lang.SecurityException: Permission Denial: starting Intent { act=android.intent.action.MAIN cat=[android.intent.category.LAUNCHER] flg=0x10000000 xflg=0x4 cmp=com.example.myapplication/.MainActivity } from null (pid=14903, uid=2000) not exported from u</w:t>
+        <w:t xml:space="preserve">j</w:t>
       </w:r>
       <w:r>
         <w:rPr>
@@ -1368,7 +1450,7 @@
           <w:sz w:val="24"/>
           <w:highlight w:val="none"/>
         </w:rPr>
-        <w:t xml:space="preserve">id 10230</w:t>
+        <w:t xml:space="preserve">ava.lang.SecurityException: Permission Denial: starting Intent { act=android.intent.action.MAIN cat=[android.intent.category.LAUNCHER] flg=0x10000000 xflg=0x4 cmp=com.example.myapplication/.MainActivity } from null (pid=14903, uid=2000) not exported from u</w:t>
       </w:r>
       <w:r>
         <w:rPr>
@@ -1377,6 +1459,7 @@
           <w:sz w:val="24"/>
           <w:highlight w:val="none"/>
         </w:rPr>
+        <w:t xml:space="preserve">id 10230</w:t>
       </w:r>
       <w:r>
         <w:rPr>
@@ -1384,6 +1467,15 @@
           <w:bCs w:val="0"/>
           <w:sz w:val="24"/>
           <w:szCs w:val="24"/>
+        </w:rPr>
+      </w:r>
+      <w:r>
+        <w:rPr>
+          <w:b w:val="0"/>
+          <w:bCs w:val="0"/>
+          <w:sz w:val="24"/>
+          <w:szCs w:val="24"/>
+          <w:highlight w:val="none"/>
         </w:rPr>
       </w:r>
     </w:p>
@@ -1443,13 +1535,13 @@
           <w:b w:val="0"/>
           <w:bCs w:val="0"/>
           <w:sz w:val="24"/>
-          <w:highlight w:val="none"/>
+          <w:szCs w:val="24"/>
         </w:rPr>
       </w:r>
     </w:p>
     <w:p>
       <w:pPr>
-        <w:pStyle w:val="769"/>
+        <w:pStyle w:val="988"/>
         <w:pBdr/>
         <w:spacing/>
         <w:ind/>
@@ -1460,7 +1552,7 @@
     </w:p>
     <w:p>
       <w:pPr>
-        <w:pStyle w:val="769"/>
+        <w:pStyle w:val="988"/>
         <w:pBdr/>
         <w:spacing w:before="186"/>
         <w:ind/>
@@ -1471,7 +1563,7 @@
     </w:p>
     <w:p>
       <w:pPr>
-        <w:pStyle w:val="771"/>
+        <w:pStyle w:val="990"/>
         <w:numPr>
           <w:ilvl w:val="0"/>
           <w:numId w:val="1"/>
@@ -1820,6 +1912,13 @@
           <w:sz w:val="24"/>
         </w:rPr>
         <w:t xml:space="preserve">código.</w:t>
+      </w:r>
+      <w:r>
+        <w:rPr>
+          <w:b/>
+          <w:bCs/>
+          <w:sz w:val="24"/>
+        </w:rPr>
       </w:r>
       <w:r>
         <w:rPr>
@@ -2026,21 +2125,10 @@
       </w:r>
       <w:r>
         <w:rPr>
-          <w:b/>
-          <w:bCs/>
-          <w:spacing w:val="-2"/>
-          <w:sz w:val="24"/>
-          <w:highlight w:val="none"/>
-        </w:rPr>
-      </w:r>
-      <w:r/>
-      <w:r>
-        <w:rPr>
-          <w:b/>
-          <w:bCs/>
-          <w:spacing w:val="-2"/>
-          <w:sz w:val="24"/>
-          <w:highlight w:val="none"/>
+          <w:b w:val="0"/>
+          <w:bCs w:val="0"/>
+          <w:sz w:val="24"/>
+          <w:szCs w:val="24"/>
         </w:rPr>
       </w:r>
       <w:r>
@@ -2087,10 +2175,8 @@
       </w:r>
       <w:r>
         <w:rPr>
-          <w:rFonts w:ascii="Liberation Sans" w:hAnsi="Liberation Sans" w:eastAsia="Liberation Sans" w:cs="Liberation Sans"/>
-          <w:color w:val="d5b778"/>
-          <w:sz w:val="24"/>
-          <w:highlight w:val="none"/>
+          <w:sz w:val="24"/>
+          <w:szCs w:val="24"/>
         </w:rPr>
       </w:r>
     </w:p>
@@ -2201,11 +2287,19 @@
         </w:rPr>
         <w:t xml:space="preserve">&lt;/string&gt;&lt;/resources&gt;</w:t>
       </w:r>
-      <w:r/>
+      <w:r>
+        <w:rPr>
+          <w:rFonts w:ascii="Liberation Sans" w:hAnsi="Liberation Sans" w:eastAsia="Liberation Sans" w:cs="Liberation Sans"/>
+          <w:color w:val="d5b778"/>
+          <w:sz w:val="24"/>
+          <w:szCs w:val="24"/>
+          <w:highlight w:val="none"/>
+        </w:rPr>
+      </w:r>
     </w:p>
     <w:p>
       <w:pPr>
-        <w:pStyle w:val="769"/>
+        <w:pStyle w:val="988"/>
         <w:pBdr/>
         <w:spacing/>
         <w:ind/>
@@ -2256,6 +2350,12 @@
           <w:highlight w:val="none"/>
         </w:rPr>
       </w:r>
+      <w:r>
+        <w:rPr>
+          <w:sz w:val="24"/>
+          <w:szCs w:val="24"/>
+        </w:rPr>
+      </w:r>
     </w:p>
     <w:p>
       <w:pPr>
@@ -2364,11 +2464,19 @@
         </w:rPr>
         <w:t xml:space="preserve">&lt;/string&gt;&lt;/resources&gt;</w:t>
       </w:r>
-      <w:r/>
+      <w:r>
+        <w:rPr>
+          <w:rFonts w:ascii="Liberation Sans" w:hAnsi="Liberation Sans" w:eastAsia="Liberation Sans" w:cs="Liberation Sans"/>
+          <w:color w:val="d5b778"/>
+          <w:sz w:val="24"/>
+          <w:szCs w:val="24"/>
+          <w:highlight w:val="none"/>
+        </w:rPr>
+      </w:r>
     </w:p>
     <w:p>
       <w:pPr>
-        <w:pStyle w:val="769"/>
+        <w:pStyle w:val="988"/>
         <w:pBdr/>
         <w:spacing w:before="179"/>
         <w:ind/>
@@ -2379,7 +2487,7 @@
     </w:p>
     <w:p>
       <w:pPr>
-        <w:pStyle w:val="771"/>
+        <w:pStyle w:val="990"/>
         <w:numPr>
           <w:ilvl w:val="0"/>
           <w:numId w:val="1"/>
@@ -2503,6 +2611,11 @@
           <w:sz w:val="24"/>
         </w:rPr>
         <w:t xml:space="preserve">empleando para ello la clase R.</w:t>
+      </w:r>
+      <w:r>
+        <w:rPr>
+          <w:sz w:val="24"/>
+        </w:rPr>
       </w:r>
       <w:r>
         <w:rPr>
@@ -2742,13 +2855,13 @@
       <w:r>
         <w:rPr>
           <w:sz w:val="24"/>
-          <w:highlight w:val="none"/>
+          <w:szCs w:val="24"/>
         </w:rPr>
       </w:r>
     </w:p>
     <w:p>
       <w:pPr>
-        <w:pStyle w:val="771"/>
+        <w:pStyle w:val="990"/>
         <w:pBdr/>
         <w:spacing w:after="0" w:line="360" w:lineRule="auto"/>
         <w:ind/>
@@ -2778,10 +2891,15 @@
           <w:sz w:val="24"/>
         </w:rPr>
       </w:r>
+      <w:r>
+        <w:rPr>
+          <w:sz w:val="24"/>
+        </w:rPr>
+      </w:r>
     </w:p>
     <w:p>
       <w:pPr>
-        <w:pStyle w:val="771"/>
+        <w:pStyle w:val="990"/>
         <w:numPr>
           <w:ilvl w:val="0"/>
           <w:numId w:val="1"/>
@@ -3169,10 +3287,15 @@
           <w:sz w:val="24"/>
         </w:rPr>
       </w:r>
+      <w:r>
+        <w:rPr>
+          <w:sz w:val="24"/>
+        </w:rPr>
+      </w:r>
     </w:p>
     <w:p>
       <w:pPr>
-        <w:pStyle w:val="771"/>
+        <w:pStyle w:val="990"/>
         <w:numPr>
           <w:ilvl w:val="1"/>
           <w:numId w:val="1"/>
@@ -3284,10 +3407,54 @@
           <w:sz w:val="24"/>
         </w:rPr>
       </w:r>
+      <w:r>
+        <w:rPr>
+          <w:sz w:val="24"/>
+        </w:rPr>
+      </w:r>
     </w:p>
     <w:p>
       <w:pPr>
-        <w:pStyle w:val="769"/>
+        <w:pStyle w:val="990"/>
+        <w:numPr>
+          <w:ilvl w:val="2"/>
+          <w:numId w:val="1"/>
+        </w:numPr>
+        <w:pBdr/>
+        <w:tabs>
+          <w:tab w:val="left" w:leader="none" w:pos="1463"/>
+        </w:tabs>
+        <w:spacing w:after="0" w:before="159" w:line="240" w:lineRule="auto"/>
+        <w:ind w:right="0"/>
+        <w:jc w:val="both"/>
+        <w:rPr>
+          <w:sz w:val="24"/>
+          <w:szCs w:val="24"/>
+        </w:rPr>
+      </w:pPr>
+      <w:r>
+        <w:rPr>
+          <w:sz w:val="24"/>
+          <w:highlight w:val="none"/>
+        </w:rPr>
+        <w:t xml:space="preserve">onPause()</w:t>
+      </w:r>
+      <w:r>
+        <w:rPr>
+          <w:sz w:val="24"/>
+          <w:highlight w:val="none"/>
+        </w:rPr>
+      </w:r>
+      <w:r>
+        <w:rPr>
+          <w:sz w:val="24"/>
+          <w:highlight w:val="none"/>
+        </w:rPr>
+      </w:r>
+    </w:p>
+    <w:p>
+      <w:pPr>
+        <w:pStyle w:val="988"/>
         <w:pBdr/>
         <w:spacing w:before="23"/>
         <w:ind/>
@@ -3298,7 +3465,7 @@
     </w:p>
     <w:p>
       <w:pPr>
-        <w:pStyle w:val="771"/>
+        <w:pStyle w:val="990"/>
         <w:numPr>
           <w:ilvl w:val="1"/>
           <w:numId w:val="1"/>
@@ -3365,10 +3532,54 @@
           <w:sz w:val="24"/>
         </w:rPr>
       </w:r>
+      <w:r>
+        <w:rPr>
+          <w:sz w:val="24"/>
+        </w:rPr>
+      </w:r>
     </w:p>
     <w:p>
       <w:pPr>
-        <w:pStyle w:val="769"/>
+        <w:pStyle w:val="990"/>
+        <w:numPr>
+          <w:ilvl w:val="2"/>
+          <w:numId w:val="1"/>
+        </w:numPr>
+        <w:pBdr/>
+        <w:tabs>
+          <w:tab w:val="left" w:leader="none" w:pos="1463"/>
+        </w:tabs>
+        <w:spacing w:after="0" w:before="0" w:line="240" w:lineRule="auto"/>
+        <w:ind w:right="0"/>
+        <w:jc w:val="both"/>
+        <w:rPr>
+          <w:sz w:val="24"/>
+          <w:szCs w:val="24"/>
+        </w:rPr>
+      </w:pPr>
+      <w:r>
+        <w:rPr>
+          <w:sz w:val="24"/>
+          <w:highlight w:val="none"/>
+        </w:rPr>
+        <w:t xml:space="preserve">onResume()</w:t>
+      </w:r>
+      <w:r>
+        <w:rPr>
+          <w:sz w:val="24"/>
+          <w:highlight w:val="none"/>
+        </w:rPr>
+      </w:r>
+      <w:r>
+        <w:rPr>
+          <w:sz w:val="24"/>
+          <w:highlight w:val="none"/>
+        </w:rPr>
+      </w:r>
+    </w:p>
+    <w:p>
+      <w:pPr>
+        <w:pStyle w:val="988"/>
         <w:pBdr/>
         <w:spacing w:before="24"/>
         <w:ind/>
@@ -3379,7 +3590,7 @@
     </w:p>
     <w:p>
       <w:pPr>
-        <w:pStyle w:val="771"/>
+        <w:pStyle w:val="990"/>
         <w:numPr>
           <w:ilvl w:val="1"/>
           <w:numId w:val="1"/>
@@ -3462,7 +3673,49 @@
     </w:p>
     <w:p>
       <w:pPr>
-        <w:pStyle w:val="769"/>
+        <w:pStyle w:val="990"/>
+        <w:numPr>
+          <w:ilvl w:val="2"/>
+          <w:numId w:val="1"/>
+        </w:numPr>
+        <w:pBdr/>
+        <w:tabs>
+          <w:tab w:val="left" w:leader="none" w:pos="1463"/>
+        </w:tabs>
+        <w:spacing w:after="0" w:before="0" w:line="240" w:lineRule="auto"/>
+        <w:ind w:right="0"/>
+        <w:jc w:val="both"/>
+        <w:rPr>
+          <w:sz w:val="24"/>
+          <w:szCs w:val="24"/>
+        </w:rPr>
+      </w:pPr>
+      <w:r>
+        <w:rPr>
+          <w:spacing w:val="-2"/>
+          <w:sz w:val="24"/>
+          <w:highlight w:val="none"/>
+        </w:rPr>
+        <w:t xml:space="preserve">No se</w:t>
+      </w:r>
+      <w:r>
+        <w:rPr>
+          <w:spacing w:val="-2"/>
+          <w:sz w:val="24"/>
+          <w:highlight w:val="none"/>
+        </w:rPr>
+      </w:r>
+      <w:r>
+        <w:rPr>
+          <w:spacing w:val="-2"/>
+          <w:sz w:val="24"/>
+          <w:highlight w:val="none"/>
+        </w:rPr>
+      </w:r>
+    </w:p>
+    <w:p>
+      <w:pPr>
+        <w:pStyle w:val="988"/>
         <w:pBdr/>
         <w:spacing w:before="22"/>
         <w:ind/>
@@ -3473,7 +3726,7 @@
     </w:p>
     <w:p>
       <w:pPr>
-        <w:pStyle w:val="771"/>
+        <w:pStyle w:val="990"/>
         <w:numPr>
           <w:ilvl w:val="1"/>
           <w:numId w:val="1"/>
@@ -3553,10 +3806,54 @@
           <w:sz w:val="24"/>
         </w:rPr>
       </w:r>
+      <w:r>
+        <w:rPr>
+          <w:sz w:val="24"/>
+        </w:rPr>
+      </w:r>
     </w:p>
     <w:p>
       <w:pPr>
-        <w:pStyle w:val="769"/>
+        <w:pStyle w:val="990"/>
+        <w:numPr>
+          <w:ilvl w:val="2"/>
+          <w:numId w:val="1"/>
+        </w:numPr>
+        <w:pBdr/>
+        <w:tabs>
+          <w:tab w:val="left" w:leader="none" w:pos="1463"/>
+        </w:tabs>
+        <w:spacing w:after="0" w:before="1" w:line="240" w:lineRule="auto"/>
+        <w:ind w:right="0"/>
+        <w:jc w:val="both"/>
+        <w:rPr>
+          <w:sz w:val="24"/>
+          <w:szCs w:val="24"/>
+        </w:rPr>
+      </w:pPr>
+      <w:r>
+        <w:rPr>
+          <w:sz w:val="24"/>
+          <w:highlight w:val="none"/>
+        </w:rPr>
+        <w:t xml:space="preserve">onDestroy()</w:t>
+      </w:r>
+      <w:r>
+        <w:rPr>
+          <w:sz w:val="24"/>
+          <w:highlight w:val="none"/>
+        </w:rPr>
+      </w:r>
+      <w:r>
+        <w:rPr>
+          <w:sz w:val="24"/>
+          <w:highlight w:val="none"/>
+        </w:rPr>
+      </w:r>
+    </w:p>
+    <w:p>
+      <w:pPr>
+        <w:pStyle w:val="988"/>
         <w:pBdr/>
         <w:spacing/>
         <w:ind/>
@@ -3567,7 +3864,7 @@
     </w:p>
     <w:p>
       <w:pPr>
-        <w:pStyle w:val="769"/>
+        <w:pStyle w:val="988"/>
         <w:pBdr/>
         <w:spacing/>
         <w:ind/>
@@ -3578,7 +3875,7 @@
     </w:p>
     <w:p>
       <w:pPr>
-        <w:pStyle w:val="769"/>
+        <w:pStyle w:val="988"/>
         <w:pBdr/>
         <w:spacing w:before="41"/>
         <w:ind/>
@@ -3589,7 +3886,7 @@
     </w:p>
     <w:p>
       <w:pPr>
-        <w:pStyle w:val="771"/>
+        <w:pStyle w:val="990"/>
         <w:numPr>
           <w:ilvl w:val="0"/>
           <w:numId w:val="1"/>
@@ -3637,10 +3934,15 @@
           <w:sz w:val="24"/>
         </w:rPr>
       </w:r>
+      <w:r>
+        <w:rPr>
+          <w:sz w:val="24"/>
+        </w:rPr>
+      </w:r>
     </w:p>
     <w:p>
       <w:pPr>
-        <w:pStyle w:val="769"/>
+        <w:pStyle w:val="988"/>
         <w:pBdr/>
         <w:spacing/>
         <w:ind/>
@@ -3651,7 +3953,7 @@
     </w:p>
     <w:p>
       <w:pPr>
-        <w:pStyle w:val="769"/>
+        <w:pStyle w:val="988"/>
         <w:pBdr/>
         <w:spacing w:before="183"/>
         <w:ind/>
@@ -3662,7 +3964,7 @@
     </w:p>
     <w:p>
       <w:pPr>
-        <w:pStyle w:val="771"/>
+        <w:pStyle w:val="990"/>
         <w:numPr>
           <w:ilvl w:val="0"/>
           <w:numId w:val="1"/>
@@ -3695,10 +3997,15 @@
           <w:sz w:val="24"/>
         </w:rPr>
       </w:r>
+      <w:r>
+        <w:rPr>
+          <w:sz w:val="24"/>
+        </w:rPr>
+      </w:r>
     </w:p>
     <w:p>
       <w:pPr>
-        <w:pStyle w:val="771"/>
+        <w:pStyle w:val="990"/>
         <w:numPr>
           <w:ilvl w:val="1"/>
           <w:numId w:val="1"/>
@@ -3798,10 +4105,15 @@
           <w:sz w:val="24"/>
         </w:rPr>
       </w:r>
+      <w:r>
+        <w:rPr>
+          <w:sz w:val="24"/>
+        </w:rPr>
+      </w:r>
     </w:p>
     <w:p>
       <w:pPr>
-        <w:pStyle w:val="769"/>
+        <w:pStyle w:val="988"/>
         <w:pBdr/>
         <w:spacing w:before="23"/>
         <w:ind/>
@@ -3812,7 +4124,7 @@
     </w:p>
     <w:p>
       <w:pPr>
-        <w:pStyle w:val="771"/>
+        <w:pStyle w:val="990"/>
         <w:numPr>
           <w:ilvl w:val="1"/>
           <w:numId w:val="1"/>
@@ -3873,6 +4185,11 @@
           <w:sz w:val="24"/>
         </w:rPr>
         <w:t xml:space="preserve"> miente.”</w:t>
+      </w:r>
+      <w:r>
+        <w:rPr>
+          <w:sz w:val="24"/>
+        </w:rPr>
       </w:r>
       <w:r>
         <w:rPr>
@@ -3902,7 +4219,6 @@
         <w:ind/>
         <w:rPr/>
       </w:pPr>
-      <w:r/>
       <w:r>
         <w:separator/>
       </w:r>
@@ -3917,7 +4233,6 @@
         <w:ind/>
         <w:rPr/>
       </w:pPr>
-      <w:r/>
       <w:r>
         <w:continuationSeparator/>
       </w:r>
@@ -3931,7 +4246,7 @@
 <w:ftr xmlns:wpc="http://schemas.microsoft.com/office/word/2010/wordprocessingCanvas" xmlns:mc="http://schemas.openxmlformats.org/markup-compatibility/2006" xmlns:o="urn:schemas-microsoft-com:office:office" xmlns:r="http://schemas.openxmlformats.org/officeDocument/2006/relationships" xmlns:m="http://schemas.openxmlformats.org/officeDocument/2006/math" xmlns:v="urn:schemas-microsoft-com:vml" xmlns:wp14="http://schemas.microsoft.com/office/word/2010/wordprocessingDrawing" xmlns:wp="http://schemas.openxmlformats.org/drawingml/2006/wordprocessingDrawing" xmlns:w10="urn:schemas-microsoft-com:office:word" xmlns:w="http://schemas.openxmlformats.org/wordprocessingml/2006/main" xmlns:w14="http://schemas.microsoft.com/office/word/2010/wordml" xmlns:w15="http://schemas.microsoft.com/office/word/2012/wordml" xmlns:wpg="http://schemas.microsoft.com/office/word/2010/wordprocessingGroup" xmlns:wpi="http://schemas.microsoft.com/office/word/2010/wordprocessingInk" xmlns:wne="http://schemas.microsoft.com/office/word/2006/wordml" xmlns:a="http://schemas.openxmlformats.org/drawingml/2006/main" xmlns:wps="http://schemas.microsoft.com/office/word/2010/wordprocessingShape" mc:Ignorable="w14 w15 wp14">
   <w:p>
     <w:pPr>
-      <w:pStyle w:val="769"/>
+      <w:pStyle w:val="988"/>
       <w:pBdr/>
       <w:spacing w:line="200" w:lineRule="exact"/>
       <w:ind/>
@@ -3977,7 +4292,7 @@
                       <w:txbxContent>
                         <w:p>
                           <w:pPr>
-                            <w:pStyle w:val="769"/>
+                            <w:pStyle w:val="988"/>
                             <w:pBdr/>
                             <w:spacing w:before="10"/>
                             <w:ind w:left="100"/>
@@ -4038,7 +4353,7 @@
                 <w:txbxContent>
                   <w:p>
                     <w:pPr>
-                      <w:pStyle w:val="769"/>
+                      <w:pStyle w:val="988"/>
                       <w:pBdr/>
                       <w:spacing w:before="10"/>
                       <w:ind w:left="100"/>
@@ -4093,6 +4408,11 @@
         <w:sz w:val="20"/>
       </w:rPr>
     </w:r>
+    <w:r>
+      <w:rPr>
+        <w:sz w:val="20"/>
+      </w:rPr>
+    </w:r>
   </w:p>
 </w:ftr>
 </file>
@@ -4107,7 +4427,6 @@
         <w:ind/>
         <w:rPr/>
       </w:pPr>
-      <w:r/>
       <w:r>
         <w:separator/>
       </w:r>
@@ -4122,7 +4441,6 @@
         <w:ind/>
         <w:rPr/>
       </w:pPr>
-      <w:r/>
       <w:r>
         <w:continuationSeparator/>
       </w:r>
@@ -4136,7 +4454,7 @@
 <w:hdr xmlns:wpc="http://schemas.microsoft.com/office/word/2010/wordprocessingCanvas" xmlns:mc="http://schemas.openxmlformats.org/markup-compatibility/2006" xmlns:o="urn:schemas-microsoft-com:office:office" xmlns:r="http://schemas.openxmlformats.org/officeDocument/2006/relationships" xmlns:m="http://schemas.openxmlformats.org/officeDocument/2006/math" xmlns:v="urn:schemas-microsoft-com:vml" xmlns:wp14="http://schemas.microsoft.com/office/word/2010/wordprocessingDrawing" xmlns:wp="http://schemas.openxmlformats.org/drawingml/2006/wordprocessingDrawing" xmlns:w10="urn:schemas-microsoft-com:office:word" xmlns:w="http://schemas.openxmlformats.org/wordprocessingml/2006/main" xmlns:w14="http://schemas.microsoft.com/office/word/2010/wordml" xmlns:w15="http://schemas.microsoft.com/office/word/2012/wordml" xmlns:wpg="http://schemas.microsoft.com/office/word/2010/wordprocessingGroup" xmlns:wpi="http://schemas.microsoft.com/office/word/2010/wordprocessingInk" xmlns:wne="http://schemas.microsoft.com/office/word/2006/wordml" xmlns:a="http://schemas.openxmlformats.org/drawingml/2006/main" xmlns:wps="http://schemas.microsoft.com/office/word/2010/wordprocessingShape" mc:Ignorable="w14 w15 wp14">
   <w:p>
     <w:pPr>
-      <w:pStyle w:val="769"/>
+      <w:pStyle w:val="988"/>
       <w:pBdr/>
       <w:spacing w:line="200" w:lineRule="exact"/>
       <w:ind/>
@@ -4243,6 +4561,11 @@
                               <w:sz w:val="24"/>
                             </w:rPr>
                           </w:r>
+                          <w:r>
+                            <w:rPr>
+                              <w:sz w:val="24"/>
+                            </w:rPr>
+                          </w:r>
                         </w:p>
                       </w:txbxContent>
                     </wps:txbx>
@@ -4323,6 +4646,11 @@
                         <w:sz w:val="24"/>
                       </w:rPr>
                     </w:r>
+                    <w:r>
+                      <w:rPr>
+                        <w:sz w:val="24"/>
+                      </w:rPr>
+                    </w:r>
                   </w:p>
                 </w:txbxContent>
               </v:textbox>
@@ -4399,6 +4727,12 @@
                               <w:sz w:val="24"/>
                             </w:rPr>
                           </w:r>
+                          <w:r>
+                            <w:rPr>
+                              <w:b/>
+                              <w:sz w:val="24"/>
+                            </w:rPr>
+                          </w:r>
                         </w:p>
                       </w:txbxContent>
                     </wps:txbx>
@@ -4448,6 +4782,12 @@
                         <w:sz w:val="24"/>
                       </w:rPr>
                     </w:r>
+                    <w:r>
+                      <w:rPr>
+                        <w:b/>
+                        <w:sz w:val="24"/>
+                      </w:rPr>
+                    </w:r>
                   </w:p>
                 </w:txbxContent>
               </v:textbox>
@@ -4455,6 +4795,11 @@
           </w:pict>
         </mc:Fallback>
       </mc:AlternateContent>
+    </w:r>
+    <w:r>
+      <w:rPr>
+        <w:sz w:val="20"/>
+      </w:rPr>
     </w:r>
     <w:r>
       <w:rPr>
@@ -4804,7 +5149,7 @@
     <w:lsdException w:name="Bibliography" w:uiPriority="37"/>
     <w:lsdException w:name="TOC Heading" w:uiPriority="39" w:qFormat="1"/>
   </w:latentStyles>
-  <w:style w:type="table" w:styleId="11" w:default="1">
+  <w:style w:type="table" w:styleId="799" w:default="1">
     <w:name w:val="Normal Table"/>
     <w:uiPriority w:val="99"/>
     <w:semiHidden/>
@@ -4997,9 +5342,9 @@
       </w:tcPr>
     </w:tblStylePr>
   </w:style>
-  <w:style w:type="table" w:styleId="12">
+  <w:style w:type="table" w:styleId="800">
     <w:name w:val="Table Grid"/>
-    <w:basedOn w:val="11"/>
+    <w:basedOn w:val="799"/>
     <w:uiPriority w:val="59"/>
     <w:pPr>
       <w:pBdr/>
@@ -5196,9 +5541,9 @@
       </w:tcPr>
     </w:tblStylePr>
   </w:style>
-  <w:style w:type="table" w:styleId="13">
+  <w:style w:type="table" w:styleId="801">
     <w:name w:val="Table Grid Light"/>
-    <w:basedOn w:val="11"/>
+    <w:basedOn w:val="799"/>
     <w:uiPriority w:val="59"/>
     <w:pPr>
       <w:pBdr/>
@@ -5395,9 +5740,9 @@
       </w:tcPr>
     </w:tblStylePr>
   </w:style>
-  <w:style w:type="table" w:styleId="14">
+  <w:style w:type="table" w:styleId="802">
     <w:name w:val="Plain Table 1"/>
-    <w:basedOn w:val="11"/>
+    <w:basedOn w:val="799"/>
     <w:uiPriority w:val="59"/>
     <w:pPr>
       <w:pBdr/>
@@ -5620,9 +5965,9 @@
       </w:tcPr>
     </w:tblStylePr>
   </w:style>
-  <w:style w:type="table" w:styleId="15">
+  <w:style w:type="table" w:styleId="803">
     <w:name w:val="Plain Table 2"/>
-    <w:basedOn w:val="11"/>
+    <w:basedOn w:val="799"/>
     <w:uiPriority w:val="59"/>
     <w:pPr>
       <w:pBdr/>
@@ -5853,9 +6198,9 @@
       </w:tcPr>
     </w:tblStylePr>
   </w:style>
-  <w:style w:type="table" w:styleId="16">
+  <w:style w:type="table" w:styleId="804">
     <w:name w:val="Plain Table 3"/>
-    <w:basedOn w:val="11"/>
+    <w:basedOn w:val="799"/>
     <w:uiPriority w:val="99"/>
     <w:pPr>
       <w:pBdr/>
@@ -6083,9 +6428,9 @@
       </w:tcPr>
     </w:tblStylePr>
   </w:style>
-  <w:style w:type="table" w:styleId="17">
+  <w:style w:type="table" w:styleId="805">
     <w:name w:val="Plain Table 4"/>
-    <w:basedOn w:val="11"/>
+    <w:basedOn w:val="799"/>
     <w:uiPriority w:val="99"/>
     <w:pPr>
       <w:pBdr/>
@@ -6299,9 +6644,9 @@
       </w:tcPr>
     </w:tblStylePr>
   </w:style>
-  <w:style w:type="table" w:styleId="18">
+  <w:style w:type="table" w:styleId="806">
     <w:name w:val="Plain Table 5"/>
-    <w:basedOn w:val="11"/>
+    <w:basedOn w:val="799"/>
     <w:uiPriority w:val="99"/>
     <w:pPr>
       <w:pBdr/>
@@ -6532,9 +6877,9 @@
       </w:tcPr>
     </w:tblStylePr>
   </w:style>
-  <w:style w:type="table" w:styleId="19">
+  <w:style w:type="table" w:styleId="807">
     <w:name w:val="Grid Table 1 Light"/>
-    <w:basedOn w:val="11"/>
+    <w:basedOn w:val="799"/>
     <w:uiPriority w:val="99"/>
     <w:pPr>
       <w:pBdr/>
@@ -6755,9 +7100,9 @@
       </w:tcPr>
     </w:tblStylePr>
   </w:style>
-  <w:style w:type="table" w:styleId="20">
+  <w:style w:type="table" w:styleId="808">
     <w:name w:val="Grid Table 1 Light - Accent 1"/>
-    <w:basedOn w:val="11"/>
+    <w:basedOn w:val="799"/>
     <w:uiPriority w:val="99"/>
     <w:pPr>
       <w:pBdr/>
@@ -6978,9 +7323,9 @@
       </w:tcPr>
     </w:tblStylePr>
   </w:style>
-  <w:style w:type="table" w:styleId="21">
+  <w:style w:type="table" w:styleId="809">
     <w:name w:val="Grid Table 1 Light - Accent 2"/>
-    <w:basedOn w:val="11"/>
+    <w:basedOn w:val="799"/>
     <w:uiPriority w:val="99"/>
     <w:pPr>
       <w:pBdr/>
@@ -7201,9 +7546,9 @@
       </w:tcPr>
     </w:tblStylePr>
   </w:style>
-  <w:style w:type="table" w:styleId="22">
+  <w:style w:type="table" w:styleId="810">
     <w:name w:val="Grid Table 1 Light - Accent 3"/>
-    <w:basedOn w:val="11"/>
+    <w:basedOn w:val="799"/>
     <w:uiPriority w:val="99"/>
     <w:pPr>
       <w:pBdr/>
@@ -7424,9 +7769,9 @@
       </w:tcPr>
     </w:tblStylePr>
   </w:style>
-  <w:style w:type="table" w:styleId="23">
+  <w:style w:type="table" w:styleId="811">
     <w:name w:val="Grid Table 1 Light - Accent 4"/>
-    <w:basedOn w:val="11"/>
+    <w:basedOn w:val="799"/>
     <w:uiPriority w:val="99"/>
     <w:pPr>
       <w:pBdr/>
@@ -7647,9 +7992,9 @@
       </w:tcPr>
     </w:tblStylePr>
   </w:style>
-  <w:style w:type="table" w:styleId="24">
+  <w:style w:type="table" w:styleId="812">
     <w:name w:val="Grid Table 1 Light - Accent 5"/>
-    <w:basedOn w:val="11"/>
+    <w:basedOn w:val="799"/>
     <w:uiPriority w:val="99"/>
     <w:pPr>
       <w:pBdr/>
@@ -7870,9 +8215,9 @@
       </w:tcPr>
     </w:tblStylePr>
   </w:style>
-  <w:style w:type="table" w:styleId="25">
+  <w:style w:type="table" w:styleId="813">
     <w:name w:val="Grid Table 1 Light - Accent 6"/>
-    <w:basedOn w:val="11"/>
+    <w:basedOn w:val="799"/>
     <w:uiPriority w:val="99"/>
     <w:pPr>
       <w:pBdr/>
@@ -8093,9 +8438,9 @@
       </w:tcPr>
     </w:tblStylePr>
   </w:style>
-  <w:style w:type="table" w:styleId="26">
+  <w:style w:type="table" w:styleId="814">
     <w:name w:val="Grid Table 2"/>
-    <w:basedOn w:val="11"/>
+    <w:basedOn w:val="799"/>
     <w:uiPriority w:val="99"/>
     <w:pPr>
       <w:pBdr/>
@@ -8325,9 +8670,9 @@
       </w:tcPr>
     </w:tblStylePr>
   </w:style>
-  <w:style w:type="table" w:styleId="27">
+  <w:style w:type="table" w:styleId="815">
     <w:name w:val="Grid Table 2 - Accent 1"/>
-    <w:basedOn w:val="11"/>
+    <w:basedOn w:val="799"/>
     <w:uiPriority w:val="99"/>
     <w:pPr>
       <w:pBdr/>
@@ -8557,9 +8902,9 @@
       </w:tcPr>
     </w:tblStylePr>
   </w:style>
-  <w:style w:type="table" w:styleId="28">
+  <w:style w:type="table" w:styleId="816">
     <w:name w:val="Grid Table 2 - Accent 2"/>
-    <w:basedOn w:val="11"/>
+    <w:basedOn w:val="799"/>
     <w:uiPriority w:val="99"/>
     <w:pPr>
       <w:pBdr/>
@@ -8789,9 +9134,9 @@
       </w:tcPr>
     </w:tblStylePr>
   </w:style>
-  <w:style w:type="table" w:styleId="29">
+  <w:style w:type="table" w:styleId="817">
     <w:name w:val="Grid Table 2 - Accent 3"/>
-    <w:basedOn w:val="11"/>
+    <w:basedOn w:val="799"/>
     <w:uiPriority w:val="99"/>
     <w:pPr>
       <w:pBdr/>
@@ -9021,9 +9366,9 @@
       </w:tcPr>
     </w:tblStylePr>
   </w:style>
-  <w:style w:type="table" w:styleId="30">
+  <w:style w:type="table" w:styleId="818">
     <w:name w:val="Grid Table 2 - Accent 4"/>
-    <w:basedOn w:val="11"/>
+    <w:basedOn w:val="799"/>
     <w:uiPriority w:val="99"/>
     <w:pPr>
       <w:pBdr/>
@@ -9253,9 +9598,9 @@
       </w:tcPr>
     </w:tblStylePr>
   </w:style>
-  <w:style w:type="table" w:styleId="31">
+  <w:style w:type="table" w:styleId="819">
     <w:name w:val="Grid Table 2 - Accent 5"/>
-    <w:basedOn w:val="11"/>
+    <w:basedOn w:val="799"/>
     <w:uiPriority w:val="99"/>
     <w:pPr>
       <w:pBdr/>
@@ -9485,9 +9830,9 @@
       </w:tcPr>
     </w:tblStylePr>
   </w:style>
-  <w:style w:type="table" w:styleId="32">
+  <w:style w:type="table" w:styleId="820">
     <w:name w:val="Grid Table 2 - Accent 6"/>
-    <w:basedOn w:val="11"/>
+    <w:basedOn w:val="799"/>
     <w:uiPriority w:val="99"/>
     <w:pPr>
       <w:pBdr/>
@@ -9717,9 +10062,9 @@
       </w:tcPr>
     </w:tblStylePr>
   </w:style>
-  <w:style w:type="table" w:styleId="33">
+  <w:style w:type="table" w:styleId="821">
     <w:name w:val="Grid Table 3"/>
-    <w:basedOn w:val="11"/>
+    <w:basedOn w:val="799"/>
     <w:uiPriority w:val="99"/>
     <w:pPr>
       <w:pBdr/>
@@ -9818,29 +10163,6 @@
         <w:tblBorders/>
       </w:tblPr>
       <w:tcPr>
-        <w:shd w:color="ffffff"/>
-        <w:tcBorders>
-          <w:top w:val="none" w:color="000000" w:sz="4" w:space="0"/>
-          <w:left w:val="none" w:color="000000" w:sz="4" w:space="0"/>
-          <w:bottom w:val="none" w:color="000000" w:sz="4" w:space="0"/>
-          <w:right w:val="none" w:color="000000" w:sz="4" w:space="0"/>
-        </w:tcBorders>
-      </w:tcPr>
-    </w:tblStylePr>
-    <w:tblStylePr w:type="firstRow">
-      <w:rPr>
-        <w:b/>
-        <w:color w:val="404040"/>
-      </w:rPr>
-      <w:pPr>
-        <w:pBdr/>
-        <w:spacing/>
-        <w:ind/>
-      </w:pPr>
-      <w:tblPr>
-        <w:tblBorders/>
-      </w:tblPr>
-      <w:tcPr>
         <w:shd w:val="clear" w:color="ffffff"/>
         <w:tcBorders>
           <w:top w:val="none" w:color="000000" w:sz="4" w:space="0"/>
@@ -9850,30 +10172,7 @@
         </w:tcBorders>
       </w:tcPr>
     </w:tblStylePr>
-    <w:tblStylePr w:type="lastCol">
-      <w:rPr>
-        <w:i/>
-        <w:color w:val="404040"/>
-      </w:rPr>
-      <w:pPr>
-        <w:pBdr/>
-        <w:spacing/>
-        <w:ind/>
-      </w:pPr>
-      <w:tblPr>
-        <w:tblBorders/>
-      </w:tblPr>
-      <w:tcPr>
-        <w:shd w:color="ffffff"/>
-        <w:tcBorders>
-          <w:top w:val="none" w:color="000000" w:sz="4" w:space="0"/>
-          <w:left w:val="none" w:color="000000" w:sz="4" w:space="0"/>
-          <w:bottom w:val="none" w:color="000000" w:sz="4" w:space="0"/>
-          <w:right w:val="none" w:color="000000" w:sz="4" w:space="0"/>
-        </w:tcBorders>
-      </w:tcPr>
-    </w:tblStylePr>
-    <w:tblStylePr w:type="lastRow">
+    <w:tblStylePr w:type="firstRow">
       <w:rPr>
         <w:b/>
         <w:color w:val="404040"/>
@@ -9896,6 +10195,52 @@
         </w:tcBorders>
       </w:tcPr>
     </w:tblStylePr>
+    <w:tblStylePr w:type="lastCol">
+      <w:rPr>
+        <w:i/>
+        <w:color w:val="404040"/>
+      </w:rPr>
+      <w:pPr>
+        <w:pBdr/>
+        <w:spacing/>
+        <w:ind/>
+      </w:pPr>
+      <w:tblPr>
+        <w:tblBorders/>
+      </w:tblPr>
+      <w:tcPr>
+        <w:shd w:val="clear" w:color="ffffff"/>
+        <w:tcBorders>
+          <w:top w:val="none" w:color="000000" w:sz="4" w:space="0"/>
+          <w:left w:val="none" w:color="000000" w:sz="4" w:space="0"/>
+          <w:bottom w:val="none" w:color="000000" w:sz="4" w:space="0"/>
+          <w:right w:val="none" w:color="000000" w:sz="4" w:space="0"/>
+        </w:tcBorders>
+      </w:tcPr>
+    </w:tblStylePr>
+    <w:tblStylePr w:type="lastRow">
+      <w:rPr>
+        <w:b/>
+        <w:color w:val="404040"/>
+      </w:rPr>
+      <w:pPr>
+        <w:pBdr/>
+        <w:spacing/>
+        <w:ind/>
+      </w:pPr>
+      <w:tblPr>
+        <w:tblBorders/>
+      </w:tblPr>
+      <w:tcPr>
+        <w:shd w:val="clear" w:color="ffffff"/>
+        <w:tcBorders>
+          <w:top w:val="none" w:color="000000" w:sz="4" w:space="0"/>
+          <w:left w:val="none" w:color="000000" w:sz="4" w:space="0"/>
+          <w:bottom w:val="none" w:color="000000" w:sz="4" w:space="0"/>
+          <w:right w:val="none" w:color="000000" w:sz="4" w:space="0"/>
+        </w:tcBorders>
+      </w:tcPr>
+    </w:tblStylePr>
     <w:tblStylePr w:type="nwCell">
       <w:pPr>
         <w:pBdr/>
@@ -9962,9 +10307,9 @@
       </w:tcPr>
     </w:tblStylePr>
   </w:style>
-  <w:style w:type="table" w:styleId="34">
+  <w:style w:type="table" w:styleId="822">
     <w:name w:val="Grid Table 3 - Accent 1"/>
-    <w:basedOn w:val="11"/>
+    <w:basedOn w:val="799"/>
     <w:uiPriority w:val="99"/>
     <w:pPr>
       <w:pBdr/>
@@ -10063,29 +10408,6 @@
         <w:tblBorders/>
       </w:tblPr>
       <w:tcPr>
-        <w:shd w:color="ffffff"/>
-        <w:tcBorders>
-          <w:top w:val="none" w:color="000000" w:sz="4" w:space="0"/>
-          <w:left w:val="none" w:color="000000" w:sz="4" w:space="0"/>
-          <w:bottom w:val="none" w:color="000000" w:sz="4" w:space="0"/>
-          <w:right w:val="none" w:color="000000" w:sz="4" w:space="0"/>
-        </w:tcBorders>
-      </w:tcPr>
-    </w:tblStylePr>
-    <w:tblStylePr w:type="firstRow">
-      <w:rPr>
-        <w:b/>
-        <w:color w:val="404040"/>
-      </w:rPr>
-      <w:pPr>
-        <w:pBdr/>
-        <w:spacing/>
-        <w:ind/>
-      </w:pPr>
-      <w:tblPr>
-        <w:tblBorders/>
-      </w:tblPr>
-      <w:tcPr>
         <w:shd w:val="clear" w:color="ffffff"/>
         <w:tcBorders>
           <w:top w:val="none" w:color="000000" w:sz="4" w:space="0"/>
@@ -10095,30 +10417,7 @@
         </w:tcBorders>
       </w:tcPr>
     </w:tblStylePr>
-    <w:tblStylePr w:type="lastCol">
-      <w:rPr>
-        <w:i/>
-        <w:color w:val="404040"/>
-      </w:rPr>
-      <w:pPr>
-        <w:pBdr/>
-        <w:spacing/>
-        <w:ind/>
-      </w:pPr>
-      <w:tblPr>
-        <w:tblBorders/>
-      </w:tblPr>
-      <w:tcPr>
-        <w:shd w:color="ffffff"/>
-        <w:tcBorders>
-          <w:top w:val="none" w:color="000000" w:sz="4" w:space="0"/>
-          <w:left w:val="none" w:color="000000" w:sz="4" w:space="0"/>
-          <w:bottom w:val="none" w:color="000000" w:sz="4" w:space="0"/>
-          <w:right w:val="none" w:color="000000" w:sz="4" w:space="0"/>
-        </w:tcBorders>
-      </w:tcPr>
-    </w:tblStylePr>
-    <w:tblStylePr w:type="lastRow">
+    <w:tblStylePr w:type="firstRow">
       <w:rPr>
         <w:b/>
         <w:color w:val="404040"/>
@@ -10141,6 +10440,52 @@
         </w:tcBorders>
       </w:tcPr>
     </w:tblStylePr>
+    <w:tblStylePr w:type="lastCol">
+      <w:rPr>
+        <w:i/>
+        <w:color w:val="404040"/>
+      </w:rPr>
+      <w:pPr>
+        <w:pBdr/>
+        <w:spacing/>
+        <w:ind/>
+      </w:pPr>
+      <w:tblPr>
+        <w:tblBorders/>
+      </w:tblPr>
+      <w:tcPr>
+        <w:shd w:val="clear" w:color="ffffff"/>
+        <w:tcBorders>
+          <w:top w:val="none" w:color="000000" w:sz="4" w:space="0"/>
+          <w:left w:val="none" w:color="000000" w:sz="4" w:space="0"/>
+          <w:bottom w:val="none" w:color="000000" w:sz="4" w:space="0"/>
+          <w:right w:val="none" w:color="000000" w:sz="4" w:space="0"/>
+        </w:tcBorders>
+      </w:tcPr>
+    </w:tblStylePr>
+    <w:tblStylePr w:type="lastRow">
+      <w:rPr>
+        <w:b/>
+        <w:color w:val="404040"/>
+      </w:rPr>
+      <w:pPr>
+        <w:pBdr/>
+        <w:spacing/>
+        <w:ind/>
+      </w:pPr>
+      <w:tblPr>
+        <w:tblBorders/>
+      </w:tblPr>
+      <w:tcPr>
+        <w:shd w:val="clear" w:color="ffffff"/>
+        <w:tcBorders>
+          <w:top w:val="none" w:color="000000" w:sz="4" w:space="0"/>
+          <w:left w:val="none" w:color="000000" w:sz="4" w:space="0"/>
+          <w:bottom w:val="none" w:color="000000" w:sz="4" w:space="0"/>
+          <w:right w:val="none" w:color="000000" w:sz="4" w:space="0"/>
+        </w:tcBorders>
+      </w:tcPr>
+    </w:tblStylePr>
     <w:tblStylePr w:type="nwCell">
       <w:pPr>
         <w:pBdr/>
@@ -10207,9 +10552,9 @@
       </w:tcPr>
     </w:tblStylePr>
   </w:style>
-  <w:style w:type="table" w:styleId="35">
+  <w:style w:type="table" w:styleId="823">
     <w:name w:val="Grid Table 3 - Accent 2"/>
-    <w:basedOn w:val="11"/>
+    <w:basedOn w:val="799"/>
     <w:uiPriority w:val="99"/>
     <w:pPr>
       <w:pBdr/>
@@ -10308,29 +10653,6 @@
         <w:tblBorders/>
       </w:tblPr>
       <w:tcPr>
-        <w:shd w:color="ffffff"/>
-        <w:tcBorders>
-          <w:top w:val="none" w:color="000000" w:sz="4" w:space="0"/>
-          <w:left w:val="none" w:color="000000" w:sz="4" w:space="0"/>
-          <w:bottom w:val="none" w:color="000000" w:sz="4" w:space="0"/>
-          <w:right w:val="none" w:color="000000" w:sz="4" w:space="0"/>
-        </w:tcBorders>
-      </w:tcPr>
-    </w:tblStylePr>
-    <w:tblStylePr w:type="firstRow">
-      <w:rPr>
-        <w:b/>
-        <w:color w:val="404040"/>
-      </w:rPr>
-      <w:pPr>
-        <w:pBdr/>
-        <w:spacing/>
-        <w:ind/>
-      </w:pPr>
-      <w:tblPr>
-        <w:tblBorders/>
-      </w:tblPr>
-      <w:tcPr>
         <w:shd w:val="clear" w:color="ffffff"/>
         <w:tcBorders>
           <w:top w:val="none" w:color="000000" w:sz="4" w:space="0"/>
@@ -10340,30 +10662,7 @@
         </w:tcBorders>
       </w:tcPr>
     </w:tblStylePr>
-    <w:tblStylePr w:type="lastCol">
-      <w:rPr>
-        <w:i/>
-        <w:color w:val="404040"/>
-      </w:rPr>
-      <w:pPr>
-        <w:pBdr/>
-        <w:spacing/>
-        <w:ind/>
-      </w:pPr>
-      <w:tblPr>
-        <w:tblBorders/>
-      </w:tblPr>
-      <w:tcPr>
-        <w:shd w:color="ffffff"/>
-        <w:tcBorders>
-          <w:top w:val="none" w:color="000000" w:sz="4" w:space="0"/>
-          <w:left w:val="none" w:color="000000" w:sz="4" w:space="0"/>
-          <w:bottom w:val="none" w:color="000000" w:sz="4" w:space="0"/>
-          <w:right w:val="none" w:color="000000" w:sz="4" w:space="0"/>
-        </w:tcBorders>
-      </w:tcPr>
-    </w:tblStylePr>
-    <w:tblStylePr w:type="lastRow">
+    <w:tblStylePr w:type="firstRow">
       <w:rPr>
         <w:b/>
         <w:color w:val="404040"/>
@@ -10386,6 +10685,52 @@
         </w:tcBorders>
       </w:tcPr>
     </w:tblStylePr>
+    <w:tblStylePr w:type="lastCol">
+      <w:rPr>
+        <w:i/>
+        <w:color w:val="404040"/>
+      </w:rPr>
+      <w:pPr>
+        <w:pBdr/>
+        <w:spacing/>
+        <w:ind/>
+      </w:pPr>
+      <w:tblPr>
+        <w:tblBorders/>
+      </w:tblPr>
+      <w:tcPr>
+        <w:shd w:val="clear" w:color="ffffff"/>
+        <w:tcBorders>
+          <w:top w:val="none" w:color="000000" w:sz="4" w:space="0"/>
+          <w:left w:val="none" w:color="000000" w:sz="4" w:space="0"/>
+          <w:bottom w:val="none" w:color="000000" w:sz="4" w:space="0"/>
+          <w:right w:val="none" w:color="000000" w:sz="4" w:space="0"/>
+        </w:tcBorders>
+      </w:tcPr>
+    </w:tblStylePr>
+    <w:tblStylePr w:type="lastRow">
+      <w:rPr>
+        <w:b/>
+        <w:color w:val="404040"/>
+      </w:rPr>
+      <w:pPr>
+        <w:pBdr/>
+        <w:spacing/>
+        <w:ind/>
+      </w:pPr>
+      <w:tblPr>
+        <w:tblBorders/>
+      </w:tblPr>
+      <w:tcPr>
+        <w:shd w:val="clear" w:color="ffffff"/>
+        <w:tcBorders>
+          <w:top w:val="none" w:color="000000" w:sz="4" w:space="0"/>
+          <w:left w:val="none" w:color="000000" w:sz="4" w:space="0"/>
+          <w:bottom w:val="none" w:color="000000" w:sz="4" w:space="0"/>
+          <w:right w:val="none" w:color="000000" w:sz="4" w:space="0"/>
+        </w:tcBorders>
+      </w:tcPr>
+    </w:tblStylePr>
     <w:tblStylePr w:type="nwCell">
       <w:pPr>
         <w:pBdr/>
@@ -10452,9 +10797,9 @@
       </w:tcPr>
     </w:tblStylePr>
   </w:style>
-  <w:style w:type="table" w:styleId="36">
+  <w:style w:type="table" w:styleId="824">
     <w:name w:val="Grid Table 3 - Accent 3"/>
-    <w:basedOn w:val="11"/>
+    <w:basedOn w:val="799"/>
     <w:uiPriority w:val="99"/>
     <w:pPr>
       <w:pBdr/>
@@ -10553,29 +10898,6 @@
         <w:tblBorders/>
       </w:tblPr>
       <w:tcPr>
-        <w:shd w:color="ffffff"/>
-        <w:tcBorders>
-          <w:top w:val="none" w:color="000000" w:sz="4" w:space="0"/>
-          <w:left w:val="none" w:color="000000" w:sz="4" w:space="0"/>
-          <w:bottom w:val="none" w:color="000000" w:sz="4" w:space="0"/>
-          <w:right w:val="none" w:color="000000" w:sz="4" w:space="0"/>
-        </w:tcBorders>
-      </w:tcPr>
-    </w:tblStylePr>
-    <w:tblStylePr w:type="firstRow">
-      <w:rPr>
-        <w:b/>
-        <w:color w:val="404040"/>
-      </w:rPr>
-      <w:pPr>
-        <w:pBdr/>
-        <w:spacing/>
-        <w:ind/>
-      </w:pPr>
-      <w:tblPr>
-        <w:tblBorders/>
-      </w:tblPr>
-      <w:tcPr>
         <w:shd w:val="clear" w:color="ffffff"/>
         <w:tcBorders>
           <w:top w:val="none" w:color="000000" w:sz="4" w:space="0"/>
@@ -10585,30 +10907,7 @@
         </w:tcBorders>
       </w:tcPr>
     </w:tblStylePr>
-    <w:tblStylePr w:type="lastCol">
-      <w:rPr>
-        <w:i/>
-        <w:color w:val="404040"/>
-      </w:rPr>
-      <w:pPr>
-        <w:pBdr/>
-        <w:spacing/>
-        <w:ind/>
-      </w:pPr>
-      <w:tblPr>
-        <w:tblBorders/>
-      </w:tblPr>
-      <w:tcPr>
-        <w:shd w:color="ffffff"/>
-        <w:tcBorders>
-          <w:top w:val="none" w:color="000000" w:sz="4" w:space="0"/>
-          <w:left w:val="none" w:color="000000" w:sz="4" w:space="0"/>
-          <w:bottom w:val="none" w:color="000000" w:sz="4" w:space="0"/>
-          <w:right w:val="none" w:color="000000" w:sz="4" w:space="0"/>
-        </w:tcBorders>
-      </w:tcPr>
-    </w:tblStylePr>
-    <w:tblStylePr w:type="lastRow">
+    <w:tblStylePr w:type="firstRow">
       <w:rPr>
         <w:b/>
         <w:color w:val="404040"/>
@@ -10631,6 +10930,52 @@
         </w:tcBorders>
       </w:tcPr>
     </w:tblStylePr>
+    <w:tblStylePr w:type="lastCol">
+      <w:rPr>
+        <w:i/>
+        <w:color w:val="404040"/>
+      </w:rPr>
+      <w:pPr>
+        <w:pBdr/>
+        <w:spacing/>
+        <w:ind/>
+      </w:pPr>
+      <w:tblPr>
+        <w:tblBorders/>
+      </w:tblPr>
+      <w:tcPr>
+        <w:shd w:val="clear" w:color="ffffff"/>
+        <w:tcBorders>
+          <w:top w:val="none" w:color="000000" w:sz="4" w:space="0"/>
+          <w:left w:val="none" w:color="000000" w:sz="4" w:space="0"/>
+          <w:bottom w:val="none" w:color="000000" w:sz="4" w:space="0"/>
+          <w:right w:val="none" w:color="000000" w:sz="4" w:space="0"/>
+        </w:tcBorders>
+      </w:tcPr>
+    </w:tblStylePr>
+    <w:tblStylePr w:type="lastRow">
+      <w:rPr>
+        <w:b/>
+        <w:color w:val="404040"/>
+      </w:rPr>
+      <w:pPr>
+        <w:pBdr/>
+        <w:spacing/>
+        <w:ind/>
+      </w:pPr>
+      <w:tblPr>
+        <w:tblBorders/>
+      </w:tblPr>
+      <w:tcPr>
+        <w:shd w:val="clear" w:color="ffffff"/>
+        <w:tcBorders>
+          <w:top w:val="none" w:color="000000" w:sz="4" w:space="0"/>
+          <w:left w:val="none" w:color="000000" w:sz="4" w:space="0"/>
+          <w:bottom w:val="none" w:color="000000" w:sz="4" w:space="0"/>
+          <w:right w:val="none" w:color="000000" w:sz="4" w:space="0"/>
+        </w:tcBorders>
+      </w:tcPr>
+    </w:tblStylePr>
     <w:tblStylePr w:type="nwCell">
       <w:pPr>
         <w:pBdr/>
@@ -10697,9 +11042,9 @@
       </w:tcPr>
     </w:tblStylePr>
   </w:style>
-  <w:style w:type="table" w:styleId="37">
+  <w:style w:type="table" w:styleId="825">
     <w:name w:val="Grid Table 3 - Accent 4"/>
-    <w:basedOn w:val="11"/>
+    <w:basedOn w:val="799"/>
     <w:uiPriority w:val="99"/>
     <w:pPr>
       <w:pBdr/>
@@ -10798,29 +11143,6 @@
         <w:tblBorders/>
       </w:tblPr>
       <w:tcPr>
-        <w:shd w:color="ffffff"/>
-        <w:tcBorders>
-          <w:top w:val="none" w:color="000000" w:sz="4" w:space="0"/>
-          <w:left w:val="none" w:color="000000" w:sz="4" w:space="0"/>
-          <w:bottom w:val="none" w:color="000000" w:sz="4" w:space="0"/>
-          <w:right w:val="none" w:color="000000" w:sz="4" w:space="0"/>
-        </w:tcBorders>
-      </w:tcPr>
-    </w:tblStylePr>
-    <w:tblStylePr w:type="firstRow">
-      <w:rPr>
-        <w:b/>
-        <w:color w:val="404040"/>
-      </w:rPr>
-      <w:pPr>
-        <w:pBdr/>
-        <w:spacing/>
-        <w:ind/>
-      </w:pPr>
-      <w:tblPr>
-        <w:tblBorders/>
-      </w:tblPr>
-      <w:tcPr>
         <w:shd w:val="clear" w:color="ffffff"/>
         <w:tcBorders>
           <w:top w:val="none" w:color="000000" w:sz="4" w:space="0"/>
@@ -10830,30 +11152,7 @@
         </w:tcBorders>
       </w:tcPr>
     </w:tblStylePr>
-    <w:tblStylePr w:type="lastCol">
-      <w:rPr>
-        <w:i/>
-        <w:color w:val="404040"/>
-      </w:rPr>
-      <w:pPr>
-        <w:pBdr/>
-        <w:spacing/>
-        <w:ind/>
-      </w:pPr>
-      <w:tblPr>
-        <w:tblBorders/>
-      </w:tblPr>
-      <w:tcPr>
-        <w:shd w:color="ffffff"/>
-        <w:tcBorders>
-          <w:top w:val="none" w:color="000000" w:sz="4" w:space="0"/>
-          <w:left w:val="none" w:color="000000" w:sz="4" w:space="0"/>
-          <w:bottom w:val="none" w:color="000000" w:sz="4" w:space="0"/>
-          <w:right w:val="none" w:color="000000" w:sz="4" w:space="0"/>
-        </w:tcBorders>
-      </w:tcPr>
-    </w:tblStylePr>
-    <w:tblStylePr w:type="lastRow">
+    <w:tblStylePr w:type="firstRow">
       <w:rPr>
         <w:b/>
         <w:color w:val="404040"/>
@@ -10876,6 +11175,52 @@
         </w:tcBorders>
       </w:tcPr>
     </w:tblStylePr>
+    <w:tblStylePr w:type="lastCol">
+      <w:rPr>
+        <w:i/>
+        <w:color w:val="404040"/>
+      </w:rPr>
+      <w:pPr>
+        <w:pBdr/>
+        <w:spacing/>
+        <w:ind/>
+      </w:pPr>
+      <w:tblPr>
+        <w:tblBorders/>
+      </w:tblPr>
+      <w:tcPr>
+        <w:shd w:val="clear" w:color="ffffff"/>
+        <w:tcBorders>
+          <w:top w:val="none" w:color="000000" w:sz="4" w:space="0"/>
+          <w:left w:val="none" w:color="000000" w:sz="4" w:space="0"/>
+          <w:bottom w:val="none" w:color="000000" w:sz="4" w:space="0"/>
+          <w:right w:val="none" w:color="000000" w:sz="4" w:space="0"/>
+        </w:tcBorders>
+      </w:tcPr>
+    </w:tblStylePr>
+    <w:tblStylePr w:type="lastRow">
+      <w:rPr>
+        <w:b/>
+        <w:color w:val="404040"/>
+      </w:rPr>
+      <w:pPr>
+        <w:pBdr/>
+        <w:spacing/>
+        <w:ind/>
+      </w:pPr>
+      <w:tblPr>
+        <w:tblBorders/>
+      </w:tblPr>
+      <w:tcPr>
+        <w:shd w:val="clear" w:color="ffffff"/>
+        <w:tcBorders>
+          <w:top w:val="none" w:color="000000" w:sz="4" w:space="0"/>
+          <w:left w:val="none" w:color="000000" w:sz="4" w:space="0"/>
+          <w:bottom w:val="none" w:color="000000" w:sz="4" w:space="0"/>
+          <w:right w:val="none" w:color="000000" w:sz="4" w:space="0"/>
+        </w:tcBorders>
+      </w:tcPr>
+    </w:tblStylePr>
     <w:tblStylePr w:type="nwCell">
       <w:pPr>
         <w:pBdr/>
@@ -10942,9 +11287,9 @@
       </w:tcPr>
     </w:tblStylePr>
   </w:style>
-  <w:style w:type="table" w:styleId="38">
+  <w:style w:type="table" w:styleId="826">
     <w:name w:val="Grid Table 3 - Accent 5"/>
-    <w:basedOn w:val="11"/>
+    <w:basedOn w:val="799"/>
     <w:uiPriority w:val="99"/>
     <w:pPr>
       <w:pBdr/>
@@ -11043,29 +11388,6 @@
         <w:tblBorders/>
       </w:tblPr>
       <w:tcPr>
-        <w:shd w:color="ffffff"/>
-        <w:tcBorders>
-          <w:top w:val="none" w:color="000000" w:sz="4" w:space="0"/>
-          <w:left w:val="none" w:color="000000" w:sz="4" w:space="0"/>
-          <w:bottom w:val="none" w:color="000000" w:sz="4" w:space="0"/>
-          <w:right w:val="none" w:color="000000" w:sz="4" w:space="0"/>
-        </w:tcBorders>
-      </w:tcPr>
-    </w:tblStylePr>
-    <w:tblStylePr w:type="firstRow">
-      <w:rPr>
-        <w:b/>
-        <w:color w:val="404040"/>
-      </w:rPr>
-      <w:pPr>
-        <w:pBdr/>
-        <w:spacing/>
-        <w:ind/>
-      </w:pPr>
-      <w:tblPr>
-        <w:tblBorders/>
-      </w:tblPr>
-      <w:tcPr>
         <w:shd w:val="clear" w:color="ffffff"/>
         <w:tcBorders>
           <w:top w:val="none" w:color="000000" w:sz="4" w:space="0"/>
@@ -11075,30 +11397,7 @@
         </w:tcBorders>
       </w:tcPr>
     </w:tblStylePr>
-    <w:tblStylePr w:type="lastCol">
-      <w:rPr>
-        <w:i/>
-        <w:color w:val="404040"/>
-      </w:rPr>
-      <w:pPr>
-        <w:pBdr/>
-        <w:spacing/>
-        <w:ind/>
-      </w:pPr>
-      <w:tblPr>
-        <w:tblBorders/>
-      </w:tblPr>
-      <w:tcPr>
-        <w:shd w:color="ffffff"/>
-        <w:tcBorders>
-          <w:top w:val="none" w:color="000000" w:sz="4" w:space="0"/>
-          <w:left w:val="none" w:color="000000" w:sz="4" w:space="0"/>
-          <w:bottom w:val="none" w:color="000000" w:sz="4" w:space="0"/>
-          <w:right w:val="none" w:color="000000" w:sz="4" w:space="0"/>
-        </w:tcBorders>
-      </w:tcPr>
-    </w:tblStylePr>
-    <w:tblStylePr w:type="lastRow">
+    <w:tblStylePr w:type="firstRow">
       <w:rPr>
         <w:b/>
         <w:color w:val="404040"/>
@@ -11121,6 +11420,52 @@
         </w:tcBorders>
       </w:tcPr>
     </w:tblStylePr>
+    <w:tblStylePr w:type="lastCol">
+      <w:rPr>
+        <w:i/>
+        <w:color w:val="404040"/>
+      </w:rPr>
+      <w:pPr>
+        <w:pBdr/>
+        <w:spacing/>
+        <w:ind/>
+      </w:pPr>
+      <w:tblPr>
+        <w:tblBorders/>
+      </w:tblPr>
+      <w:tcPr>
+        <w:shd w:val="clear" w:color="ffffff"/>
+        <w:tcBorders>
+          <w:top w:val="none" w:color="000000" w:sz="4" w:space="0"/>
+          <w:left w:val="none" w:color="000000" w:sz="4" w:space="0"/>
+          <w:bottom w:val="none" w:color="000000" w:sz="4" w:space="0"/>
+          <w:right w:val="none" w:color="000000" w:sz="4" w:space="0"/>
+        </w:tcBorders>
+      </w:tcPr>
+    </w:tblStylePr>
+    <w:tblStylePr w:type="lastRow">
+      <w:rPr>
+        <w:b/>
+        <w:color w:val="404040"/>
+      </w:rPr>
+      <w:pPr>
+        <w:pBdr/>
+        <w:spacing/>
+        <w:ind/>
+      </w:pPr>
+      <w:tblPr>
+        <w:tblBorders/>
+      </w:tblPr>
+      <w:tcPr>
+        <w:shd w:val="clear" w:color="ffffff"/>
+        <w:tcBorders>
+          <w:top w:val="none" w:color="000000" w:sz="4" w:space="0"/>
+          <w:left w:val="none" w:color="000000" w:sz="4" w:space="0"/>
+          <w:bottom w:val="none" w:color="000000" w:sz="4" w:space="0"/>
+          <w:right w:val="none" w:color="000000" w:sz="4" w:space="0"/>
+        </w:tcBorders>
+      </w:tcPr>
+    </w:tblStylePr>
     <w:tblStylePr w:type="nwCell">
       <w:pPr>
         <w:pBdr/>
@@ -11187,9 +11532,9 @@
       </w:tcPr>
     </w:tblStylePr>
   </w:style>
-  <w:style w:type="table" w:styleId="39">
+  <w:style w:type="table" w:styleId="827">
     <w:name w:val="Grid Table 3 - Accent 6"/>
-    <w:basedOn w:val="11"/>
+    <w:basedOn w:val="799"/>
     <w:uiPriority w:val="99"/>
     <w:pPr>
       <w:pBdr/>
@@ -11288,29 +11633,6 @@
         <w:tblBorders/>
       </w:tblPr>
       <w:tcPr>
-        <w:shd w:color="ffffff"/>
-        <w:tcBorders>
-          <w:top w:val="none" w:color="000000" w:sz="4" w:space="0"/>
-          <w:left w:val="none" w:color="000000" w:sz="4" w:space="0"/>
-          <w:bottom w:val="none" w:color="000000" w:sz="4" w:space="0"/>
-          <w:right w:val="none" w:color="000000" w:sz="4" w:space="0"/>
-        </w:tcBorders>
-      </w:tcPr>
-    </w:tblStylePr>
-    <w:tblStylePr w:type="firstRow">
-      <w:rPr>
-        <w:b/>
-        <w:color w:val="404040"/>
-      </w:rPr>
-      <w:pPr>
-        <w:pBdr/>
-        <w:spacing/>
-        <w:ind/>
-      </w:pPr>
-      <w:tblPr>
-        <w:tblBorders/>
-      </w:tblPr>
-      <w:tcPr>
         <w:shd w:val="clear" w:color="ffffff"/>
         <w:tcBorders>
           <w:top w:val="none" w:color="000000" w:sz="4" w:space="0"/>
@@ -11320,30 +11642,7 @@
         </w:tcBorders>
       </w:tcPr>
     </w:tblStylePr>
-    <w:tblStylePr w:type="lastCol">
-      <w:rPr>
-        <w:i/>
-        <w:color w:val="404040"/>
-      </w:rPr>
-      <w:pPr>
-        <w:pBdr/>
-        <w:spacing/>
-        <w:ind/>
-      </w:pPr>
-      <w:tblPr>
-        <w:tblBorders/>
-      </w:tblPr>
-      <w:tcPr>
-        <w:shd w:color="ffffff"/>
-        <w:tcBorders>
-          <w:top w:val="none" w:color="000000" w:sz="4" w:space="0"/>
-          <w:left w:val="none" w:color="000000" w:sz="4" w:space="0"/>
-          <w:bottom w:val="none" w:color="000000" w:sz="4" w:space="0"/>
-          <w:right w:val="none" w:color="000000" w:sz="4" w:space="0"/>
-        </w:tcBorders>
-      </w:tcPr>
-    </w:tblStylePr>
-    <w:tblStylePr w:type="lastRow">
+    <w:tblStylePr w:type="firstRow">
       <w:rPr>
         <w:b/>
         <w:color w:val="404040"/>
@@ -11366,6 +11665,52 @@
         </w:tcBorders>
       </w:tcPr>
     </w:tblStylePr>
+    <w:tblStylePr w:type="lastCol">
+      <w:rPr>
+        <w:i/>
+        <w:color w:val="404040"/>
+      </w:rPr>
+      <w:pPr>
+        <w:pBdr/>
+        <w:spacing/>
+        <w:ind/>
+      </w:pPr>
+      <w:tblPr>
+        <w:tblBorders/>
+      </w:tblPr>
+      <w:tcPr>
+        <w:shd w:val="clear" w:color="ffffff"/>
+        <w:tcBorders>
+          <w:top w:val="none" w:color="000000" w:sz="4" w:space="0"/>
+          <w:left w:val="none" w:color="000000" w:sz="4" w:space="0"/>
+          <w:bottom w:val="none" w:color="000000" w:sz="4" w:space="0"/>
+          <w:right w:val="none" w:color="000000" w:sz="4" w:space="0"/>
+        </w:tcBorders>
+      </w:tcPr>
+    </w:tblStylePr>
+    <w:tblStylePr w:type="lastRow">
+      <w:rPr>
+        <w:b/>
+        <w:color w:val="404040"/>
+      </w:rPr>
+      <w:pPr>
+        <w:pBdr/>
+        <w:spacing/>
+        <w:ind/>
+      </w:pPr>
+      <w:tblPr>
+        <w:tblBorders/>
+      </w:tblPr>
+      <w:tcPr>
+        <w:shd w:val="clear" w:color="ffffff"/>
+        <w:tcBorders>
+          <w:top w:val="none" w:color="000000" w:sz="4" w:space="0"/>
+          <w:left w:val="none" w:color="000000" w:sz="4" w:space="0"/>
+          <w:bottom w:val="none" w:color="000000" w:sz="4" w:space="0"/>
+          <w:right w:val="none" w:color="000000" w:sz="4" w:space="0"/>
+        </w:tcBorders>
+      </w:tcPr>
+    </w:tblStylePr>
     <w:tblStylePr w:type="nwCell">
       <w:pPr>
         <w:pBdr/>
@@ -11432,9 +11777,9 @@
       </w:tcPr>
     </w:tblStylePr>
   </w:style>
-  <w:style w:type="table" w:styleId="40">
+  <w:style w:type="table" w:styleId="828">
     <w:name w:val="Grid Table 4"/>
-    <w:basedOn w:val="11"/>
+    <w:basedOn w:val="799"/>
     <w:uiPriority w:val="59"/>
     <w:pPr>
       <w:pBdr/>
@@ -11665,9 +12010,9 @@
       </w:tcPr>
     </w:tblStylePr>
   </w:style>
-  <w:style w:type="table" w:styleId="41">
+  <w:style w:type="table" w:styleId="829">
     <w:name w:val="Grid Table 4 - Accent 1"/>
-    <w:basedOn w:val="11"/>
+    <w:basedOn w:val="799"/>
     <w:uiPriority w:val="59"/>
     <w:pPr>
       <w:pBdr/>
@@ -11898,9 +12243,9 @@
       </w:tcPr>
     </w:tblStylePr>
   </w:style>
-  <w:style w:type="table" w:styleId="42">
+  <w:style w:type="table" w:styleId="830">
     <w:name w:val="Grid Table 4 - Accent 2"/>
-    <w:basedOn w:val="11"/>
+    <w:basedOn w:val="799"/>
     <w:uiPriority w:val="59"/>
     <w:pPr>
       <w:pBdr/>
@@ -12131,9 +12476,9 @@
       </w:tcPr>
     </w:tblStylePr>
   </w:style>
-  <w:style w:type="table" w:styleId="43">
+  <w:style w:type="table" w:styleId="831">
     <w:name w:val="Grid Table 4 - Accent 3"/>
-    <w:basedOn w:val="11"/>
+    <w:basedOn w:val="799"/>
     <w:uiPriority w:val="59"/>
     <w:pPr>
       <w:pBdr/>
@@ -12364,9 +12709,9 @@
       </w:tcPr>
     </w:tblStylePr>
   </w:style>
-  <w:style w:type="table" w:styleId="44">
+  <w:style w:type="table" w:styleId="832">
     <w:name w:val="Grid Table 4 - Accent 4"/>
-    <w:basedOn w:val="11"/>
+    <w:basedOn w:val="799"/>
     <w:uiPriority w:val="59"/>
     <w:pPr>
       <w:pBdr/>
@@ -12597,9 +12942,9 @@
       </w:tcPr>
     </w:tblStylePr>
   </w:style>
-  <w:style w:type="table" w:styleId="45">
+  <w:style w:type="table" w:styleId="833">
     <w:name w:val="Grid Table 4 - Accent 5"/>
-    <w:basedOn w:val="11"/>
+    <w:basedOn w:val="799"/>
     <w:uiPriority w:val="59"/>
     <w:pPr>
       <w:pBdr/>
@@ -12830,9 +13175,9 @@
       </w:tcPr>
     </w:tblStylePr>
   </w:style>
-  <w:style w:type="table" w:styleId="46">
+  <w:style w:type="table" w:styleId="834">
     <w:name w:val="Grid Table 4 - Accent 6"/>
-    <w:basedOn w:val="11"/>
+    <w:basedOn w:val="799"/>
     <w:uiPriority w:val="59"/>
     <w:pPr>
       <w:pBdr/>
@@ -13063,9 +13408,9 @@
       </w:tcPr>
     </w:tblStylePr>
   </w:style>
-  <w:style w:type="table" w:styleId="47">
+  <w:style w:type="table" w:styleId="835">
     <w:name w:val="Grid Table 5 Dark"/>
-    <w:basedOn w:val="11"/>
+    <w:basedOn w:val="799"/>
     <w:uiPriority w:val="99"/>
     <w:pPr>
       <w:pBdr/>
@@ -13291,9 +13636,9 @@
       </w:tcPr>
     </w:tblStylePr>
   </w:style>
-  <w:style w:type="table" w:styleId="48">
+  <w:style w:type="table" w:styleId="836">
     <w:name w:val="Grid Table 5 Dark- Accent 1"/>
-    <w:basedOn w:val="11"/>
+    <w:basedOn w:val="799"/>
     <w:uiPriority w:val="99"/>
     <w:pPr>
       <w:pBdr/>
@@ -13519,9 +13864,9 @@
       </w:tcPr>
     </w:tblStylePr>
   </w:style>
-  <w:style w:type="table" w:styleId="49">
+  <w:style w:type="table" w:styleId="837">
     <w:name w:val="Grid Table 5 Dark - Accent 2"/>
-    <w:basedOn w:val="11"/>
+    <w:basedOn w:val="799"/>
     <w:uiPriority w:val="99"/>
     <w:pPr>
       <w:pBdr/>
@@ -13747,9 +14092,9 @@
       </w:tcPr>
     </w:tblStylePr>
   </w:style>
-  <w:style w:type="table" w:styleId="50">
+  <w:style w:type="table" w:styleId="838">
     <w:name w:val="Grid Table 5 Dark - Accent 3"/>
-    <w:basedOn w:val="11"/>
+    <w:basedOn w:val="799"/>
     <w:uiPriority w:val="99"/>
     <w:pPr>
       <w:pBdr/>
@@ -13975,9 +14320,9 @@
       </w:tcPr>
     </w:tblStylePr>
   </w:style>
-  <w:style w:type="table" w:styleId="51">
+  <w:style w:type="table" w:styleId="839">
     <w:name w:val="Grid Table 5 Dark- Accent 4"/>
-    <w:basedOn w:val="11"/>
+    <w:basedOn w:val="799"/>
     <w:uiPriority w:val="99"/>
     <w:pPr>
       <w:pBdr/>
@@ -14203,9 +14548,9 @@
       </w:tcPr>
     </w:tblStylePr>
   </w:style>
-  <w:style w:type="table" w:styleId="52">
+  <w:style w:type="table" w:styleId="840">
     <w:name w:val="Grid Table 5 Dark - Accent 5"/>
-    <w:basedOn w:val="11"/>
+    <w:basedOn w:val="799"/>
     <w:uiPriority w:val="99"/>
     <w:pPr>
       <w:pBdr/>
@@ -14431,9 +14776,9 @@
       </w:tcPr>
     </w:tblStylePr>
   </w:style>
-  <w:style w:type="table" w:styleId="53">
+  <w:style w:type="table" w:styleId="841">
     <w:name w:val="Grid Table 5 Dark - Accent 6"/>
-    <w:basedOn w:val="11"/>
+    <w:basedOn w:val="799"/>
     <w:uiPriority w:val="99"/>
     <w:pPr>
       <w:pBdr/>
@@ -14659,9 +15004,9 @@
       </w:tcPr>
     </w:tblStylePr>
   </w:style>
-  <w:style w:type="table" w:styleId="54">
+  <w:style w:type="table" w:styleId="842">
     <w:name w:val="Grid Table 6 Colorful"/>
-    <w:basedOn w:val="11"/>
+    <w:basedOn w:val="799"/>
     <w:uiPriority w:val="99"/>
     <w:pPr>
       <w:pBdr/>
@@ -14889,9 +15234,9 @@
       </w:tcPr>
     </w:tblStylePr>
   </w:style>
-  <w:style w:type="table" w:styleId="55">
+  <w:style w:type="table" w:styleId="843">
     <w:name w:val="Grid Table 6 Colorful - Accent 1"/>
-    <w:basedOn w:val="11"/>
+    <w:basedOn w:val="799"/>
     <w:uiPriority w:val="99"/>
     <w:pPr>
       <w:pBdr/>
@@ -15119,9 +15464,9 @@
       </w:tcPr>
     </w:tblStylePr>
   </w:style>
-  <w:style w:type="table" w:styleId="56">
+  <w:style w:type="table" w:styleId="844">
     <w:name w:val="Grid Table 6 Colorful - Accent 2"/>
-    <w:basedOn w:val="11"/>
+    <w:basedOn w:val="799"/>
     <w:uiPriority w:val="99"/>
     <w:pPr>
       <w:pBdr/>
@@ -15349,9 +15694,9 @@
       </w:tcPr>
     </w:tblStylePr>
   </w:style>
-  <w:style w:type="table" w:styleId="57">
+  <w:style w:type="table" w:styleId="845">
     <w:name w:val="Grid Table 6 Colorful - Accent 3"/>
-    <w:basedOn w:val="11"/>
+    <w:basedOn w:val="799"/>
     <w:uiPriority w:val="99"/>
     <w:pPr>
       <w:pBdr/>
@@ -15579,9 +15924,9 @@
       </w:tcPr>
     </w:tblStylePr>
   </w:style>
-  <w:style w:type="table" w:styleId="58">
+  <w:style w:type="table" w:styleId="846">
     <w:name w:val="Grid Table 6 Colorful - Accent 4"/>
-    <w:basedOn w:val="11"/>
+    <w:basedOn w:val="799"/>
     <w:uiPriority w:val="99"/>
     <w:pPr>
       <w:pBdr/>
@@ -15809,9 +16154,9 @@
       </w:tcPr>
     </w:tblStylePr>
   </w:style>
-  <w:style w:type="table" w:styleId="59">
+  <w:style w:type="table" w:styleId="847">
     <w:name w:val="Grid Table 6 Colorful - Accent 5"/>
-    <w:basedOn w:val="11"/>
+    <w:basedOn w:val="799"/>
     <w:uiPriority w:val="99"/>
     <w:pPr>
       <w:pBdr/>
@@ -16039,9 +16384,9 @@
       </w:tcPr>
     </w:tblStylePr>
   </w:style>
-  <w:style w:type="table" w:styleId="60">
+  <w:style w:type="table" w:styleId="848">
     <w:name w:val="Grid Table 6 Colorful - Accent 6"/>
-    <w:basedOn w:val="11"/>
+    <w:basedOn w:val="799"/>
     <w:uiPriority w:val="99"/>
     <w:pPr>
       <w:pBdr/>
@@ -16269,9 +16614,9 @@
       </w:tcPr>
     </w:tblStylePr>
   </w:style>
-  <w:style w:type="table" w:styleId="61">
+  <w:style w:type="table" w:styleId="849">
     <w:name w:val="Grid Table 7 Colorful"/>
-    <w:basedOn w:val="11"/>
+    <w:basedOn w:val="799"/>
     <w:uiPriority w:val="99"/>
     <w:pPr>
       <w:pBdr/>
@@ -16373,11 +16718,11 @@
         <w:tblBorders/>
       </w:tblPr>
       <w:tcPr>
-        <w:shd w:color="ffffff"/>
+        <w:shd w:val="clear" w:color="ffffff"/>
         <w:tcBorders>
-          <w:top w:val="none"/>
-          <w:left w:val="none"/>
-          <w:bottom w:val="none"/>
+          <w:top w:val="none" w:color="000000" w:sz="4" w:space="0"/>
+          <w:left w:val="none" w:color="000000" w:sz="4" w:space="0"/>
+          <w:bottom w:val="none" w:color="000000" w:sz="4" w:space="0"/>
           <w:right w:val="single" w:color="000000" w:themeColor="text1" w:themeTint="80" w:sz="4" w:space="0"/>
         </w:tcBorders>
       </w:tcPr>
@@ -16400,10 +16745,10 @@
       <w:tcPr>
         <w:shd w:val="clear" w:color="ffffff" w:themeColor="light1" w:fill="ffffff" w:themeFill="light1"/>
         <w:tcBorders>
-          <w:top w:val="none"/>
-          <w:left w:val="none"/>
+          <w:top w:val="none" w:color="000000" w:sz="4" w:space="0"/>
+          <w:left w:val="none" w:color="000000" w:sz="4" w:space="0"/>
           <w:bottom w:val="single" w:color="000000" w:themeColor="text1" w:themeTint="80" w:sz="4" w:space="0"/>
-          <w:right w:val="none"/>
+          <w:right w:val="none" w:color="000000" w:sz="4" w:space="0"/>
         </w:tcBorders>
       </w:tcPr>
     </w:tblStylePr>
@@ -16423,12 +16768,12 @@
         <w:tblBorders/>
       </w:tblPr>
       <w:tcPr>
-        <w:shd w:color="ffffff"/>
+        <w:shd w:val="clear" w:color="ffffff"/>
         <w:tcBorders>
-          <w:top w:val="none"/>
+          <w:top w:val="none" w:color="000000" w:sz="4" w:space="0"/>
           <w:left w:val="single" w:color="000000" w:themeColor="text1" w:themeTint="80" w:sz="4" w:space="0"/>
-          <w:bottom w:val="none"/>
-          <w:right w:val="none"/>
+          <w:bottom w:val="none" w:color="000000" w:sz="4" w:space="0"/>
+          <w:right w:val="none" w:color="000000" w:sz="4" w:space="0"/>
         </w:tcBorders>
       </w:tcPr>
     </w:tblStylePr>
@@ -16451,9 +16796,9 @@
         <w:shd w:val="clear" w:color="ffffff" w:themeColor="light1" w:fill="ffffff" w:themeFill="light1"/>
         <w:tcBorders>
           <w:top w:val="single" w:color="000000" w:themeColor="text1" w:themeTint="80" w:sz="4" w:space="0"/>
-          <w:left w:val="none"/>
-          <w:bottom w:val="none"/>
-          <w:right w:val="none"/>
+          <w:left w:val="none" w:color="000000" w:sz="4" w:space="0"/>
+          <w:bottom w:val="none" w:color="000000" w:sz="4" w:space="0"/>
+          <w:right w:val="none" w:color="000000" w:sz="4" w:space="0"/>
         </w:tcBorders>
       </w:tcPr>
     </w:tblStylePr>
@@ -16523,9 +16868,9 @@
       </w:tcPr>
     </w:tblStylePr>
   </w:style>
-  <w:style w:type="table" w:styleId="62">
+  <w:style w:type="table" w:styleId="850">
     <w:name w:val="Grid Table 7 Colorful - Accent 1"/>
-    <w:basedOn w:val="11"/>
+    <w:basedOn w:val="799"/>
     <w:uiPriority w:val="99"/>
     <w:pPr>
       <w:pBdr/>
@@ -16627,11 +16972,11 @@
         <w:tblBorders/>
       </w:tblPr>
       <w:tcPr>
-        <w:shd w:color="ffffff"/>
+        <w:shd w:val="clear" w:color="ffffff"/>
         <w:tcBorders>
-          <w:top w:val="none"/>
-          <w:left w:val="none"/>
-          <w:bottom w:val="none"/>
+          <w:top w:val="none" w:color="000000" w:sz="4" w:space="0"/>
+          <w:left w:val="none" w:color="000000" w:sz="4" w:space="0"/>
+          <w:bottom w:val="none" w:color="000000" w:sz="4" w:space="0"/>
           <w:right w:val="single" w:color="000000" w:themeColor="accent1" w:themeTint="80" w:sz="4" w:space="0"/>
         </w:tcBorders>
       </w:tcPr>
@@ -16654,10 +16999,10 @@
       <w:tcPr>
         <w:shd w:val="clear" w:color="ffffff" w:themeColor="light1" w:fill="ffffff" w:themeFill="light1"/>
         <w:tcBorders>
-          <w:top w:val="none"/>
-          <w:left w:val="none"/>
+          <w:top w:val="none" w:color="000000" w:sz="4" w:space="0"/>
+          <w:left w:val="none" w:color="000000" w:sz="4" w:space="0"/>
           <w:bottom w:val="single" w:color="000000" w:themeColor="accent1" w:themeTint="80" w:sz="4" w:space="0"/>
-          <w:right w:val="none"/>
+          <w:right w:val="none" w:color="000000" w:sz="4" w:space="0"/>
         </w:tcBorders>
       </w:tcPr>
     </w:tblStylePr>
@@ -16677,12 +17022,12 @@
         <w:tblBorders/>
       </w:tblPr>
       <w:tcPr>
-        <w:shd w:color="ffffff"/>
+        <w:shd w:val="clear" w:color="ffffff"/>
         <w:tcBorders>
-          <w:top w:val="none"/>
+          <w:top w:val="none" w:color="000000" w:sz="4" w:space="0"/>
           <w:left w:val="single" w:color="000000" w:themeColor="accent1" w:themeTint="80" w:sz="4" w:space="0"/>
-          <w:bottom w:val="none"/>
-          <w:right w:val="none"/>
+          <w:bottom w:val="none" w:color="000000" w:sz="4" w:space="0"/>
+          <w:right w:val="none" w:color="000000" w:sz="4" w:space="0"/>
         </w:tcBorders>
       </w:tcPr>
     </w:tblStylePr>
@@ -16705,9 +17050,9 @@
         <w:shd w:val="clear" w:color="ffffff" w:themeColor="light1" w:fill="ffffff" w:themeFill="light1"/>
         <w:tcBorders>
           <w:top w:val="single" w:color="000000" w:themeColor="accent1" w:themeTint="80" w:sz="4" w:space="0"/>
-          <w:left w:val="none"/>
-          <w:bottom w:val="none"/>
-          <w:right w:val="none"/>
+          <w:left w:val="none" w:color="000000" w:sz="4" w:space="0"/>
+          <w:bottom w:val="none" w:color="000000" w:sz="4" w:space="0"/>
+          <w:right w:val="none" w:color="000000" w:sz="4" w:space="0"/>
         </w:tcBorders>
       </w:tcPr>
     </w:tblStylePr>
@@ -16777,9 +17122,9 @@
       </w:tcPr>
     </w:tblStylePr>
   </w:style>
-  <w:style w:type="table" w:styleId="63">
+  <w:style w:type="table" w:styleId="851">
     <w:name w:val="Grid Table 7 Colorful - Accent 2"/>
-    <w:basedOn w:val="11"/>
+    <w:basedOn w:val="799"/>
     <w:uiPriority w:val="99"/>
     <w:pPr>
       <w:pBdr/>
@@ -16881,11 +17226,11 @@
         <w:tblBorders/>
       </w:tblPr>
       <w:tcPr>
-        <w:shd w:color="ffffff"/>
+        <w:shd w:val="clear" w:color="ffffff"/>
         <w:tcBorders>
-          <w:top w:val="none"/>
-          <w:left w:val="none"/>
-          <w:bottom w:val="none"/>
+          <w:top w:val="none" w:color="000000" w:sz="4" w:space="0"/>
+          <w:left w:val="none" w:color="000000" w:sz="4" w:space="0"/>
+          <w:bottom w:val="none" w:color="000000" w:sz="4" w:space="0"/>
           <w:right w:val="single" w:color="000000" w:themeColor="accent2" w:themeTint="97" w:sz="4" w:space="0"/>
         </w:tcBorders>
       </w:tcPr>
@@ -16908,10 +17253,10 @@
       <w:tcPr>
         <w:shd w:val="clear" w:color="ffffff" w:themeColor="light1" w:fill="ffffff" w:themeFill="light1"/>
         <w:tcBorders>
-          <w:top w:val="none"/>
-          <w:left w:val="none"/>
+          <w:top w:val="none" w:color="000000" w:sz="4" w:space="0"/>
+          <w:left w:val="none" w:color="000000" w:sz="4" w:space="0"/>
           <w:bottom w:val="single" w:color="000000" w:themeColor="accent2" w:themeTint="97" w:sz="4" w:space="0"/>
-          <w:right w:val="none"/>
+          <w:right w:val="none" w:color="000000" w:sz="4" w:space="0"/>
         </w:tcBorders>
       </w:tcPr>
     </w:tblStylePr>
@@ -16931,12 +17276,12 @@
         <w:tblBorders/>
       </w:tblPr>
       <w:tcPr>
-        <w:shd w:color="ffffff"/>
+        <w:shd w:val="clear" w:color="ffffff"/>
         <w:tcBorders>
-          <w:top w:val="none"/>
+          <w:top w:val="none" w:color="000000" w:sz="4" w:space="0"/>
           <w:left w:val="single" w:color="000000" w:themeColor="accent2" w:themeTint="97" w:sz="4" w:space="0"/>
-          <w:bottom w:val="none"/>
-          <w:right w:val="none"/>
+          <w:bottom w:val="none" w:color="000000" w:sz="4" w:space="0"/>
+          <w:right w:val="none" w:color="000000" w:sz="4" w:space="0"/>
         </w:tcBorders>
       </w:tcPr>
     </w:tblStylePr>
@@ -16959,9 +17304,9 @@
         <w:shd w:val="clear" w:color="ffffff" w:themeColor="light1" w:fill="ffffff" w:themeFill="light1"/>
         <w:tcBorders>
           <w:top w:val="single" w:color="000000" w:themeColor="accent2" w:themeTint="97" w:sz="4" w:space="0"/>
-          <w:left w:val="none"/>
-          <w:bottom w:val="none"/>
-          <w:right w:val="none"/>
+          <w:left w:val="none" w:color="000000" w:sz="4" w:space="0"/>
+          <w:bottom w:val="none" w:color="000000" w:sz="4" w:space="0"/>
+          <w:right w:val="none" w:color="000000" w:sz="4" w:space="0"/>
         </w:tcBorders>
       </w:tcPr>
     </w:tblStylePr>
@@ -17031,9 +17376,9 @@
       </w:tcPr>
     </w:tblStylePr>
   </w:style>
-  <w:style w:type="table" w:styleId="64">
+  <w:style w:type="table" w:styleId="852">
     <w:name w:val="Grid Table 7 Colorful - Accent 3"/>
-    <w:basedOn w:val="11"/>
+    <w:basedOn w:val="799"/>
     <w:uiPriority w:val="99"/>
     <w:pPr>
       <w:pBdr/>
@@ -17135,11 +17480,11 @@
         <w:tblBorders/>
       </w:tblPr>
       <w:tcPr>
-        <w:shd w:color="ffffff"/>
+        <w:shd w:val="clear" w:color="ffffff"/>
         <w:tcBorders>
-          <w:top w:val="none"/>
-          <w:left w:val="none"/>
-          <w:bottom w:val="none"/>
+          <w:top w:val="none" w:color="000000" w:sz="4" w:space="0"/>
+          <w:left w:val="none" w:color="000000" w:sz="4" w:space="0"/>
+          <w:bottom w:val="none" w:color="000000" w:sz="4" w:space="0"/>
           <w:right w:val="single" w:color="000000" w:themeColor="accent3" w:themeTint="FE" w:sz="4" w:space="0"/>
         </w:tcBorders>
       </w:tcPr>
@@ -17162,10 +17507,10 @@
       <w:tcPr>
         <w:shd w:val="clear" w:color="ffffff" w:themeColor="light1" w:fill="ffffff" w:themeFill="light1"/>
         <w:tcBorders>
-          <w:top w:val="none"/>
-          <w:left w:val="none"/>
+          <w:top w:val="none" w:color="000000" w:sz="4" w:space="0"/>
+          <w:left w:val="none" w:color="000000" w:sz="4" w:space="0"/>
           <w:bottom w:val="single" w:color="000000" w:themeColor="accent3" w:themeTint="FE" w:sz="4" w:space="0"/>
-          <w:right w:val="none"/>
+          <w:right w:val="none" w:color="000000" w:sz="4" w:space="0"/>
         </w:tcBorders>
       </w:tcPr>
     </w:tblStylePr>
@@ -17185,12 +17530,12 @@
         <w:tblBorders/>
       </w:tblPr>
       <w:tcPr>
-        <w:shd w:color="ffffff"/>
+        <w:shd w:val="clear" w:color="ffffff"/>
         <w:tcBorders>
-          <w:top w:val="none"/>
+          <w:top w:val="none" w:color="000000" w:sz="4" w:space="0"/>
           <w:left w:val="single" w:color="000000" w:themeColor="accent3" w:themeTint="FE" w:sz="4" w:space="0"/>
-          <w:bottom w:val="none"/>
-          <w:right w:val="none"/>
+          <w:bottom w:val="none" w:color="000000" w:sz="4" w:space="0"/>
+          <w:right w:val="none" w:color="000000" w:sz="4" w:space="0"/>
         </w:tcBorders>
       </w:tcPr>
     </w:tblStylePr>
@@ -17213,9 +17558,9 @@
         <w:shd w:val="clear" w:color="ffffff" w:themeColor="light1" w:fill="ffffff" w:themeFill="light1"/>
         <w:tcBorders>
           <w:top w:val="single" w:color="000000" w:themeColor="accent3" w:themeTint="FE" w:sz="4" w:space="0"/>
-          <w:left w:val="none"/>
-          <w:bottom w:val="none"/>
-          <w:right w:val="none"/>
+          <w:left w:val="none" w:color="000000" w:sz="4" w:space="0"/>
+          <w:bottom w:val="none" w:color="000000" w:sz="4" w:space="0"/>
+          <w:right w:val="none" w:color="000000" w:sz="4" w:space="0"/>
         </w:tcBorders>
       </w:tcPr>
     </w:tblStylePr>
@@ -17285,9 +17630,9 @@
       </w:tcPr>
     </w:tblStylePr>
   </w:style>
-  <w:style w:type="table" w:styleId="65">
+  <w:style w:type="table" w:styleId="853">
     <w:name w:val="Grid Table 7 Colorful - Accent 4"/>
-    <w:basedOn w:val="11"/>
+    <w:basedOn w:val="799"/>
     <w:uiPriority w:val="99"/>
     <w:pPr>
       <w:pBdr/>
@@ -17389,11 +17734,11 @@
         <w:tblBorders/>
       </w:tblPr>
       <w:tcPr>
-        <w:shd w:color="ffffff"/>
+        <w:shd w:val="clear" w:color="ffffff"/>
         <w:tcBorders>
-          <w:top w:val="none"/>
-          <w:left w:val="none"/>
-          <w:bottom w:val="none"/>
+          <w:top w:val="none" w:color="000000" w:sz="4" w:space="0"/>
+          <w:left w:val="none" w:color="000000" w:sz="4" w:space="0"/>
+          <w:bottom w:val="none" w:color="000000" w:sz="4" w:space="0"/>
           <w:right w:val="single" w:color="000000" w:themeColor="accent4" w:themeTint="9A" w:sz="4" w:space="0"/>
         </w:tcBorders>
       </w:tcPr>
@@ -17416,10 +17761,10 @@
       <w:tcPr>
         <w:shd w:val="clear" w:color="ffffff" w:themeColor="light1" w:fill="ffffff" w:themeFill="light1"/>
         <w:tcBorders>
-          <w:top w:val="none"/>
-          <w:left w:val="none"/>
+          <w:top w:val="none" w:color="000000" w:sz="4" w:space="0"/>
+          <w:left w:val="none" w:color="000000" w:sz="4" w:space="0"/>
           <w:bottom w:val="single" w:color="000000" w:themeColor="accent4" w:themeTint="9A" w:sz="4" w:space="0"/>
-          <w:right w:val="none"/>
+          <w:right w:val="none" w:color="000000" w:sz="4" w:space="0"/>
         </w:tcBorders>
       </w:tcPr>
     </w:tblStylePr>
@@ -17439,12 +17784,12 @@
         <w:tblBorders/>
       </w:tblPr>
       <w:tcPr>
-        <w:shd w:color="ffffff"/>
+        <w:shd w:val="clear" w:color="ffffff"/>
         <w:tcBorders>
-          <w:top w:val="none"/>
+          <w:top w:val="none" w:color="000000" w:sz="4" w:space="0"/>
           <w:left w:val="single" w:color="000000" w:themeColor="accent4" w:themeTint="9A" w:sz="4" w:space="0"/>
-          <w:bottom w:val="none"/>
-          <w:right w:val="none"/>
+          <w:bottom w:val="none" w:color="000000" w:sz="4" w:space="0"/>
+          <w:right w:val="none" w:color="000000" w:sz="4" w:space="0"/>
         </w:tcBorders>
       </w:tcPr>
     </w:tblStylePr>
@@ -17467,9 +17812,9 @@
         <w:shd w:val="clear" w:color="ffffff" w:themeColor="light1" w:fill="ffffff" w:themeFill="light1"/>
         <w:tcBorders>
           <w:top w:val="single" w:color="000000" w:themeColor="accent4" w:themeTint="9A" w:sz="4" w:space="0"/>
-          <w:left w:val="none"/>
-          <w:bottom w:val="none"/>
-          <w:right w:val="none"/>
+          <w:left w:val="none" w:color="000000" w:sz="4" w:space="0"/>
+          <w:bottom w:val="none" w:color="000000" w:sz="4" w:space="0"/>
+          <w:right w:val="none" w:color="000000" w:sz="4" w:space="0"/>
         </w:tcBorders>
       </w:tcPr>
     </w:tblStylePr>
@@ -17539,9 +17884,9 @@
       </w:tcPr>
     </w:tblStylePr>
   </w:style>
-  <w:style w:type="table" w:styleId="66">
+  <w:style w:type="table" w:styleId="854">
     <w:name w:val="Grid Table 7 Colorful - Accent 5"/>
-    <w:basedOn w:val="11"/>
+    <w:basedOn w:val="799"/>
     <w:uiPriority w:val="99"/>
     <w:pPr>
       <w:pBdr/>
@@ -17643,11 +17988,11 @@
         <w:tblBorders/>
       </w:tblPr>
       <w:tcPr>
-        <w:shd w:color="ffffff"/>
+        <w:shd w:val="clear" w:color="ffffff"/>
         <w:tcBorders>
-          <w:top w:val="none"/>
-          <w:left w:val="none"/>
-          <w:bottom w:val="none"/>
+          <w:top w:val="none" w:color="000000" w:sz="4" w:space="0"/>
+          <w:left w:val="none" w:color="000000" w:sz="4" w:space="0"/>
+          <w:bottom w:val="none" w:color="000000" w:sz="4" w:space="0"/>
           <w:right w:val="single" w:color="000000" w:themeColor="accent5" w:themeTint="90" w:sz="4" w:space="0"/>
         </w:tcBorders>
       </w:tcPr>
@@ -17670,10 +18015,10 @@
       <w:tcPr>
         <w:shd w:val="clear" w:color="ffffff" w:themeColor="light1" w:fill="ffffff" w:themeFill="light1"/>
         <w:tcBorders>
-          <w:top w:val="none"/>
-          <w:left w:val="none"/>
+          <w:top w:val="none" w:color="000000" w:sz="4" w:space="0"/>
+          <w:left w:val="none" w:color="000000" w:sz="4" w:space="0"/>
           <w:bottom w:val="single" w:color="000000" w:themeColor="accent5" w:themeTint="90" w:sz="4" w:space="0"/>
-          <w:right w:val="none"/>
+          <w:right w:val="none" w:color="000000" w:sz="4" w:space="0"/>
         </w:tcBorders>
       </w:tcPr>
     </w:tblStylePr>
@@ -17693,12 +18038,12 @@
         <w:tblBorders/>
       </w:tblPr>
       <w:tcPr>
-        <w:shd w:color="ffffff"/>
+        <w:shd w:val="clear" w:color="ffffff"/>
         <w:tcBorders>
-          <w:top w:val="none"/>
+          <w:top w:val="none" w:color="000000" w:sz="4" w:space="0"/>
           <w:left w:val="single" w:color="000000" w:themeColor="accent5" w:themeTint="90" w:sz="4" w:space="0"/>
-          <w:bottom w:val="none"/>
-          <w:right w:val="none"/>
+          <w:bottom w:val="none" w:color="000000" w:sz="4" w:space="0"/>
+          <w:right w:val="none" w:color="000000" w:sz="4" w:space="0"/>
         </w:tcBorders>
       </w:tcPr>
     </w:tblStylePr>
@@ -17721,9 +18066,9 @@
         <w:shd w:val="clear" w:color="ffffff" w:themeColor="light1" w:fill="ffffff" w:themeFill="light1"/>
         <w:tcBorders>
           <w:top w:val="single" w:color="000000" w:themeColor="accent5" w:themeTint="90" w:sz="4" w:space="0"/>
-          <w:left w:val="none"/>
-          <w:bottom w:val="none"/>
-          <w:right w:val="none"/>
+          <w:left w:val="none" w:color="000000" w:sz="4" w:space="0"/>
+          <w:bottom w:val="none" w:color="000000" w:sz="4" w:space="0"/>
+          <w:right w:val="none" w:color="000000" w:sz="4" w:space="0"/>
         </w:tcBorders>
       </w:tcPr>
     </w:tblStylePr>
@@ -17793,9 +18138,9 @@
       </w:tcPr>
     </w:tblStylePr>
   </w:style>
-  <w:style w:type="table" w:styleId="67">
+  <w:style w:type="table" w:styleId="855">
     <w:name w:val="Grid Table 7 Colorful - Accent 6"/>
-    <w:basedOn w:val="11"/>
+    <w:basedOn w:val="799"/>
     <w:uiPriority w:val="99"/>
     <w:pPr>
       <w:pBdr/>
@@ -17897,11 +18242,11 @@
         <w:tblBorders/>
       </w:tblPr>
       <w:tcPr>
-        <w:shd w:color="ffffff"/>
+        <w:shd w:val="clear" w:color="ffffff"/>
         <w:tcBorders>
-          <w:top w:val="none"/>
-          <w:left w:val="none"/>
-          <w:bottom w:val="none"/>
+          <w:top w:val="none" w:color="000000" w:sz="4" w:space="0"/>
+          <w:left w:val="none" w:color="000000" w:sz="4" w:space="0"/>
+          <w:bottom w:val="none" w:color="000000" w:sz="4" w:space="0"/>
           <w:right w:val="single" w:color="000000" w:themeColor="accent6" w:themeTint="90" w:sz="4" w:space="0"/>
         </w:tcBorders>
       </w:tcPr>
@@ -17924,10 +18269,10 @@
       <w:tcPr>
         <w:shd w:val="clear" w:color="ffffff" w:themeColor="light1" w:fill="ffffff" w:themeFill="light1"/>
         <w:tcBorders>
-          <w:top w:val="none"/>
-          <w:left w:val="none"/>
+          <w:top w:val="none" w:color="000000" w:sz="4" w:space="0"/>
+          <w:left w:val="none" w:color="000000" w:sz="4" w:space="0"/>
           <w:bottom w:val="single" w:color="000000" w:themeColor="accent6" w:themeTint="90" w:sz="4" w:space="0"/>
-          <w:right w:val="none"/>
+          <w:right w:val="none" w:color="000000" w:sz="4" w:space="0"/>
         </w:tcBorders>
       </w:tcPr>
     </w:tblStylePr>
@@ -17947,12 +18292,12 @@
         <w:tblBorders/>
       </w:tblPr>
       <w:tcPr>
-        <w:shd w:color="ffffff"/>
+        <w:shd w:val="clear" w:color="ffffff"/>
         <w:tcBorders>
-          <w:top w:val="none"/>
+          <w:top w:val="none" w:color="000000" w:sz="4" w:space="0"/>
           <w:left w:val="single" w:color="000000" w:themeColor="accent6" w:themeTint="90" w:sz="4" w:space="0"/>
-          <w:bottom w:val="none"/>
-          <w:right w:val="none"/>
+          <w:bottom w:val="none" w:color="000000" w:sz="4" w:space="0"/>
+          <w:right w:val="none" w:color="000000" w:sz="4" w:space="0"/>
         </w:tcBorders>
       </w:tcPr>
     </w:tblStylePr>
@@ -17975,9 +18320,9 @@
         <w:shd w:val="clear" w:color="ffffff" w:themeColor="light1" w:fill="ffffff" w:themeFill="light1"/>
         <w:tcBorders>
           <w:top w:val="single" w:color="000000" w:themeColor="accent6" w:themeTint="90" w:sz="4" w:space="0"/>
-          <w:left w:val="none"/>
-          <w:bottom w:val="none"/>
-          <w:right w:val="none"/>
+          <w:left w:val="none" w:color="000000" w:sz="4" w:space="0"/>
+          <w:bottom w:val="none" w:color="000000" w:sz="4" w:space="0"/>
+          <w:right w:val="none" w:color="000000" w:sz="4" w:space="0"/>
         </w:tcBorders>
       </w:tcPr>
     </w:tblStylePr>
@@ -18047,9 +18392,9 @@
       </w:tcPr>
     </w:tblStylePr>
   </w:style>
-  <w:style w:type="table" w:styleId="68">
+  <w:style w:type="table" w:styleId="856">
     <w:name w:val="List Table 1 Light"/>
-    <w:basedOn w:val="11"/>
+    <w:basedOn w:val="799"/>
     <w:uiPriority w:val="99"/>
     <w:pPr>
       <w:pBdr/>
@@ -18263,9 +18608,9 @@
       </w:tcPr>
     </w:tblStylePr>
   </w:style>
-  <w:style w:type="table" w:styleId="69">
+  <w:style w:type="table" w:styleId="857">
     <w:name w:val="List Table 1 Light - Accent 1"/>
-    <w:basedOn w:val="11"/>
+    <w:basedOn w:val="799"/>
     <w:uiPriority w:val="99"/>
     <w:pPr>
       <w:pBdr/>
@@ -18479,9 +18824,9 @@
       </w:tcPr>
     </w:tblStylePr>
   </w:style>
-  <w:style w:type="table" w:styleId="70">
+  <w:style w:type="table" w:styleId="858">
     <w:name w:val="List Table 1 Light - Accent 2"/>
-    <w:basedOn w:val="11"/>
+    <w:basedOn w:val="799"/>
     <w:uiPriority w:val="99"/>
     <w:pPr>
       <w:pBdr/>
@@ -18695,9 +19040,9 @@
       </w:tcPr>
     </w:tblStylePr>
   </w:style>
-  <w:style w:type="table" w:styleId="71">
+  <w:style w:type="table" w:styleId="859">
     <w:name w:val="List Table 1 Light - Accent 3"/>
-    <w:basedOn w:val="11"/>
+    <w:basedOn w:val="799"/>
     <w:uiPriority w:val="99"/>
     <w:pPr>
       <w:pBdr/>
@@ -18911,9 +19256,9 @@
       </w:tcPr>
     </w:tblStylePr>
   </w:style>
-  <w:style w:type="table" w:styleId="72">
+  <w:style w:type="table" w:styleId="860">
     <w:name w:val="List Table 1 Light - Accent 4"/>
-    <w:basedOn w:val="11"/>
+    <w:basedOn w:val="799"/>
     <w:uiPriority w:val="99"/>
     <w:pPr>
       <w:pBdr/>
@@ -19127,9 +19472,9 @@
       </w:tcPr>
     </w:tblStylePr>
   </w:style>
-  <w:style w:type="table" w:styleId="73">
+  <w:style w:type="table" w:styleId="861">
     <w:name w:val="List Table 1 Light - Accent 5"/>
-    <w:basedOn w:val="11"/>
+    <w:basedOn w:val="799"/>
     <w:uiPriority w:val="99"/>
     <w:pPr>
       <w:pBdr/>
@@ -19343,9 +19688,9 @@
       </w:tcPr>
     </w:tblStylePr>
   </w:style>
-  <w:style w:type="table" w:styleId="74">
+  <w:style w:type="table" w:styleId="862">
     <w:name w:val="List Table 1 Light - Accent 6"/>
-    <w:basedOn w:val="11"/>
+    <w:basedOn w:val="799"/>
     <w:uiPriority w:val="99"/>
     <w:pPr>
       <w:pBdr/>
@@ -19559,9 +19904,9 @@
       </w:tcPr>
     </w:tblStylePr>
   </w:style>
-  <w:style w:type="table" w:styleId="75">
+  <w:style w:type="table" w:styleId="863">
     <w:name w:val="List Table 2"/>
-    <w:basedOn w:val="11"/>
+    <w:basedOn w:val="799"/>
     <w:uiPriority w:val="99"/>
     <w:pPr>
       <w:pBdr/>
@@ -19797,9 +20142,9 @@
       </w:tcPr>
     </w:tblStylePr>
   </w:style>
-  <w:style w:type="table" w:styleId="76">
+  <w:style w:type="table" w:styleId="864">
     <w:name w:val="List Table 2 - Accent 1"/>
-    <w:basedOn w:val="11"/>
+    <w:basedOn w:val="799"/>
     <w:uiPriority w:val="99"/>
     <w:pPr>
       <w:pBdr/>
@@ -20035,9 +20380,9 @@
       </w:tcPr>
     </w:tblStylePr>
   </w:style>
-  <w:style w:type="table" w:styleId="77">
+  <w:style w:type="table" w:styleId="865">
     <w:name w:val="List Table 2 - Accent 2"/>
-    <w:basedOn w:val="11"/>
+    <w:basedOn w:val="799"/>
     <w:uiPriority w:val="99"/>
     <w:pPr>
       <w:pBdr/>
@@ -20273,9 +20618,9 @@
       </w:tcPr>
     </w:tblStylePr>
   </w:style>
-  <w:style w:type="table" w:styleId="78">
+  <w:style w:type="table" w:styleId="866">
     <w:name w:val="List Table 2 - Accent 3"/>
-    <w:basedOn w:val="11"/>
+    <w:basedOn w:val="799"/>
     <w:uiPriority w:val="99"/>
     <w:pPr>
       <w:pBdr/>
@@ -20511,9 +20856,9 @@
       </w:tcPr>
     </w:tblStylePr>
   </w:style>
-  <w:style w:type="table" w:styleId="79">
+  <w:style w:type="table" w:styleId="867">
     <w:name w:val="List Table 2 - Accent 4"/>
-    <w:basedOn w:val="11"/>
+    <w:basedOn w:val="799"/>
     <w:uiPriority w:val="99"/>
     <w:pPr>
       <w:pBdr/>
@@ -20749,9 +21094,9 @@
       </w:tcPr>
     </w:tblStylePr>
   </w:style>
-  <w:style w:type="table" w:styleId="80">
+  <w:style w:type="table" w:styleId="868">
     <w:name w:val="List Table 2 - Accent 5"/>
-    <w:basedOn w:val="11"/>
+    <w:basedOn w:val="799"/>
     <w:uiPriority w:val="99"/>
     <w:pPr>
       <w:pBdr/>
@@ -20987,9 +21332,9 @@
       </w:tcPr>
     </w:tblStylePr>
   </w:style>
-  <w:style w:type="table" w:styleId="81">
+  <w:style w:type="table" w:styleId="869">
     <w:name w:val="List Table 2 - Accent 6"/>
-    <w:basedOn w:val="11"/>
+    <w:basedOn w:val="799"/>
     <w:uiPriority w:val="99"/>
     <w:pPr>
       <w:pBdr/>
@@ -21225,9 +21570,9 @@
       </w:tcPr>
     </w:tblStylePr>
   </w:style>
-  <w:style w:type="table" w:styleId="82">
+  <w:style w:type="table" w:styleId="870">
     <w:name w:val="List Table 3"/>
-    <w:basedOn w:val="11"/>
+    <w:basedOn w:val="799"/>
     <w:uiPriority w:val="99"/>
     <w:pPr>
       <w:pBdr/>
@@ -21453,9 +21798,9 @@
       </w:tcPr>
     </w:tblStylePr>
   </w:style>
-  <w:style w:type="table" w:styleId="83">
+  <w:style w:type="table" w:styleId="871">
     <w:name w:val="List Table 3 - Accent 1"/>
-    <w:basedOn w:val="11"/>
+    <w:basedOn w:val="799"/>
     <w:uiPriority w:val="99"/>
     <w:pPr>
       <w:pBdr/>
@@ -21681,9 +22026,9 @@
       </w:tcPr>
     </w:tblStylePr>
   </w:style>
-  <w:style w:type="table" w:styleId="84">
+  <w:style w:type="table" w:styleId="872">
     <w:name w:val="List Table 3 - Accent 2"/>
-    <w:basedOn w:val="11"/>
+    <w:basedOn w:val="799"/>
     <w:uiPriority w:val="99"/>
     <w:pPr>
       <w:pBdr/>
@@ -21909,9 +22254,9 @@
       </w:tcPr>
     </w:tblStylePr>
   </w:style>
-  <w:style w:type="table" w:styleId="85">
+  <w:style w:type="table" w:styleId="873">
     <w:name w:val="List Table 3 - Accent 3"/>
-    <w:basedOn w:val="11"/>
+    <w:basedOn w:val="799"/>
     <w:uiPriority w:val="99"/>
     <w:pPr>
       <w:pBdr/>
@@ -22137,9 +22482,9 @@
       </w:tcPr>
     </w:tblStylePr>
   </w:style>
-  <w:style w:type="table" w:styleId="86">
+  <w:style w:type="table" w:styleId="874">
     <w:name w:val="List Table 3 - Accent 4"/>
-    <w:basedOn w:val="11"/>
+    <w:basedOn w:val="799"/>
     <w:uiPriority w:val="99"/>
     <w:pPr>
       <w:pBdr/>
@@ -22365,9 +22710,9 @@
       </w:tcPr>
     </w:tblStylePr>
   </w:style>
-  <w:style w:type="table" w:styleId="87">
+  <w:style w:type="table" w:styleId="875">
     <w:name w:val="List Table 3 - Accent 5"/>
-    <w:basedOn w:val="11"/>
+    <w:basedOn w:val="799"/>
     <w:uiPriority w:val="99"/>
     <w:pPr>
       <w:pBdr/>
@@ -22593,9 +22938,9 @@
       </w:tcPr>
     </w:tblStylePr>
   </w:style>
-  <w:style w:type="table" w:styleId="88">
+  <w:style w:type="table" w:styleId="876">
     <w:name w:val="List Table 3 - Accent 6"/>
-    <w:basedOn w:val="11"/>
+    <w:basedOn w:val="799"/>
     <w:uiPriority w:val="99"/>
     <w:pPr>
       <w:pBdr/>
@@ -22821,9 +23166,9 @@
       </w:tcPr>
     </w:tblStylePr>
   </w:style>
-  <w:style w:type="table" w:styleId="89">
+  <w:style w:type="table" w:styleId="877">
     <w:name w:val="List Table 4"/>
-    <w:basedOn w:val="11"/>
+    <w:basedOn w:val="799"/>
     <w:uiPriority w:val="99"/>
     <w:pPr>
       <w:pBdr/>
@@ -23046,9 +23391,9 @@
       </w:tcPr>
     </w:tblStylePr>
   </w:style>
-  <w:style w:type="table" w:styleId="90">
+  <w:style w:type="table" w:styleId="878">
     <w:name w:val="List Table 4 - Accent 1"/>
-    <w:basedOn w:val="11"/>
+    <w:basedOn w:val="799"/>
     <w:uiPriority w:val="99"/>
     <w:pPr>
       <w:pBdr/>
@@ -23271,9 +23616,9 @@
       </w:tcPr>
     </w:tblStylePr>
   </w:style>
-  <w:style w:type="table" w:styleId="91">
+  <w:style w:type="table" w:styleId="879">
     <w:name w:val="List Table 4 - Accent 2"/>
-    <w:basedOn w:val="11"/>
+    <w:basedOn w:val="799"/>
     <w:uiPriority w:val="99"/>
     <w:pPr>
       <w:pBdr/>
@@ -23496,9 +23841,9 @@
       </w:tcPr>
     </w:tblStylePr>
   </w:style>
-  <w:style w:type="table" w:styleId="92">
+  <w:style w:type="table" w:styleId="880">
     <w:name w:val="List Table 4 - Accent 3"/>
-    <w:basedOn w:val="11"/>
+    <w:basedOn w:val="799"/>
     <w:uiPriority w:val="99"/>
     <w:pPr>
       <w:pBdr/>
@@ -23721,9 +24066,9 @@
       </w:tcPr>
     </w:tblStylePr>
   </w:style>
-  <w:style w:type="table" w:styleId="93">
+  <w:style w:type="table" w:styleId="881">
     <w:name w:val="List Table 4 - Accent 4"/>
-    <w:basedOn w:val="11"/>
+    <w:basedOn w:val="799"/>
     <w:uiPriority w:val="99"/>
     <w:pPr>
       <w:pBdr/>
@@ -23946,9 +24291,9 @@
       </w:tcPr>
     </w:tblStylePr>
   </w:style>
-  <w:style w:type="table" w:styleId="94">
+  <w:style w:type="table" w:styleId="882">
     <w:name w:val="List Table 4 - Accent 5"/>
-    <w:basedOn w:val="11"/>
+    <w:basedOn w:val="799"/>
     <w:uiPriority w:val="99"/>
     <w:pPr>
       <w:pBdr/>
@@ -24171,9 +24516,9 @@
       </w:tcPr>
     </w:tblStylePr>
   </w:style>
-  <w:style w:type="table" w:styleId="95">
+  <w:style w:type="table" w:styleId="883">
     <w:name w:val="List Table 4 - Accent 6"/>
-    <w:basedOn w:val="11"/>
+    <w:basedOn w:val="799"/>
     <w:uiPriority w:val="99"/>
     <w:pPr>
       <w:pBdr/>
@@ -24396,9 +24741,9 @@
       </w:tcPr>
     </w:tblStylePr>
   </w:style>
-  <w:style w:type="table" w:styleId="96">
+  <w:style w:type="table" w:styleId="884">
     <w:name w:val="List Table 5 Dark"/>
-    <w:basedOn w:val="11"/>
+    <w:basedOn w:val="799"/>
     <w:uiPriority w:val="99"/>
     <w:pPr>
       <w:pBdr/>
@@ -24638,9 +24983,9 @@
       </w:tcPr>
     </w:tblStylePr>
   </w:style>
-  <w:style w:type="table" w:styleId="97">
+  <w:style w:type="table" w:styleId="885">
     <w:name w:val="List Table 5 Dark - Accent 1"/>
-    <w:basedOn w:val="11"/>
+    <w:basedOn w:val="799"/>
     <w:uiPriority w:val="99"/>
     <w:pPr>
       <w:pBdr/>
@@ -24880,9 +25225,9 @@
       </w:tcPr>
     </w:tblStylePr>
   </w:style>
-  <w:style w:type="table" w:styleId="98">
+  <w:style w:type="table" w:styleId="886">
     <w:name w:val="List Table 5 Dark - Accent 2"/>
-    <w:basedOn w:val="11"/>
+    <w:basedOn w:val="799"/>
     <w:uiPriority w:val="99"/>
     <w:pPr>
       <w:pBdr/>
@@ -25122,9 +25467,9 @@
       </w:tcPr>
     </w:tblStylePr>
   </w:style>
-  <w:style w:type="table" w:styleId="99">
+  <w:style w:type="table" w:styleId="887">
     <w:name w:val="List Table 5 Dark - Accent 3"/>
-    <w:basedOn w:val="11"/>
+    <w:basedOn w:val="799"/>
     <w:uiPriority w:val="99"/>
     <w:pPr>
       <w:pBdr/>
@@ -25364,9 +25709,9 @@
       </w:tcPr>
     </w:tblStylePr>
   </w:style>
-  <w:style w:type="table" w:styleId="100">
+  <w:style w:type="table" w:styleId="888">
     <w:name w:val="List Table 5 Dark - Accent 4"/>
-    <w:basedOn w:val="11"/>
+    <w:basedOn w:val="799"/>
     <w:uiPriority w:val="99"/>
     <w:pPr>
       <w:pBdr/>
@@ -25606,9 +25951,9 @@
       </w:tcPr>
     </w:tblStylePr>
   </w:style>
-  <w:style w:type="table" w:styleId="101">
+  <w:style w:type="table" w:styleId="889">
     <w:name w:val="List Table 5 Dark - Accent 5"/>
-    <w:basedOn w:val="11"/>
+    <w:basedOn w:val="799"/>
     <w:uiPriority w:val="99"/>
     <w:pPr>
       <w:pBdr/>
@@ -25848,9 +26193,9 @@
       </w:tcPr>
     </w:tblStylePr>
   </w:style>
-  <w:style w:type="table" w:styleId="102">
+  <w:style w:type="table" w:styleId="890">
     <w:name w:val="List Table 5 Dark - Accent 6"/>
-    <w:basedOn w:val="11"/>
+    <w:basedOn w:val="799"/>
     <w:uiPriority w:val="99"/>
     <w:pPr>
       <w:pBdr/>
@@ -26090,9 +26435,9 @@
       </w:tcPr>
     </w:tblStylePr>
   </w:style>
-  <w:style w:type="table" w:styleId="103">
+  <w:style w:type="table" w:styleId="891">
     <w:name w:val="List Table 6 Colorful"/>
-    <w:basedOn w:val="11"/>
+    <w:basedOn w:val="799"/>
     <w:uiPriority w:val="99"/>
     <w:pPr>
       <w:pBdr/>
@@ -26313,9 +26658,9 @@
       </w:tcPr>
     </w:tblStylePr>
   </w:style>
-  <w:style w:type="table" w:styleId="104">
+  <w:style w:type="table" w:styleId="892">
     <w:name w:val="List Table 6 Colorful - Accent 1"/>
-    <w:basedOn w:val="11"/>
+    <w:basedOn w:val="799"/>
     <w:uiPriority w:val="99"/>
     <w:pPr>
       <w:pBdr/>
@@ -26536,9 +26881,9 @@
       </w:tcPr>
     </w:tblStylePr>
   </w:style>
-  <w:style w:type="table" w:styleId="105">
+  <w:style w:type="table" w:styleId="893">
     <w:name w:val="List Table 6 Colorful - Accent 2"/>
-    <w:basedOn w:val="11"/>
+    <w:basedOn w:val="799"/>
     <w:uiPriority w:val="99"/>
     <w:pPr>
       <w:pBdr/>
@@ -26759,9 +27104,9 @@
       </w:tcPr>
     </w:tblStylePr>
   </w:style>
-  <w:style w:type="table" w:styleId="106">
+  <w:style w:type="table" w:styleId="894">
     <w:name w:val="List Table 6 Colorful - Accent 3"/>
-    <w:basedOn w:val="11"/>
+    <w:basedOn w:val="799"/>
     <w:uiPriority w:val="99"/>
     <w:pPr>
       <w:pBdr/>
@@ -26982,9 +27327,9 @@
       </w:tcPr>
     </w:tblStylePr>
   </w:style>
-  <w:style w:type="table" w:styleId="107">
+  <w:style w:type="table" w:styleId="895">
     <w:name w:val="List Table 6 Colorful - Accent 4"/>
-    <w:basedOn w:val="11"/>
+    <w:basedOn w:val="799"/>
     <w:uiPriority w:val="99"/>
     <w:pPr>
       <w:pBdr/>
@@ -27205,9 +27550,9 @@
       </w:tcPr>
     </w:tblStylePr>
   </w:style>
-  <w:style w:type="table" w:styleId="108">
+  <w:style w:type="table" w:styleId="896">
     <w:name w:val="List Table 6 Colorful - Accent 5"/>
-    <w:basedOn w:val="11"/>
+    <w:basedOn w:val="799"/>
     <w:uiPriority w:val="99"/>
     <w:pPr>
       <w:pBdr/>
@@ -27428,9 +27773,9 @@
       </w:tcPr>
     </w:tblStylePr>
   </w:style>
-  <w:style w:type="table" w:styleId="109">
+  <w:style w:type="table" w:styleId="897">
     <w:name w:val="List Table 6 Colorful - Accent 6"/>
-    <w:basedOn w:val="11"/>
+    <w:basedOn w:val="799"/>
     <w:uiPriority w:val="99"/>
     <w:pPr>
       <w:pBdr/>
@@ -27651,9 +27996,9 @@
       </w:tcPr>
     </w:tblStylePr>
   </w:style>
-  <w:style w:type="table" w:styleId="110">
+  <w:style w:type="table" w:styleId="898">
     <w:name w:val="List Table 7 Colorful"/>
-    <w:basedOn w:val="11"/>
+    <w:basedOn w:val="799"/>
     <w:uiPriority w:val="99"/>
     <w:pPr>
       <w:pBdr/>
@@ -27752,11 +28097,11 @@
         <w:tblBorders/>
       </w:tblPr>
       <w:tcPr>
-        <w:shd w:color="ffffff"/>
+        <w:shd w:val="clear" w:color="ffffff"/>
         <w:tcBorders>
-          <w:top w:val="none"/>
-          <w:left w:val="none"/>
-          <w:bottom w:val="none"/>
+          <w:top w:val="none" w:color="000000" w:sz="4" w:space="0"/>
+          <w:left w:val="none" w:color="000000" w:sz="4" w:space="0"/>
+          <w:bottom w:val="none" w:color="000000" w:sz="4" w:space="0"/>
           <w:right w:val="single" w:color="000000" w:themeColor="text1" w:themeTint="80" w:sz="4" w:space="0"/>
         </w:tcBorders>
       </w:tcPr>
@@ -27779,10 +28124,10 @@
       <w:tcPr>
         <w:shd w:val="clear" w:color="ffffff" w:themeColor="light1" w:fill="ffffff" w:themeFill="light1"/>
         <w:tcBorders>
-          <w:top w:val="none"/>
-          <w:left w:val="none"/>
+          <w:top w:val="none" w:color="000000" w:sz="4" w:space="0"/>
+          <w:left w:val="none" w:color="000000" w:sz="4" w:space="0"/>
           <w:bottom w:val="single" w:color="000000" w:themeColor="text1" w:themeTint="80" w:sz="4" w:space="0"/>
-          <w:right w:val="none"/>
+          <w:right w:val="none" w:color="000000" w:sz="4" w:space="0"/>
         </w:tcBorders>
       </w:tcPr>
     </w:tblStylePr>
@@ -27802,12 +28147,12 @@
         <w:tblBorders/>
       </w:tblPr>
       <w:tcPr>
-        <w:shd w:color="ffffff"/>
+        <w:shd w:val="clear" w:color="ffffff"/>
         <w:tcBorders>
-          <w:top w:val="none"/>
+          <w:top w:val="none" w:color="000000" w:sz="4" w:space="0"/>
           <w:left w:val="single" w:color="000000" w:themeColor="text1" w:themeTint="80" w:sz="4" w:space="0"/>
-          <w:bottom w:val="none"/>
-          <w:right w:val="none"/>
+          <w:bottom w:val="none" w:color="000000" w:sz="4" w:space="0"/>
+          <w:right w:val="none" w:color="000000" w:sz="4" w:space="0"/>
         </w:tcBorders>
       </w:tcPr>
     </w:tblStylePr>
@@ -27830,9 +28175,9 @@
         <w:shd w:val="clear" w:color="ffffff" w:themeColor="light1" w:fill="ffffff" w:themeFill="light1"/>
         <w:tcBorders>
           <w:top w:val="single" w:color="000000" w:themeColor="text1" w:themeTint="80" w:sz="4" w:space="0"/>
-          <w:left w:val="none"/>
-          <w:bottom w:val="none"/>
-          <w:right w:val="none"/>
+          <w:left w:val="none" w:color="000000" w:sz="4" w:space="0"/>
+          <w:bottom w:val="none" w:color="000000" w:sz="4" w:space="0"/>
+          <w:right w:val="none" w:color="000000" w:sz="4" w:space="0"/>
         </w:tcBorders>
       </w:tcPr>
     </w:tblStylePr>
@@ -27907,9 +28252,9 @@
       </w:tcPr>
     </w:tblStylePr>
   </w:style>
-  <w:style w:type="table" w:styleId="111">
+  <w:style w:type="table" w:styleId="899">
     <w:name w:val="List Table 7 Colorful - Accent 1"/>
-    <w:basedOn w:val="11"/>
+    <w:basedOn w:val="799"/>
     <w:uiPriority w:val="99"/>
     <w:pPr>
       <w:pBdr/>
@@ -28008,11 +28353,11 @@
         <w:tblBorders/>
       </w:tblPr>
       <w:tcPr>
-        <w:shd w:color="ffffff"/>
+        <w:shd w:val="clear" w:color="ffffff"/>
         <w:tcBorders>
-          <w:top w:val="none"/>
-          <w:left w:val="none"/>
-          <w:bottom w:val="none"/>
+          <w:top w:val="none" w:color="000000" w:sz="4" w:space="0"/>
+          <w:left w:val="none" w:color="000000" w:sz="4" w:space="0"/>
+          <w:bottom w:val="none" w:color="000000" w:sz="4" w:space="0"/>
           <w:right w:val="single" w:color="000000" w:themeColor="accent1" w:sz="4" w:space="0"/>
         </w:tcBorders>
       </w:tcPr>
@@ -28035,10 +28380,10 @@
       <w:tcPr>
         <w:shd w:val="clear" w:color="ffffff" w:themeColor="light1" w:fill="ffffff" w:themeFill="light1"/>
         <w:tcBorders>
-          <w:top w:val="none"/>
-          <w:left w:val="none"/>
+          <w:top w:val="none" w:color="000000" w:sz="4" w:space="0"/>
+          <w:left w:val="none" w:color="000000" w:sz="4" w:space="0"/>
           <w:bottom w:val="single" w:color="000000" w:themeColor="accent1" w:sz="4" w:space="0"/>
-          <w:right w:val="none"/>
+          <w:right w:val="none" w:color="000000" w:sz="4" w:space="0"/>
         </w:tcBorders>
       </w:tcPr>
     </w:tblStylePr>
@@ -28058,12 +28403,12 @@
         <w:tblBorders/>
       </w:tblPr>
       <w:tcPr>
-        <w:shd w:color="ffffff"/>
+        <w:shd w:val="clear" w:color="ffffff"/>
         <w:tcBorders>
-          <w:top w:val="none"/>
+          <w:top w:val="none" w:color="000000" w:sz="4" w:space="0"/>
           <w:left w:val="single" w:color="000000" w:themeColor="accent1" w:sz="4" w:space="0"/>
-          <w:bottom w:val="none"/>
-          <w:right w:val="none"/>
+          <w:bottom w:val="none" w:color="000000" w:sz="4" w:space="0"/>
+          <w:right w:val="none" w:color="000000" w:sz="4" w:space="0"/>
         </w:tcBorders>
       </w:tcPr>
     </w:tblStylePr>
@@ -28086,9 +28431,9 @@
         <w:shd w:val="clear" w:color="ffffff" w:themeColor="light1" w:fill="ffffff" w:themeFill="light1"/>
         <w:tcBorders>
           <w:top w:val="single" w:color="000000" w:themeColor="accent1" w:sz="4" w:space="0"/>
-          <w:left w:val="none"/>
-          <w:bottom w:val="none"/>
-          <w:right w:val="none"/>
+          <w:left w:val="none" w:color="000000" w:sz="4" w:space="0"/>
+          <w:bottom w:val="none" w:color="000000" w:sz="4" w:space="0"/>
+          <w:right w:val="none" w:color="000000" w:sz="4" w:space="0"/>
         </w:tcBorders>
       </w:tcPr>
     </w:tblStylePr>
@@ -28163,9 +28508,9 @@
       </w:tcPr>
     </w:tblStylePr>
   </w:style>
-  <w:style w:type="table" w:styleId="112">
+  <w:style w:type="table" w:styleId="900">
     <w:name w:val="List Table 7 Colorful - Accent 2"/>
-    <w:basedOn w:val="11"/>
+    <w:basedOn w:val="799"/>
     <w:uiPriority w:val="99"/>
     <w:pPr>
       <w:pBdr/>
@@ -28264,11 +28609,11 @@
         <w:tblBorders/>
       </w:tblPr>
       <w:tcPr>
-        <w:shd w:color="ffffff"/>
+        <w:shd w:val="clear" w:color="ffffff"/>
         <w:tcBorders>
-          <w:top w:val="none"/>
-          <w:left w:val="none"/>
-          <w:bottom w:val="none"/>
+          <w:top w:val="none" w:color="000000" w:sz="4" w:space="0"/>
+          <w:left w:val="none" w:color="000000" w:sz="4" w:space="0"/>
+          <w:bottom w:val="none" w:color="000000" w:sz="4" w:space="0"/>
           <w:right w:val="single" w:color="000000" w:themeColor="accent2" w:themeTint="97" w:sz="4" w:space="0"/>
         </w:tcBorders>
       </w:tcPr>
@@ -28291,10 +28636,10 @@
       <w:tcPr>
         <w:shd w:val="clear" w:color="ffffff" w:themeColor="light1" w:fill="ffffff" w:themeFill="light1"/>
         <w:tcBorders>
-          <w:top w:val="none"/>
-          <w:left w:val="none"/>
+          <w:top w:val="none" w:color="000000" w:sz="4" w:space="0"/>
+          <w:left w:val="none" w:color="000000" w:sz="4" w:space="0"/>
           <w:bottom w:val="single" w:color="000000" w:themeColor="accent2" w:themeTint="97" w:sz="4" w:space="0"/>
-          <w:right w:val="none"/>
+          <w:right w:val="none" w:color="000000" w:sz="4" w:space="0"/>
         </w:tcBorders>
       </w:tcPr>
     </w:tblStylePr>
@@ -28314,12 +28659,12 @@
         <w:tblBorders/>
       </w:tblPr>
       <w:tcPr>
-        <w:shd w:color="ffffff"/>
+        <w:shd w:val="clear" w:color="ffffff"/>
         <w:tcBorders>
-          <w:top w:val="none"/>
+          <w:top w:val="none" w:color="000000" w:sz="4" w:space="0"/>
           <w:left w:val="single" w:color="000000" w:themeColor="accent2" w:themeTint="97" w:sz="4" w:space="0"/>
-          <w:bottom w:val="none"/>
-          <w:right w:val="none"/>
+          <w:bottom w:val="none" w:color="000000" w:sz="4" w:space="0"/>
+          <w:right w:val="none" w:color="000000" w:sz="4" w:space="0"/>
         </w:tcBorders>
       </w:tcPr>
     </w:tblStylePr>
@@ -28342,9 +28687,9 @@
         <w:shd w:val="clear" w:color="ffffff" w:themeColor="light1" w:fill="ffffff" w:themeFill="light1"/>
         <w:tcBorders>
           <w:top w:val="single" w:color="000000" w:themeColor="accent2" w:themeTint="97" w:sz="4" w:space="0"/>
-          <w:left w:val="none"/>
-          <w:bottom w:val="none"/>
-          <w:right w:val="none"/>
+          <w:left w:val="none" w:color="000000" w:sz="4" w:space="0"/>
+          <w:bottom w:val="none" w:color="000000" w:sz="4" w:space="0"/>
+          <w:right w:val="none" w:color="000000" w:sz="4" w:space="0"/>
         </w:tcBorders>
       </w:tcPr>
     </w:tblStylePr>
@@ -28419,9 +28764,9 @@
       </w:tcPr>
     </w:tblStylePr>
   </w:style>
-  <w:style w:type="table" w:styleId="113">
+  <w:style w:type="table" w:styleId="901">
     <w:name w:val="List Table 7 Colorful - Accent 3"/>
-    <w:basedOn w:val="11"/>
+    <w:basedOn w:val="799"/>
     <w:uiPriority w:val="99"/>
     <w:pPr>
       <w:pBdr/>
@@ -28520,11 +28865,11 @@
         <w:tblBorders/>
       </w:tblPr>
       <w:tcPr>
-        <w:shd w:color="ffffff"/>
+        <w:shd w:val="clear" w:color="ffffff"/>
         <w:tcBorders>
-          <w:top w:val="none"/>
-          <w:left w:val="none"/>
-          <w:bottom w:val="none"/>
+          <w:top w:val="none" w:color="000000" w:sz="4" w:space="0"/>
+          <w:left w:val="none" w:color="000000" w:sz="4" w:space="0"/>
+          <w:bottom w:val="none" w:color="000000" w:sz="4" w:space="0"/>
           <w:right w:val="single" w:color="000000" w:themeColor="accent3" w:themeTint="98" w:sz="4" w:space="0"/>
         </w:tcBorders>
       </w:tcPr>
@@ -28547,10 +28892,10 @@
       <w:tcPr>
         <w:shd w:val="clear" w:color="ffffff" w:themeColor="light1" w:fill="ffffff" w:themeFill="light1"/>
         <w:tcBorders>
-          <w:top w:val="none"/>
-          <w:left w:val="none"/>
+          <w:top w:val="none" w:color="000000" w:sz="4" w:space="0"/>
+          <w:left w:val="none" w:color="000000" w:sz="4" w:space="0"/>
           <w:bottom w:val="single" w:color="000000" w:themeColor="accent3" w:themeTint="98" w:sz="4" w:space="0"/>
-          <w:right w:val="none"/>
+          <w:right w:val="none" w:color="000000" w:sz="4" w:space="0"/>
         </w:tcBorders>
       </w:tcPr>
     </w:tblStylePr>
@@ -28570,12 +28915,12 @@
         <w:tblBorders/>
       </w:tblPr>
       <w:tcPr>
-        <w:shd w:color="ffffff"/>
+        <w:shd w:val="clear" w:color="ffffff"/>
         <w:tcBorders>
-          <w:top w:val="none"/>
+          <w:top w:val="none" w:color="000000" w:sz="4" w:space="0"/>
           <w:left w:val="single" w:color="000000" w:themeColor="accent3" w:themeTint="98" w:sz="4" w:space="0"/>
-          <w:bottom w:val="none"/>
-          <w:right w:val="none"/>
+          <w:bottom w:val="none" w:color="000000" w:sz="4" w:space="0"/>
+          <w:right w:val="none" w:color="000000" w:sz="4" w:space="0"/>
         </w:tcBorders>
       </w:tcPr>
     </w:tblStylePr>
@@ -28598,9 +28943,9 @@
         <w:shd w:val="clear" w:color="ffffff" w:themeColor="light1" w:fill="ffffff" w:themeFill="light1"/>
         <w:tcBorders>
           <w:top w:val="single" w:color="000000" w:themeColor="accent3" w:themeTint="98" w:sz="4" w:space="0"/>
-          <w:left w:val="none"/>
-          <w:bottom w:val="none"/>
-          <w:right w:val="none"/>
+          <w:left w:val="none" w:color="000000" w:sz="4" w:space="0"/>
+          <w:bottom w:val="none" w:color="000000" w:sz="4" w:space="0"/>
+          <w:right w:val="none" w:color="000000" w:sz="4" w:space="0"/>
         </w:tcBorders>
       </w:tcPr>
     </w:tblStylePr>
@@ -28675,9 +29020,9 @@
       </w:tcPr>
     </w:tblStylePr>
   </w:style>
-  <w:style w:type="table" w:styleId="114">
+  <w:style w:type="table" w:styleId="902">
     <w:name w:val="List Table 7 Colorful - Accent 4"/>
-    <w:basedOn w:val="11"/>
+    <w:basedOn w:val="799"/>
     <w:uiPriority w:val="99"/>
     <w:pPr>
       <w:pBdr/>
@@ -28776,11 +29121,11 @@
         <w:tblBorders/>
       </w:tblPr>
       <w:tcPr>
-        <w:shd w:color="ffffff"/>
+        <w:shd w:val="clear" w:color="ffffff"/>
         <w:tcBorders>
-          <w:top w:val="none"/>
-          <w:left w:val="none"/>
-          <w:bottom w:val="none"/>
+          <w:top w:val="none" w:color="000000" w:sz="4" w:space="0"/>
+          <w:left w:val="none" w:color="000000" w:sz="4" w:space="0"/>
+          <w:bottom w:val="none" w:color="000000" w:sz="4" w:space="0"/>
           <w:right w:val="single" w:color="000000" w:themeColor="accent4" w:themeTint="9A" w:sz="4" w:space="0"/>
         </w:tcBorders>
       </w:tcPr>
@@ -28803,10 +29148,10 @@
       <w:tcPr>
         <w:shd w:val="clear" w:color="ffffff" w:themeColor="light1" w:fill="ffffff" w:themeFill="light1"/>
         <w:tcBorders>
-          <w:top w:val="none"/>
-          <w:left w:val="none"/>
+          <w:top w:val="none" w:color="000000" w:sz="4" w:space="0"/>
+          <w:left w:val="none" w:color="000000" w:sz="4" w:space="0"/>
           <w:bottom w:val="single" w:color="000000" w:themeColor="accent4" w:themeTint="9A" w:sz="4" w:space="0"/>
-          <w:right w:val="none"/>
+          <w:right w:val="none" w:color="000000" w:sz="4" w:space="0"/>
         </w:tcBorders>
       </w:tcPr>
     </w:tblStylePr>
@@ -28826,12 +29171,12 @@
         <w:tblBorders/>
       </w:tblPr>
       <w:tcPr>
-        <w:shd w:color="ffffff"/>
+        <w:shd w:val="clear" w:color="ffffff"/>
         <w:tcBorders>
-          <w:top w:val="none"/>
+          <w:top w:val="none" w:color="000000" w:sz="4" w:space="0"/>
           <w:left w:val="single" w:color="000000" w:themeColor="accent4" w:themeTint="9A" w:sz="4" w:space="0"/>
-          <w:bottom w:val="none"/>
-          <w:right w:val="none"/>
+          <w:bottom w:val="none" w:color="000000" w:sz="4" w:space="0"/>
+          <w:right w:val="none" w:color="000000" w:sz="4" w:space="0"/>
         </w:tcBorders>
       </w:tcPr>
     </w:tblStylePr>
@@ -28854,9 +29199,9 @@
         <w:shd w:val="clear" w:color="ffffff" w:themeColor="light1" w:fill="ffffff" w:themeFill="light1"/>
         <w:tcBorders>
           <w:top w:val="single" w:color="000000" w:themeColor="accent4" w:themeTint="9A" w:sz="4" w:space="0"/>
-          <w:left w:val="none"/>
-          <w:bottom w:val="none"/>
-          <w:right w:val="none"/>
+          <w:left w:val="none" w:color="000000" w:sz="4" w:space="0"/>
+          <w:bottom w:val="none" w:color="000000" w:sz="4" w:space="0"/>
+          <w:right w:val="none" w:color="000000" w:sz="4" w:space="0"/>
         </w:tcBorders>
       </w:tcPr>
     </w:tblStylePr>
@@ -28931,9 +29276,9 @@
       </w:tcPr>
     </w:tblStylePr>
   </w:style>
-  <w:style w:type="table" w:styleId="115">
+  <w:style w:type="table" w:styleId="903">
     <w:name w:val="List Table 7 Colorful - Accent 5"/>
-    <w:basedOn w:val="11"/>
+    <w:basedOn w:val="799"/>
     <w:uiPriority w:val="99"/>
     <w:pPr>
       <w:pBdr/>
@@ -29032,11 +29377,11 @@
         <w:tblBorders/>
       </w:tblPr>
       <w:tcPr>
-        <w:shd w:color="ffffff"/>
+        <w:shd w:val="clear" w:color="ffffff"/>
         <w:tcBorders>
-          <w:top w:val="none"/>
-          <w:left w:val="none"/>
-          <w:bottom w:val="none"/>
+          <w:top w:val="none" w:color="000000" w:sz="4" w:space="0"/>
+          <w:left w:val="none" w:color="000000" w:sz="4" w:space="0"/>
+          <w:bottom w:val="none" w:color="000000" w:sz="4" w:space="0"/>
           <w:right w:val="single" w:color="000000" w:themeColor="accent5" w:themeTint="9A" w:sz="4" w:space="0"/>
         </w:tcBorders>
       </w:tcPr>
@@ -29059,10 +29404,10 @@
       <w:tcPr>
         <w:shd w:val="clear" w:color="ffffff" w:themeColor="light1" w:fill="ffffff" w:themeFill="light1"/>
         <w:tcBorders>
-          <w:top w:val="none"/>
-          <w:left w:val="none"/>
+          <w:top w:val="none" w:color="000000" w:sz="4" w:space="0"/>
+          <w:left w:val="none" w:color="000000" w:sz="4" w:space="0"/>
           <w:bottom w:val="single" w:color="000000" w:themeColor="accent5" w:themeTint="9A" w:sz="4" w:space="0"/>
-          <w:right w:val="none"/>
+          <w:right w:val="none" w:color="000000" w:sz="4" w:space="0"/>
         </w:tcBorders>
       </w:tcPr>
     </w:tblStylePr>
@@ -29082,12 +29427,12 @@
         <w:tblBorders/>
       </w:tblPr>
       <w:tcPr>
-        <w:shd w:color="ffffff"/>
+        <w:shd w:val="clear" w:color="ffffff"/>
         <w:tcBorders>
-          <w:top w:val="none"/>
+          <w:top w:val="none" w:color="000000" w:sz="4" w:space="0"/>
           <w:left w:val="single" w:color="000000" w:themeColor="accent5" w:themeTint="9A" w:sz="4" w:space="0"/>
-          <w:bottom w:val="none"/>
-          <w:right w:val="none"/>
+          <w:bottom w:val="none" w:color="000000" w:sz="4" w:space="0"/>
+          <w:right w:val="none" w:color="000000" w:sz="4" w:space="0"/>
         </w:tcBorders>
       </w:tcPr>
     </w:tblStylePr>
@@ -29110,9 +29455,9 @@
         <w:shd w:val="clear" w:color="ffffff" w:themeColor="light1" w:fill="ffffff" w:themeFill="light1"/>
         <w:tcBorders>
           <w:top w:val="single" w:color="000000" w:themeColor="accent5" w:themeTint="9A" w:sz="4" w:space="0"/>
-          <w:left w:val="none"/>
-          <w:bottom w:val="none"/>
-          <w:right w:val="none"/>
+          <w:left w:val="none" w:color="000000" w:sz="4" w:space="0"/>
+          <w:bottom w:val="none" w:color="000000" w:sz="4" w:space="0"/>
+          <w:right w:val="none" w:color="000000" w:sz="4" w:space="0"/>
         </w:tcBorders>
       </w:tcPr>
     </w:tblStylePr>
@@ -29187,9 +29532,9 @@
       </w:tcPr>
     </w:tblStylePr>
   </w:style>
-  <w:style w:type="table" w:styleId="116">
+  <w:style w:type="table" w:styleId="904">
     <w:name w:val="List Table 7 Colorful - Accent 6"/>
-    <w:basedOn w:val="11"/>
+    <w:basedOn w:val="799"/>
     <w:uiPriority w:val="99"/>
     <w:pPr>
       <w:pBdr/>
@@ -29288,11 +29633,11 @@
         <w:tblBorders/>
       </w:tblPr>
       <w:tcPr>
-        <w:shd w:color="ffffff"/>
+        <w:shd w:val="clear" w:color="ffffff"/>
         <w:tcBorders>
-          <w:top w:val="none"/>
-          <w:left w:val="none"/>
-          <w:bottom w:val="none"/>
+          <w:top w:val="none" w:color="000000" w:sz="4" w:space="0"/>
+          <w:left w:val="none" w:color="000000" w:sz="4" w:space="0"/>
+          <w:bottom w:val="none" w:color="000000" w:sz="4" w:space="0"/>
           <w:right w:val="single" w:color="000000" w:themeColor="accent6" w:themeTint="98" w:sz="4" w:space="0"/>
         </w:tcBorders>
       </w:tcPr>
@@ -29315,10 +29660,10 @@
       <w:tcPr>
         <w:shd w:val="clear" w:color="ffffff" w:themeColor="light1" w:fill="ffffff" w:themeFill="light1"/>
         <w:tcBorders>
-          <w:top w:val="none"/>
-          <w:left w:val="none"/>
+          <w:top w:val="none" w:color="000000" w:sz="4" w:space="0"/>
+          <w:left w:val="none" w:color="000000" w:sz="4" w:space="0"/>
           <w:bottom w:val="single" w:color="000000" w:themeColor="accent6" w:themeTint="98" w:sz="4" w:space="0"/>
-          <w:right w:val="none"/>
+          <w:right w:val="none" w:color="000000" w:sz="4" w:space="0"/>
         </w:tcBorders>
       </w:tcPr>
     </w:tblStylePr>
@@ -29338,12 +29683,12 @@
         <w:tblBorders/>
       </w:tblPr>
       <w:tcPr>
-        <w:shd w:color="ffffff"/>
+        <w:shd w:val="clear" w:color="ffffff"/>
         <w:tcBorders>
-          <w:top w:val="none"/>
+          <w:top w:val="none" w:color="000000" w:sz="4" w:space="0"/>
           <w:left w:val="single" w:color="000000" w:themeColor="accent6" w:themeTint="98" w:sz="4" w:space="0"/>
-          <w:bottom w:val="none"/>
-          <w:right w:val="none"/>
+          <w:bottom w:val="none" w:color="000000" w:sz="4" w:space="0"/>
+          <w:right w:val="none" w:color="000000" w:sz="4" w:space="0"/>
         </w:tcBorders>
       </w:tcPr>
     </w:tblStylePr>
@@ -29366,9 +29711,9 @@
         <w:shd w:val="clear" w:color="ffffff" w:themeColor="light1" w:fill="ffffff" w:themeFill="light1"/>
         <w:tcBorders>
           <w:top w:val="single" w:color="000000" w:themeColor="accent6" w:themeTint="98" w:sz="4" w:space="0"/>
-          <w:left w:val="none"/>
-          <w:bottom w:val="none"/>
-          <w:right w:val="none"/>
+          <w:left w:val="none" w:color="000000" w:sz="4" w:space="0"/>
+          <w:bottom w:val="none" w:color="000000" w:sz="4" w:space="0"/>
+          <w:right w:val="none" w:color="000000" w:sz="4" w:space="0"/>
         </w:tcBorders>
       </w:tcPr>
     </w:tblStylePr>
@@ -29443,9 +29788,9 @@
       </w:tcPr>
     </w:tblStylePr>
   </w:style>
-  <w:style w:type="table" w:styleId="117">
+  <w:style w:type="table" w:styleId="905">
     <w:name w:val="Lined - Accent"/>
-    <w:basedOn w:val="11"/>
+    <w:basedOn w:val="799"/>
     <w:uiPriority w:val="99"/>
     <w:pPr>
       <w:pBdr/>
@@ -29680,9 +30025,9 @@
       </w:tcPr>
     </w:tblStylePr>
   </w:style>
-  <w:style w:type="table" w:styleId="118">
+  <w:style w:type="table" w:styleId="906">
     <w:name w:val="Lined - Accent 1"/>
-    <w:basedOn w:val="11"/>
+    <w:basedOn w:val="799"/>
     <w:uiPriority w:val="99"/>
     <w:pPr>
       <w:pBdr/>
@@ -29917,9 +30262,9 @@
       </w:tcPr>
     </w:tblStylePr>
   </w:style>
-  <w:style w:type="table" w:styleId="119">
+  <w:style w:type="table" w:styleId="907">
     <w:name w:val="Lined - Accent 2"/>
-    <w:basedOn w:val="11"/>
+    <w:basedOn w:val="799"/>
     <w:uiPriority w:val="99"/>
     <w:pPr>
       <w:pBdr/>
@@ -30154,9 +30499,9 @@
       </w:tcPr>
     </w:tblStylePr>
   </w:style>
-  <w:style w:type="table" w:styleId="120">
+  <w:style w:type="table" w:styleId="908">
     <w:name w:val="Lined - Accent 3"/>
-    <w:basedOn w:val="11"/>
+    <w:basedOn w:val="799"/>
     <w:uiPriority w:val="99"/>
     <w:pPr>
       <w:pBdr/>
@@ -30391,9 +30736,9 @@
       </w:tcPr>
     </w:tblStylePr>
   </w:style>
-  <w:style w:type="table" w:styleId="121">
+  <w:style w:type="table" w:styleId="909">
     <w:name w:val="Lined - Accent 4"/>
-    <w:basedOn w:val="11"/>
+    <w:basedOn w:val="799"/>
     <w:uiPriority w:val="99"/>
     <w:pPr>
       <w:pBdr/>
@@ -30628,9 +30973,9 @@
       </w:tcPr>
     </w:tblStylePr>
   </w:style>
-  <w:style w:type="table" w:styleId="122">
+  <w:style w:type="table" w:styleId="910">
     <w:name w:val="Lined - Accent 5"/>
-    <w:basedOn w:val="11"/>
+    <w:basedOn w:val="799"/>
     <w:uiPriority w:val="99"/>
     <w:pPr>
       <w:pBdr/>
@@ -30865,9 +31210,9 @@
       </w:tcPr>
     </w:tblStylePr>
   </w:style>
-  <w:style w:type="table" w:styleId="123">
+  <w:style w:type="table" w:styleId="911">
     <w:name w:val="Lined - Accent 6"/>
-    <w:basedOn w:val="11"/>
+    <w:basedOn w:val="799"/>
     <w:uiPriority w:val="99"/>
     <w:pPr>
       <w:pBdr/>
@@ -31102,9 +31447,9 @@
       </w:tcPr>
     </w:tblStylePr>
   </w:style>
-  <w:style w:type="table" w:styleId="124">
+  <w:style w:type="table" w:styleId="912">
     <w:name w:val="Bordered &amp; Lined - Accent"/>
-    <w:basedOn w:val="11"/>
+    <w:basedOn w:val="799"/>
     <w:uiPriority w:val="99"/>
     <w:pPr>
       <w:pBdr/>
@@ -31346,9 +31691,9 @@
       </w:tcPr>
     </w:tblStylePr>
   </w:style>
-  <w:style w:type="table" w:styleId="125">
+  <w:style w:type="table" w:styleId="913">
     <w:name w:val="Bordered &amp; Lined - Accent 1"/>
-    <w:basedOn w:val="11"/>
+    <w:basedOn w:val="799"/>
     <w:uiPriority w:val="99"/>
     <w:pPr>
       <w:pBdr/>
@@ -31590,9 +31935,9 @@
       </w:tcPr>
     </w:tblStylePr>
   </w:style>
-  <w:style w:type="table" w:styleId="126">
+  <w:style w:type="table" w:styleId="914">
     <w:name w:val="Bordered &amp; Lined - Accent 2"/>
-    <w:basedOn w:val="11"/>
+    <w:basedOn w:val="799"/>
     <w:uiPriority w:val="99"/>
     <w:pPr>
       <w:pBdr/>
@@ -31834,9 +32179,9 @@
       </w:tcPr>
     </w:tblStylePr>
   </w:style>
-  <w:style w:type="table" w:styleId="127">
+  <w:style w:type="table" w:styleId="915">
     <w:name w:val="Bordered &amp; Lined - Accent 3"/>
-    <w:basedOn w:val="11"/>
+    <w:basedOn w:val="799"/>
     <w:uiPriority w:val="99"/>
     <w:pPr>
       <w:pBdr/>
@@ -32078,9 +32423,9 @@
       </w:tcPr>
     </w:tblStylePr>
   </w:style>
-  <w:style w:type="table" w:styleId="128">
+  <w:style w:type="table" w:styleId="916">
     <w:name w:val="Bordered &amp; Lined - Accent 4"/>
-    <w:basedOn w:val="11"/>
+    <w:basedOn w:val="799"/>
     <w:uiPriority w:val="99"/>
     <w:pPr>
       <w:pBdr/>
@@ -32322,9 +32667,9 @@
       </w:tcPr>
     </w:tblStylePr>
   </w:style>
-  <w:style w:type="table" w:styleId="129">
+  <w:style w:type="table" w:styleId="917">
     <w:name w:val="Bordered &amp; Lined - Accent 5"/>
-    <w:basedOn w:val="11"/>
+    <w:basedOn w:val="799"/>
     <w:uiPriority w:val="99"/>
     <w:pPr>
       <w:pBdr/>
@@ -32566,9 +32911,9 @@
       </w:tcPr>
     </w:tblStylePr>
   </w:style>
-  <w:style w:type="table" w:styleId="130">
+  <w:style w:type="table" w:styleId="918">
     <w:name w:val="Bordered &amp; Lined - Accent 6"/>
-    <w:basedOn w:val="11"/>
+    <w:basedOn w:val="799"/>
     <w:uiPriority w:val="99"/>
     <w:pPr>
       <w:pBdr/>
@@ -32810,9 +33155,9 @@
       </w:tcPr>
     </w:tblStylePr>
   </w:style>
-  <w:style w:type="table" w:styleId="131">
+  <w:style w:type="table" w:styleId="919">
     <w:name w:val="Bordered"/>
-    <w:basedOn w:val="11"/>
+    <w:basedOn w:val="799"/>
     <w:uiPriority w:val="99"/>
     <w:pPr>
       <w:pBdr/>
@@ -33041,9 +33386,9 @@
       </w:tcPr>
     </w:tblStylePr>
   </w:style>
-  <w:style w:type="table" w:styleId="132">
+  <w:style w:type="table" w:styleId="920">
     <w:name w:val="Bordered - Accent 1"/>
-    <w:basedOn w:val="11"/>
+    <w:basedOn w:val="799"/>
     <w:uiPriority w:val="99"/>
     <w:pPr>
       <w:pBdr/>
@@ -33272,9 +33617,9 @@
       </w:tcPr>
     </w:tblStylePr>
   </w:style>
-  <w:style w:type="table" w:styleId="133">
+  <w:style w:type="table" w:styleId="921">
     <w:name w:val="Bordered - Accent 2"/>
-    <w:basedOn w:val="11"/>
+    <w:basedOn w:val="799"/>
     <w:uiPriority w:val="99"/>
     <w:pPr>
       <w:pBdr/>
@@ -33503,9 +33848,9 @@
       </w:tcPr>
     </w:tblStylePr>
   </w:style>
-  <w:style w:type="table" w:styleId="134">
+  <w:style w:type="table" w:styleId="922">
     <w:name w:val="Bordered - Accent 3"/>
-    <w:basedOn w:val="11"/>
+    <w:basedOn w:val="799"/>
     <w:uiPriority w:val="99"/>
     <w:pPr>
       <w:pBdr/>
@@ -33734,9 +34079,9 @@
       </w:tcPr>
     </w:tblStylePr>
   </w:style>
-  <w:style w:type="table" w:styleId="135">
+  <w:style w:type="table" w:styleId="923">
     <w:name w:val="Bordered - Accent 4"/>
-    <w:basedOn w:val="11"/>
+    <w:basedOn w:val="799"/>
     <w:uiPriority w:val="99"/>
     <w:pPr>
       <w:pBdr/>
@@ -33965,9 +34310,9 @@
       </w:tcPr>
     </w:tblStylePr>
   </w:style>
-  <w:style w:type="table" w:styleId="136">
+  <w:style w:type="table" w:styleId="924">
     <w:name w:val="Bordered - Accent 5"/>
-    <w:basedOn w:val="11"/>
+    <w:basedOn w:val="799"/>
     <w:uiPriority w:val="99"/>
     <w:pPr>
       <w:pBdr/>
@@ -34196,9 +34541,9 @@
       </w:tcPr>
     </w:tblStylePr>
   </w:style>
-  <w:style w:type="table" w:styleId="137">
+  <w:style w:type="table" w:styleId="925">
     <w:name w:val="Bordered - Accent 6"/>
-    <w:basedOn w:val="11"/>
+    <w:basedOn w:val="799"/>
     <w:uiPriority w:val="99"/>
     <w:pPr>
       <w:pBdr/>
@@ -34427,11 +34772,11 @@
       </w:tcPr>
     </w:tblStylePr>
   </w:style>
-  <w:style w:type="paragraph" w:styleId="140">
+  <w:style w:type="paragraph" w:styleId="926">
     <w:name w:val="Heading 2"/>
-    <w:basedOn w:val="768"/>
-    <w:next w:val="768"/>
-    <w:link w:val="151"/>
+    <w:basedOn w:val="987"/>
+    <w:next w:val="987"/>
+    <w:link w:val="935"/>
     <w:uiPriority w:val="9"/>
     <w:unhideWhenUsed/>
     <w:qFormat/>
@@ -34450,11 +34795,11 @@
       <w:szCs w:val="32"/>
     </w:rPr>
   </w:style>
-  <w:style w:type="paragraph" w:styleId="141">
+  <w:style w:type="paragraph" w:styleId="927">
     <w:name w:val="Heading 3"/>
-    <w:basedOn w:val="768"/>
-    <w:next w:val="768"/>
-    <w:link w:val="152"/>
+    <w:basedOn w:val="987"/>
+    <w:next w:val="987"/>
+    <w:link w:val="936"/>
     <w:uiPriority w:val="9"/>
     <w:unhideWhenUsed/>
     <w:qFormat/>
@@ -34473,11 +34818,11 @@
       <w:szCs w:val="28"/>
     </w:rPr>
   </w:style>
-  <w:style w:type="paragraph" w:styleId="142">
+  <w:style w:type="paragraph" w:styleId="928">
     <w:name w:val="Heading 4"/>
-    <w:basedOn w:val="768"/>
-    <w:next w:val="768"/>
-    <w:link w:val="153"/>
+    <w:basedOn w:val="987"/>
+    <w:next w:val="987"/>
+    <w:link w:val="937"/>
     <w:uiPriority w:val="9"/>
     <w:unhideWhenUsed/>
     <w:qFormat/>
@@ -34496,11 +34841,11 @@
       <w:color w:val="0f4761" w:themeColor="accent1" w:themeShade="BF"/>
     </w:rPr>
   </w:style>
-  <w:style w:type="paragraph" w:styleId="143">
+  <w:style w:type="paragraph" w:styleId="929">
     <w:name w:val="Heading 5"/>
-    <w:basedOn w:val="768"/>
-    <w:next w:val="768"/>
-    <w:link w:val="154"/>
+    <w:basedOn w:val="987"/>
+    <w:next w:val="987"/>
+    <w:link w:val="938"/>
     <w:uiPriority w:val="9"/>
     <w:unhideWhenUsed/>
     <w:qFormat/>
@@ -34517,11 +34862,11 @@
       <w:color w:val="0f4761" w:themeColor="accent1" w:themeShade="BF"/>
     </w:rPr>
   </w:style>
-  <w:style w:type="paragraph" w:styleId="144">
+  <w:style w:type="paragraph" w:styleId="930">
     <w:name w:val="Heading 6"/>
-    <w:basedOn w:val="768"/>
-    <w:next w:val="768"/>
-    <w:link w:val="155"/>
+    <w:basedOn w:val="987"/>
+    <w:next w:val="987"/>
+    <w:link w:val="939"/>
     <w:uiPriority w:val="9"/>
     <w:unhideWhenUsed/>
     <w:qFormat/>
@@ -34540,11 +34885,11 @@
       <w:color w:val="595959" w:themeColor="text1" w:themeTint="A6"/>
     </w:rPr>
   </w:style>
-  <w:style w:type="paragraph" w:styleId="145">
+  <w:style w:type="paragraph" w:styleId="931">
     <w:name w:val="Heading 7"/>
-    <w:basedOn w:val="768"/>
-    <w:next w:val="768"/>
-    <w:link w:val="156"/>
+    <w:basedOn w:val="987"/>
+    <w:next w:val="987"/>
+    <w:link w:val="940"/>
     <w:uiPriority w:val="9"/>
     <w:unhideWhenUsed/>
     <w:qFormat/>
@@ -34561,11 +34906,11 @@
       <w:color w:val="595959" w:themeColor="text1" w:themeTint="A6"/>
     </w:rPr>
   </w:style>
-  <w:style w:type="paragraph" w:styleId="146">
+  <w:style w:type="paragraph" w:styleId="932">
     <w:name w:val="Heading 8"/>
-    <w:basedOn w:val="768"/>
-    <w:next w:val="768"/>
-    <w:link w:val="157"/>
+    <w:basedOn w:val="987"/>
+    <w:next w:val="987"/>
+    <w:link w:val="941"/>
     <w:uiPriority w:val="9"/>
     <w:unhideWhenUsed/>
     <w:qFormat/>
@@ -34584,11 +34929,11 @@
       <w:color w:val="272727" w:themeColor="text1" w:themeTint="D8"/>
     </w:rPr>
   </w:style>
-  <w:style w:type="paragraph" w:styleId="147">
+  <w:style w:type="paragraph" w:styleId="933">
     <w:name w:val="Heading 9"/>
-    <w:basedOn w:val="768"/>
-    <w:next w:val="768"/>
-    <w:link w:val="158"/>
+    <w:basedOn w:val="987"/>
+    <w:next w:val="987"/>
+    <w:link w:val="942"/>
     <w:uiPriority w:val="9"/>
     <w:unhideWhenUsed/>
     <w:qFormat/>
@@ -34607,10 +34952,10 @@
       <w:color w:val="272727" w:themeColor="text1" w:themeTint="D8"/>
     </w:rPr>
   </w:style>
-  <w:style w:type="character" w:styleId="150">
+  <w:style w:type="character" w:styleId="934">
     <w:name w:val="Heading 1 Char"/>
-    <w:basedOn w:val="765"/>
-    <w:link w:val="770"/>
+    <w:basedOn w:val="984"/>
+    <w:link w:val="989"/>
     <w:uiPriority w:val="9"/>
     <w:pPr>
       <w:pBdr/>
@@ -34624,10 +34969,10 @@
       <w:szCs w:val="40"/>
     </w:rPr>
   </w:style>
-  <w:style w:type="character" w:styleId="151">
+  <w:style w:type="character" w:styleId="935">
     <w:name w:val="Heading 2 Char"/>
-    <w:basedOn w:val="765"/>
-    <w:link w:val="140"/>
+    <w:basedOn w:val="984"/>
+    <w:link w:val="926"/>
     <w:uiPriority w:val="9"/>
     <w:pPr>
       <w:pBdr/>
@@ -34641,10 +34986,10 @@
       <w:szCs w:val="32"/>
     </w:rPr>
   </w:style>
-  <w:style w:type="character" w:styleId="152">
+  <w:style w:type="character" w:styleId="936">
     <w:name w:val="Heading 3 Char"/>
-    <w:basedOn w:val="765"/>
-    <w:link w:val="141"/>
+    <w:basedOn w:val="984"/>
+    <w:link w:val="927"/>
     <w:uiPriority w:val="9"/>
     <w:pPr>
       <w:pBdr/>
@@ -34658,10 +35003,10 @@
       <w:szCs w:val="28"/>
     </w:rPr>
   </w:style>
-  <w:style w:type="character" w:styleId="153">
+  <w:style w:type="character" w:styleId="937">
     <w:name w:val="Heading 4 Char"/>
-    <w:basedOn w:val="765"/>
-    <w:link w:val="142"/>
+    <w:basedOn w:val="984"/>
+    <w:link w:val="928"/>
     <w:uiPriority w:val="9"/>
     <w:pPr>
       <w:pBdr/>
@@ -34675,10 +35020,10 @@
       <w:color w:val="0f4761" w:themeColor="accent1" w:themeShade="BF"/>
     </w:rPr>
   </w:style>
-  <w:style w:type="character" w:styleId="154">
+  <w:style w:type="character" w:styleId="938">
     <w:name w:val="Heading 5 Char"/>
-    <w:basedOn w:val="765"/>
-    <w:link w:val="143"/>
+    <w:basedOn w:val="984"/>
+    <w:link w:val="929"/>
     <w:uiPriority w:val="9"/>
     <w:pPr>
       <w:pBdr/>
@@ -34690,10 +35035,10 @@
       <w:color w:val="0f4761" w:themeColor="accent1" w:themeShade="BF"/>
     </w:rPr>
   </w:style>
-  <w:style w:type="character" w:styleId="155">
+  <w:style w:type="character" w:styleId="939">
     <w:name w:val="Heading 6 Char"/>
-    <w:basedOn w:val="765"/>
-    <w:link w:val="144"/>
+    <w:basedOn w:val="984"/>
+    <w:link w:val="930"/>
     <w:uiPriority w:val="9"/>
     <w:pPr>
       <w:pBdr/>
@@ -34707,10 +35052,10 @@
       <w:color w:val="595959" w:themeColor="text1" w:themeTint="A6"/>
     </w:rPr>
   </w:style>
-  <w:style w:type="character" w:styleId="156">
+  <w:style w:type="character" w:styleId="940">
     <w:name w:val="Heading 7 Char"/>
-    <w:basedOn w:val="765"/>
-    <w:link w:val="145"/>
+    <w:basedOn w:val="984"/>
+    <w:link w:val="931"/>
     <w:uiPriority w:val="9"/>
     <w:pPr>
       <w:pBdr/>
@@ -34722,10 +35067,10 @@
       <w:color w:val="595959" w:themeColor="text1" w:themeTint="A6"/>
     </w:rPr>
   </w:style>
-  <w:style w:type="character" w:styleId="157">
+  <w:style w:type="character" w:styleId="941">
     <w:name w:val="Heading 8 Char"/>
-    <w:basedOn w:val="765"/>
-    <w:link w:val="146"/>
+    <w:basedOn w:val="984"/>
+    <w:link w:val="932"/>
     <w:uiPriority w:val="9"/>
     <w:pPr>
       <w:pBdr/>
@@ -34739,10 +35084,10 @@
       <w:color w:val="272727" w:themeColor="text1" w:themeTint="D8"/>
     </w:rPr>
   </w:style>
-  <w:style w:type="character" w:styleId="158">
+  <w:style w:type="character" w:styleId="942">
     <w:name w:val="Heading 9 Char"/>
-    <w:basedOn w:val="765"/>
-    <w:link w:val="147"/>
+    <w:basedOn w:val="984"/>
+    <w:link w:val="933"/>
     <w:uiPriority w:val="9"/>
     <w:pPr>
       <w:pBdr/>
@@ -34756,11 +35101,11 @@
       <w:color w:val="272727" w:themeColor="text1" w:themeTint="D8"/>
     </w:rPr>
   </w:style>
-  <w:style w:type="paragraph" w:styleId="159">
+  <w:style w:type="paragraph" w:styleId="943">
     <w:name w:val="Title"/>
-    <w:basedOn w:val="768"/>
-    <w:next w:val="768"/>
-    <w:link w:val="160"/>
+    <w:basedOn w:val="987"/>
+    <w:next w:val="987"/>
+    <w:link w:val="944"/>
     <w:uiPriority w:val="10"/>
     <w:qFormat/>
     <w:pPr>
@@ -34776,10 +35121,10 @@
       <w:szCs w:val="56"/>
     </w:rPr>
   </w:style>
-  <w:style w:type="character" w:styleId="160">
+  <w:style w:type="character" w:styleId="944">
     <w:name w:val="Title Char"/>
-    <w:basedOn w:val="765"/>
-    <w:link w:val="159"/>
+    <w:basedOn w:val="984"/>
+    <w:link w:val="943"/>
     <w:uiPriority w:val="10"/>
     <w:pPr>
       <w:pBdr/>
@@ -34793,11 +35138,11 @@
       <w:szCs w:val="56"/>
     </w:rPr>
   </w:style>
-  <w:style w:type="paragraph" w:styleId="161">
+  <w:style w:type="paragraph" w:styleId="945">
     <w:name w:val="Subtitle"/>
-    <w:basedOn w:val="768"/>
-    <w:next w:val="768"/>
-    <w:link w:val="162"/>
+    <w:basedOn w:val="987"/>
+    <w:next w:val="987"/>
+    <w:link w:val="946"/>
     <w:uiPriority w:val="11"/>
     <w:qFormat/>
     <w:pPr>
@@ -34815,10 +35160,10 @@
       <w:szCs w:val="28"/>
     </w:rPr>
   </w:style>
-  <w:style w:type="character" w:styleId="162">
+  <w:style w:type="character" w:styleId="946">
     <w:name w:val="Subtitle Char"/>
-    <w:basedOn w:val="765"/>
-    <w:link w:val="161"/>
+    <w:basedOn w:val="984"/>
+    <w:link w:val="945"/>
     <w:uiPriority w:val="11"/>
     <w:pPr>
       <w:pBdr/>
@@ -34832,11 +35177,11 @@
       <w:szCs w:val="28"/>
     </w:rPr>
   </w:style>
-  <w:style w:type="paragraph" w:styleId="163">
+  <w:style w:type="paragraph" w:styleId="947">
     <w:name w:val="Quote"/>
-    <w:basedOn w:val="768"/>
-    <w:next w:val="768"/>
-    <w:link w:val="164"/>
+    <w:basedOn w:val="987"/>
+    <w:next w:val="987"/>
+    <w:link w:val="948"/>
     <w:uiPriority w:val="29"/>
     <w:qFormat/>
     <w:pPr>
@@ -34851,10 +35196,10 @@
       <w:color w:val="404040" w:themeColor="text1" w:themeTint="BF"/>
     </w:rPr>
   </w:style>
-  <w:style w:type="character" w:styleId="164">
+  <w:style w:type="character" w:styleId="948">
     <w:name w:val="Quote Char"/>
-    <w:basedOn w:val="765"/>
-    <w:link w:val="163"/>
+    <w:basedOn w:val="984"/>
+    <w:link w:val="947"/>
     <w:uiPriority w:val="29"/>
     <w:pPr>
       <w:pBdr/>
@@ -34867,9 +35212,9 @@
       <w:color w:val="404040" w:themeColor="text1" w:themeTint="BF"/>
     </w:rPr>
   </w:style>
-  <w:style w:type="character" w:styleId="166">
+  <w:style w:type="character" w:styleId="949">
     <w:name w:val="Intense Emphasis"/>
-    <w:basedOn w:val="765"/>
+    <w:basedOn w:val="984"/>
     <w:uiPriority w:val="21"/>
     <w:qFormat/>
     <w:pPr>
@@ -34883,11 +35228,11 @@
       <w:color w:val="0f4761" w:themeColor="accent1" w:themeShade="BF"/>
     </w:rPr>
   </w:style>
-  <w:style w:type="paragraph" w:styleId="167">
+  <w:style w:type="paragraph" w:styleId="950">
     <w:name w:val="Intense Quote"/>
-    <w:basedOn w:val="768"/>
-    <w:next w:val="768"/>
-    <w:link w:val="168"/>
+    <w:basedOn w:val="987"/>
+    <w:next w:val="987"/>
+    <w:link w:val="951"/>
     <w:uiPriority w:val="30"/>
     <w:qFormat/>
     <w:pPr>
@@ -34905,10 +35250,10 @@
       <w:color w:val="0f4761" w:themeColor="accent1" w:themeShade="BF"/>
     </w:rPr>
   </w:style>
-  <w:style w:type="character" w:styleId="168">
+  <w:style w:type="character" w:styleId="951">
     <w:name w:val="Intense Quote Char"/>
-    <w:basedOn w:val="765"/>
-    <w:link w:val="167"/>
+    <w:basedOn w:val="984"/>
+    <w:link w:val="950"/>
     <w:uiPriority w:val="30"/>
     <w:pPr>
       <w:pBdr/>
@@ -34921,9 +35266,9 @@
       <w:color w:val="0f4761" w:themeColor="accent1" w:themeShade="BF"/>
     </w:rPr>
   </w:style>
-  <w:style w:type="character" w:styleId="169">
+  <w:style w:type="character" w:styleId="952">
     <w:name w:val="Intense Reference"/>
-    <w:basedOn w:val="765"/>
+    <w:basedOn w:val="984"/>
     <w:uiPriority w:val="32"/>
     <w:qFormat/>
     <w:pPr>
@@ -34939,9 +35284,9 @@
       <w:spacing w:val="5"/>
     </w:rPr>
   </w:style>
-  <w:style w:type="paragraph" w:styleId="170">
+  <w:style w:type="paragraph" w:styleId="953">
     <w:name w:val="No Spacing"/>
-    <w:basedOn w:val="768"/>
+    <w:basedOn w:val="987"/>
     <w:uiPriority w:val="1"/>
     <w:qFormat/>
     <w:pPr>
@@ -34950,9 +35295,9 @@
       <w:ind/>
     </w:pPr>
   </w:style>
-  <w:style w:type="character" w:styleId="171">
+  <w:style w:type="character" w:styleId="954">
     <w:name w:val="Subtle Emphasis"/>
-    <w:basedOn w:val="765"/>
+    <w:basedOn w:val="984"/>
     <w:uiPriority w:val="19"/>
     <w:qFormat/>
     <w:pPr>
@@ -34966,9 +35311,9 @@
       <w:color w:val="404040" w:themeColor="text1" w:themeTint="BF"/>
     </w:rPr>
   </w:style>
-  <w:style w:type="character" w:styleId="172">
+  <w:style w:type="character" w:styleId="955">
     <w:name w:val="Emphasis"/>
-    <w:basedOn w:val="765"/>
+    <w:basedOn w:val="984"/>
     <w:uiPriority w:val="20"/>
     <w:qFormat/>
     <w:pPr>
@@ -34981,9 +35326,9 @@
       <w:iCs/>
     </w:rPr>
   </w:style>
-  <w:style w:type="character" w:styleId="173">
+  <w:style w:type="character" w:styleId="956">
     <w:name w:val="Strong"/>
-    <w:basedOn w:val="765"/>
+    <w:basedOn w:val="984"/>
     <w:uiPriority w:val="22"/>
     <w:qFormat/>
     <w:pPr>
@@ -34996,9 +35341,9 @@
       <w:bCs/>
     </w:rPr>
   </w:style>
-  <w:style w:type="character" w:styleId="174">
+  <w:style w:type="character" w:styleId="957">
     <w:name w:val="Subtle Reference"/>
-    <w:basedOn w:val="765"/>
+    <w:basedOn w:val="984"/>
     <w:uiPriority w:val="31"/>
     <w:qFormat/>
     <w:pPr>
@@ -35011,9 +35356,9 @@
       <w:color w:val="5a5a5a" w:themeColor="text1" w:themeTint="A5"/>
     </w:rPr>
   </w:style>
-  <w:style w:type="character" w:styleId="175">
+  <w:style w:type="character" w:styleId="958">
     <w:name w:val="Book Title"/>
-    <w:basedOn w:val="765"/>
+    <w:basedOn w:val="984"/>
     <w:uiPriority w:val="33"/>
     <w:qFormat/>
     <w:pPr>
@@ -35029,10 +35374,10 @@
       <w:spacing w:val="5"/>
     </w:rPr>
   </w:style>
-  <w:style w:type="paragraph" w:styleId="176">
+  <w:style w:type="paragraph" w:styleId="959">
     <w:name w:val="Header"/>
-    <w:basedOn w:val="768"/>
-    <w:link w:val="177"/>
+    <w:basedOn w:val="987"/>
+    <w:link w:val="960"/>
     <w:uiPriority w:val="99"/>
     <w:unhideWhenUsed/>
     <w:pPr>
@@ -35045,10 +35390,10 @@
       <w:ind/>
     </w:pPr>
   </w:style>
-  <w:style w:type="character" w:styleId="177">
+  <w:style w:type="character" w:styleId="960">
     <w:name w:val="Header Char"/>
-    <w:basedOn w:val="765"/>
-    <w:link w:val="176"/>
+    <w:basedOn w:val="984"/>
+    <w:link w:val="959"/>
     <w:uiPriority w:val="99"/>
     <w:pPr>
       <w:pBdr/>
@@ -35056,10 +35401,10 @@
       <w:ind/>
     </w:pPr>
   </w:style>
-  <w:style w:type="paragraph" w:styleId="178">
+  <w:style w:type="paragraph" w:styleId="961">
     <w:name w:val="Footer"/>
-    <w:basedOn w:val="768"/>
-    <w:link w:val="179"/>
+    <w:basedOn w:val="987"/>
+    <w:link w:val="962"/>
     <w:uiPriority w:val="99"/>
     <w:unhideWhenUsed/>
     <w:pPr>
@@ -35072,10 +35417,10 @@
       <w:ind/>
     </w:pPr>
   </w:style>
-  <w:style w:type="character" w:styleId="179">
+  <w:style w:type="character" w:styleId="962">
     <w:name w:val="Footer Char"/>
-    <w:basedOn w:val="765"/>
-    <w:link w:val="178"/>
+    <w:basedOn w:val="984"/>
+    <w:link w:val="961"/>
     <w:uiPriority w:val="99"/>
     <w:pPr>
       <w:pBdr/>
@@ -35083,10 +35428,10 @@
       <w:ind/>
     </w:pPr>
   </w:style>
-  <w:style w:type="paragraph" w:styleId="180">
+  <w:style w:type="paragraph" w:styleId="963">
     <w:name w:val="Caption"/>
-    <w:basedOn w:val="768"/>
-    <w:next w:val="768"/>
+    <w:basedOn w:val="987"/>
+    <w:next w:val="987"/>
     <w:uiPriority w:val="35"/>
     <w:unhideWhenUsed/>
     <w:qFormat/>
@@ -35103,10 +35448,10 @@
       <w:szCs w:val="18"/>
     </w:rPr>
   </w:style>
-  <w:style w:type="paragraph" w:styleId="181">
+  <w:style w:type="paragraph" w:styleId="964">
     <w:name w:val="footnote text"/>
-    <w:basedOn w:val="768"/>
-    <w:link w:val="182"/>
+    <w:basedOn w:val="987"/>
+    <w:link w:val="965"/>
     <w:uiPriority w:val="99"/>
     <w:semiHidden/>
     <w:unhideWhenUsed/>
@@ -35120,10 +35465,10 @@
       <w:szCs w:val="20"/>
     </w:rPr>
   </w:style>
-  <w:style w:type="character" w:styleId="182">
+  <w:style w:type="character" w:styleId="965">
     <w:name w:val="Footnote Text Char"/>
-    <w:basedOn w:val="765"/>
-    <w:link w:val="181"/>
+    <w:basedOn w:val="984"/>
+    <w:link w:val="964"/>
     <w:uiPriority w:val="99"/>
     <w:semiHidden/>
     <w:pPr>
@@ -35136,9 +35481,9 @@
       <w:szCs w:val="20"/>
     </w:rPr>
   </w:style>
-  <w:style w:type="character" w:styleId="183">
+  <w:style w:type="character" w:styleId="966">
     <w:name w:val="footnote reference"/>
-    <w:basedOn w:val="765"/>
+    <w:basedOn w:val="984"/>
     <w:uiPriority w:val="99"/>
     <w:semiHidden/>
     <w:unhideWhenUsed/>
@@ -35151,10 +35496,10 @@
       <w:vertAlign w:val="superscript"/>
     </w:rPr>
   </w:style>
-  <w:style w:type="paragraph" w:styleId="184">
+  <w:style w:type="paragraph" w:styleId="967">
     <w:name w:val="endnote text"/>
-    <w:basedOn w:val="768"/>
-    <w:link w:val="185"/>
+    <w:basedOn w:val="987"/>
+    <w:link w:val="968"/>
     <w:uiPriority w:val="99"/>
     <w:semiHidden/>
     <w:unhideWhenUsed/>
@@ -35168,10 +35513,10 @@
       <w:szCs w:val="20"/>
     </w:rPr>
   </w:style>
-  <w:style w:type="character" w:styleId="185">
+  <w:style w:type="character" w:styleId="968">
     <w:name w:val="Endnote Text Char"/>
-    <w:basedOn w:val="765"/>
-    <w:link w:val="184"/>
+    <w:basedOn w:val="984"/>
+    <w:link w:val="967"/>
     <w:uiPriority w:val="99"/>
     <w:semiHidden/>
     <w:pPr>
@@ -35184,9 +35529,9 @@
       <w:szCs w:val="20"/>
     </w:rPr>
   </w:style>
-  <w:style w:type="character" w:styleId="186">
+  <w:style w:type="character" w:styleId="969">
     <w:name w:val="endnote reference"/>
-    <w:basedOn w:val="765"/>
+    <w:basedOn w:val="984"/>
     <w:uiPriority w:val="99"/>
     <w:semiHidden/>
     <w:unhideWhenUsed/>
@@ -35199,9 +35544,9 @@
       <w:vertAlign w:val="superscript"/>
     </w:rPr>
   </w:style>
-  <w:style w:type="character" w:styleId="187">
+  <w:style w:type="character" w:styleId="970">
     <w:name w:val="Hyperlink"/>
-    <w:basedOn w:val="765"/>
+    <w:basedOn w:val="984"/>
     <w:uiPriority w:val="99"/>
     <w:unhideWhenUsed/>
     <w:pPr>
@@ -35214,9 +35559,9 @@
       <w:u w:val="single"/>
     </w:rPr>
   </w:style>
-  <w:style w:type="character" w:styleId="188">
+  <w:style w:type="character" w:styleId="971">
     <w:name w:val="FollowedHyperlink"/>
-    <w:basedOn w:val="765"/>
+    <w:basedOn w:val="984"/>
     <w:uiPriority w:val="99"/>
     <w:semiHidden/>
     <w:unhideWhenUsed/>
@@ -35230,10 +35575,10 @@
       <w:u w:val="single"/>
     </w:rPr>
   </w:style>
-  <w:style w:type="paragraph" w:styleId="189">
+  <w:style w:type="paragraph" w:styleId="972">
     <w:name w:val="toc 1"/>
-    <w:basedOn w:val="768"/>
-    <w:next w:val="768"/>
+    <w:basedOn w:val="987"/>
+    <w:next w:val="987"/>
     <w:uiPriority w:val="39"/>
     <w:unhideWhenUsed/>
     <w:pPr>
@@ -35242,10 +35587,10 @@
       <w:ind/>
     </w:pPr>
   </w:style>
-  <w:style w:type="paragraph" w:styleId="190">
+  <w:style w:type="paragraph" w:styleId="973">
     <w:name w:val="toc 2"/>
-    <w:basedOn w:val="768"/>
-    <w:next w:val="768"/>
+    <w:basedOn w:val="987"/>
+    <w:next w:val="987"/>
     <w:uiPriority w:val="39"/>
     <w:unhideWhenUsed/>
     <w:pPr>
@@ -35254,10 +35599,10 @@
       <w:ind w:left="220"/>
     </w:pPr>
   </w:style>
-  <w:style w:type="paragraph" w:styleId="191">
+  <w:style w:type="paragraph" w:styleId="974">
     <w:name w:val="toc 3"/>
-    <w:basedOn w:val="768"/>
-    <w:next w:val="768"/>
+    <w:basedOn w:val="987"/>
+    <w:next w:val="987"/>
     <w:uiPriority w:val="39"/>
     <w:unhideWhenUsed/>
     <w:pPr>
@@ -35266,10 +35611,10 @@
       <w:ind w:left="440"/>
     </w:pPr>
   </w:style>
-  <w:style w:type="paragraph" w:styleId="192">
+  <w:style w:type="paragraph" w:styleId="975">
     <w:name w:val="toc 4"/>
-    <w:basedOn w:val="768"/>
-    <w:next w:val="768"/>
+    <w:basedOn w:val="987"/>
+    <w:next w:val="987"/>
     <w:uiPriority w:val="39"/>
     <w:unhideWhenUsed/>
     <w:pPr>
@@ -35278,10 +35623,10 @@
       <w:ind w:left="660"/>
     </w:pPr>
   </w:style>
-  <w:style w:type="paragraph" w:styleId="193">
+  <w:style w:type="paragraph" w:styleId="976">
     <w:name w:val="toc 5"/>
-    <w:basedOn w:val="768"/>
-    <w:next w:val="768"/>
+    <w:basedOn w:val="987"/>
+    <w:next w:val="987"/>
     <w:uiPriority w:val="39"/>
     <w:unhideWhenUsed/>
     <w:pPr>
@@ -35290,10 +35635,10 @@
       <w:ind w:left="880"/>
     </w:pPr>
   </w:style>
-  <w:style w:type="paragraph" w:styleId="194">
+  <w:style w:type="paragraph" w:styleId="977">
     <w:name w:val="toc 6"/>
-    <w:basedOn w:val="768"/>
-    <w:next w:val="768"/>
+    <w:basedOn w:val="987"/>
+    <w:next w:val="987"/>
     <w:uiPriority w:val="39"/>
     <w:unhideWhenUsed/>
     <w:pPr>
@@ -35302,10 +35647,10 @@
       <w:ind w:left="1100"/>
     </w:pPr>
   </w:style>
-  <w:style w:type="paragraph" w:styleId="195">
+  <w:style w:type="paragraph" w:styleId="978">
     <w:name w:val="toc 7"/>
-    <w:basedOn w:val="768"/>
-    <w:next w:val="768"/>
+    <w:basedOn w:val="987"/>
+    <w:next w:val="987"/>
     <w:uiPriority w:val="39"/>
     <w:unhideWhenUsed/>
     <w:pPr>
@@ -35314,10 +35659,10 @@
       <w:ind w:left="1320"/>
     </w:pPr>
   </w:style>
-  <w:style w:type="paragraph" w:styleId="196">
+  <w:style w:type="paragraph" w:styleId="979">
     <w:name w:val="toc 8"/>
-    <w:basedOn w:val="768"/>
-    <w:next w:val="768"/>
+    <w:basedOn w:val="987"/>
+    <w:next w:val="987"/>
     <w:uiPriority w:val="39"/>
     <w:unhideWhenUsed/>
     <w:pPr>
@@ -35326,10 +35671,10 @@
       <w:ind w:left="1540"/>
     </w:pPr>
   </w:style>
-  <w:style w:type="paragraph" w:styleId="197">
+  <w:style w:type="paragraph" w:styleId="980">
     <w:name w:val="toc 9"/>
-    <w:basedOn w:val="768"/>
-    <w:next w:val="768"/>
+    <w:basedOn w:val="987"/>
+    <w:next w:val="987"/>
     <w:uiPriority w:val="39"/>
     <w:unhideWhenUsed/>
     <w:pPr>
@@ -35338,9 +35683,9 @@
       <w:ind w:left="1760"/>
     </w:pPr>
   </w:style>
-  <w:style w:type="character" w:styleId="198">
+  <w:style w:type="character" w:styleId="981">
     <w:name w:val="Placeholder Text"/>
-    <w:basedOn w:val="765"/>
+    <w:basedOn w:val="984"/>
     <w:uiPriority w:val="99"/>
     <w:semiHidden/>
     <w:pPr>
@@ -35352,7 +35697,7 @@
       <w:color w:val="666666"/>
     </w:rPr>
   </w:style>
-  <w:style w:type="paragraph" w:styleId="208">
+  <w:style w:type="paragraph" w:styleId="982">
     <w:name w:val="TOC Heading"/>
     <w:uiPriority w:val="39"/>
     <w:unhideWhenUsed/>
@@ -35362,10 +35707,10 @@
       <w:ind/>
     </w:pPr>
   </w:style>
-  <w:style w:type="paragraph" w:styleId="209">
+  <w:style w:type="paragraph" w:styleId="983">
     <w:name w:val="table of figures"/>
-    <w:basedOn w:val="768"/>
-    <w:next w:val="768"/>
+    <w:basedOn w:val="987"/>
+    <w:next w:val="987"/>
     <w:uiPriority w:val="99"/>
     <w:unhideWhenUsed/>
     <w:pPr>
@@ -35374,7 +35719,7 @@
       <w:ind/>
     </w:pPr>
   </w:style>
-  <w:style w:type="character" w:styleId="765" w:default="1">
+  <w:style w:type="character" w:styleId="984" w:default="1">
     <w:name w:val="Default Paragraph Font"/>
     <w:uiPriority w:val="1"/>
     <w:semiHidden/>
@@ -35385,7 +35730,7 @@
       <w:ind/>
     </w:pPr>
   </w:style>
-  <w:style w:type="table" w:styleId="766">
+  <w:style w:type="table" w:styleId="985">
     <w:name w:val="Table Normal"/>
     <w:uiPriority w:val="2"/>
     <w:semiHidden/>
@@ -35579,7 +35924,7 @@
       </w:tcPr>
     </w:tblStylePr>
   </w:style>
-  <w:style w:type="numbering" w:styleId="767" w:default="1">
+  <w:style w:type="numbering" w:styleId="986" w:default="1">
     <w:name w:val="No List"/>
     <w:uiPriority w:val="99"/>
     <w:semiHidden/>
@@ -35590,7 +35935,7 @@
       <w:ind/>
     </w:pPr>
   </w:style>
-  <w:style w:type="paragraph" w:styleId="768" w:default="1">
+  <w:style w:type="paragraph" w:styleId="987" w:default="1">
     <w:name w:val="Normal"/>
     <w:uiPriority w:val="1"/>
     <w:qFormat/>
@@ -35604,9 +35949,9 @@
       <w:lang w:val="es-ES" w:eastAsia="en-US" w:bidi="ar-SA"/>
     </w:rPr>
   </w:style>
-  <w:style w:type="paragraph" w:styleId="769">
+  <w:style w:type="paragraph" w:styleId="988">
     <w:name w:val="Body Text"/>
-    <w:basedOn w:val="768"/>
+    <w:basedOn w:val="987"/>
     <w:uiPriority w:val="1"/>
     <w:qFormat/>
     <w:pPr>
@@ -35621,9 +35966,9 @@
       <w:lang w:val="es-ES" w:eastAsia="en-US" w:bidi="ar-SA"/>
     </w:rPr>
   </w:style>
-  <w:style w:type="paragraph" w:styleId="770">
+  <w:style w:type="paragraph" w:styleId="989">
     <w:name w:val="Heading 1"/>
-    <w:basedOn w:val="768"/>
+    <w:basedOn w:val="987"/>
     <w:uiPriority w:val="1"/>
     <w:qFormat/>
     <w:pPr>
@@ -35639,9 +35984,9 @@
       <w:lang w:val="es-ES" w:eastAsia="en-US" w:bidi="ar-SA"/>
     </w:rPr>
   </w:style>
-  <w:style w:type="paragraph" w:styleId="771">
+  <w:style w:type="paragraph" w:styleId="990">
     <w:name w:val="List Paragraph"/>
-    <w:basedOn w:val="768"/>
+    <w:basedOn w:val="987"/>
     <w:uiPriority w:val="1"/>
     <w:qFormat/>
     <w:pPr>
@@ -35655,9 +36000,9 @@
       <w:lang w:val="es-ES" w:eastAsia="en-US" w:bidi="ar-SA"/>
     </w:rPr>
   </w:style>
-  <w:style w:type="paragraph" w:styleId="772">
+  <w:style w:type="paragraph" w:styleId="991">
     <w:name w:val="Table Paragraph"/>
-    <w:basedOn w:val="768"/>
+    <w:basedOn w:val="987"/>
     <w:uiPriority w:val="1"/>
     <w:qFormat/>
     <w:pPr>

--- a/Programación Multimedia/Tema1/Actividades/Tema 1 - Actividades.docx
+++ b/Programación Multimedia/Tema1/Actividades/Tema 1 - Actividades.docx
@@ -4,7 +4,7 @@
   <w:body>
     <w:p>
       <w:pPr>
-        <w:pStyle w:val="989"/>
+        <w:pStyle w:val="993"/>
         <w:pBdr/>
         <w:spacing/>
         <w:ind/>
@@ -51,7 +51,7 @@
     </w:p>
     <w:p>
       <w:pPr>
-        <w:pStyle w:val="990"/>
+        <w:pStyle w:val="994"/>
         <w:numPr>
           <w:ilvl w:val="0"/>
           <w:numId w:val="1"/>
@@ -315,7 +315,7 @@
     </w:p>
     <w:p>
       <w:pPr>
-        <w:pStyle w:val="988"/>
+        <w:pStyle w:val="992"/>
         <w:pBdr/>
         <w:spacing/>
         <w:ind/>
@@ -326,7 +326,7 @@
     </w:p>
     <w:p>
       <w:pPr>
-        <w:pStyle w:val="988"/>
+        <w:pStyle w:val="992"/>
         <w:pBdr/>
         <w:spacing w:before="183"/>
         <w:ind/>
@@ -337,7 +337,7 @@
     </w:p>
     <w:p>
       <w:pPr>
-        <w:pStyle w:val="990"/>
+        <w:pStyle w:val="994"/>
         <w:numPr>
           <w:ilvl w:val="0"/>
           <w:numId w:val="1"/>
@@ -674,7 +674,7 @@
     </w:p>
     <w:p>
       <w:pPr>
-        <w:pStyle w:val="988"/>
+        <w:pStyle w:val="992"/>
         <w:pBdr/>
         <w:spacing/>
         <w:ind/>
@@ -697,10 +697,15 @@
           <w:highlight w:val="none"/>
         </w:rPr>
       </w:r>
+      <w:r>
+        <w:rPr>
+          <w:highlight w:val="none"/>
+        </w:rPr>
+      </w:r>
     </w:p>
     <w:p>
       <w:pPr>
-        <w:pStyle w:val="988"/>
+        <w:pStyle w:val="992"/>
         <w:pBdr/>
         <w:spacing/>
         <w:ind/>
@@ -726,10 +731,15 @@
           <w:highlight w:val="none"/>
         </w:rPr>
       </w:r>
+      <w:r>
+        <w:rPr>
+          <w:highlight w:val="none"/>
+        </w:rPr>
+      </w:r>
     </w:p>
     <w:p>
       <w:pPr>
-        <w:pStyle w:val="988"/>
+        <w:pStyle w:val="992"/>
         <w:pBdr/>
         <w:spacing/>
         <w:ind/>
@@ -774,7 +784,7 @@
     </w:p>
     <w:p>
       <w:pPr>
-        <w:pStyle w:val="988"/>
+        <w:pStyle w:val="992"/>
         <w:pBdr/>
         <w:spacing w:before="182"/>
         <w:ind/>
@@ -785,7 +795,7 @@
     </w:p>
     <w:p>
       <w:pPr>
-        <w:pStyle w:val="990"/>
+        <w:pStyle w:val="994"/>
         <w:numPr>
           <w:ilvl w:val="0"/>
           <w:numId w:val="1"/>
@@ -837,7 +847,7 @@
     </w:p>
     <w:p>
       <w:pPr>
-        <w:pStyle w:val="990"/>
+        <w:pStyle w:val="994"/>
         <w:numPr>
           <w:ilvl w:val="1"/>
           <w:numId w:val="1"/>
@@ -976,6 +986,7 @@
           <w:bCs w:val="0"/>
           <w:sz w:val="24"/>
           <w:szCs w:val="24"/>
+          <w:highlight w:val="none"/>
         </w:rPr>
       </w:r>
       <w:r>
@@ -1047,6 +1058,7 @@
           <w:bCs w:val="0"/>
           <w:sz w:val="24"/>
           <w:szCs w:val="24"/>
+          <w:highlight w:val="none"/>
         </w:rPr>
       </w:r>
       <w:r>
@@ -1098,7 +1110,7 @@
           <w:b w:val="0"/>
           <w:bCs w:val="0"/>
           <w:sz w:val="24"/>
-          <w:highlight w:val="none"/>
+          <w:szCs w:val="24"/>
         </w:rPr>
       </w:r>
       <w:r>
@@ -1112,7 +1124,7 @@
     </w:p>
     <w:p>
       <w:pPr>
-        <w:pStyle w:val="990"/>
+        <w:pStyle w:val="994"/>
         <w:numPr>
           <w:ilvl w:val="1"/>
           <w:numId w:val="1"/>
@@ -1467,6 +1479,7 @@
           <w:bCs w:val="0"/>
           <w:sz w:val="24"/>
           <w:szCs w:val="24"/>
+          <w:highlight w:val="none"/>
         </w:rPr>
       </w:r>
       <w:r>
@@ -1527,7 +1540,7 @@
           <w:b w:val="0"/>
           <w:bCs w:val="0"/>
           <w:sz w:val="24"/>
-          <w:highlight w:val="none"/>
+          <w:szCs w:val="24"/>
         </w:rPr>
       </w:r>
       <w:r>
@@ -1541,7 +1554,7 @@
     </w:p>
     <w:p>
       <w:pPr>
-        <w:pStyle w:val="988"/>
+        <w:pStyle w:val="992"/>
         <w:pBdr/>
         <w:spacing/>
         <w:ind/>
@@ -1552,7 +1565,7 @@
     </w:p>
     <w:p>
       <w:pPr>
-        <w:pStyle w:val="988"/>
+        <w:pStyle w:val="992"/>
         <w:pBdr/>
         <w:spacing w:before="186"/>
         <w:ind/>
@@ -1563,7 +1576,7 @@
     </w:p>
     <w:p>
       <w:pPr>
-        <w:pStyle w:val="990"/>
+        <w:pStyle w:val="994"/>
         <w:numPr>
           <w:ilvl w:val="0"/>
           <w:numId w:val="1"/>
@@ -2167,10 +2180,8 @@
       </w:r>
       <w:r>
         <w:rPr>
-          <w:rFonts w:ascii="Liberation Sans" w:hAnsi="Liberation Sans" w:eastAsia="Liberation Sans" w:cs="Liberation Sans"/>
-          <w:color w:val="d5b778"/>
-          <w:sz w:val="24"/>
-          <w:highlight w:val="none"/>
+          <w:sz w:val="24"/>
+          <w:szCs w:val="24"/>
         </w:rPr>
       </w:r>
       <w:r>
@@ -2296,10 +2307,19 @@
           <w:highlight w:val="none"/>
         </w:rPr>
       </w:r>
+      <w:r>
+        <w:rPr>
+          <w:rFonts w:ascii="Liberation Sans" w:hAnsi="Liberation Sans" w:eastAsia="Liberation Sans" w:cs="Liberation Sans"/>
+          <w:color w:val="d5b778"/>
+          <w:sz w:val="24"/>
+          <w:szCs w:val="24"/>
+          <w:highlight w:val="none"/>
+        </w:rPr>
+      </w:r>
     </w:p>
     <w:p>
       <w:pPr>
-        <w:pStyle w:val="988"/>
+        <w:pStyle w:val="992"/>
         <w:pBdr/>
         <w:spacing/>
         <w:ind/>
@@ -2344,10 +2364,8 @@
       </w:r>
       <w:r>
         <w:rPr>
-          <w:rFonts w:ascii="Liberation Sans" w:hAnsi="Liberation Sans" w:eastAsia="Liberation Sans" w:cs="Liberation Sans"/>
-          <w:color w:val="d5b778"/>
-          <w:sz w:val="24"/>
-          <w:highlight w:val="none"/>
+          <w:sz w:val="24"/>
+          <w:szCs w:val="24"/>
         </w:rPr>
       </w:r>
       <w:r>
@@ -2473,10 +2491,19 @@
           <w:highlight w:val="none"/>
         </w:rPr>
       </w:r>
+      <w:r>
+        <w:rPr>
+          <w:rFonts w:ascii="Liberation Sans" w:hAnsi="Liberation Sans" w:eastAsia="Liberation Sans" w:cs="Liberation Sans"/>
+          <w:color w:val="d5b778"/>
+          <w:sz w:val="24"/>
+          <w:szCs w:val="24"/>
+          <w:highlight w:val="none"/>
+        </w:rPr>
+      </w:r>
     </w:p>
     <w:p>
       <w:pPr>
-        <w:pStyle w:val="988"/>
+        <w:pStyle w:val="992"/>
         <w:pBdr/>
         <w:spacing w:before="179"/>
         <w:ind/>
@@ -2487,7 +2514,7 @@
     </w:p>
     <w:p>
       <w:pPr>
-        <w:pStyle w:val="990"/>
+        <w:pStyle w:val="994"/>
         <w:numPr>
           <w:ilvl w:val="0"/>
           <w:numId w:val="1"/>
@@ -2849,7 +2876,7 @@
       <w:r>
         <w:rPr>
           <w:sz w:val="24"/>
-          <w:highlight w:val="none"/>
+          <w:szCs w:val="24"/>
         </w:rPr>
       </w:r>
       <w:r>
@@ -2861,7 +2888,7 @@
     </w:p>
     <w:p>
       <w:pPr>
-        <w:pStyle w:val="990"/>
+        <w:pStyle w:val="994"/>
         <w:pBdr/>
         <w:spacing w:after="0" w:line="360" w:lineRule="auto"/>
         <w:ind/>
@@ -2899,7 +2926,7 @@
     </w:p>
     <w:p>
       <w:pPr>
-        <w:pStyle w:val="990"/>
+        <w:pStyle w:val="994"/>
         <w:numPr>
           <w:ilvl w:val="0"/>
           <w:numId w:val="1"/>
@@ -3295,7 +3322,7 @@
     </w:p>
     <w:p>
       <w:pPr>
-        <w:pStyle w:val="990"/>
+        <w:pStyle w:val="994"/>
         <w:numPr>
           <w:ilvl w:val="1"/>
           <w:numId w:val="1"/>
@@ -3415,7 +3442,7 @@
     </w:p>
     <w:p>
       <w:pPr>
-        <w:pStyle w:val="990"/>
+        <w:pStyle w:val="994"/>
         <w:numPr>
           <w:ilvl w:val="2"/>
           <w:numId w:val="1"/>
@@ -3448,13 +3475,13 @@
       <w:r>
         <w:rPr>
           <w:sz w:val="24"/>
-          <w:highlight w:val="none"/>
+          <w:szCs w:val="24"/>
         </w:rPr>
       </w:r>
     </w:p>
     <w:p>
       <w:pPr>
-        <w:pStyle w:val="988"/>
+        <w:pStyle w:val="992"/>
         <w:pBdr/>
         <w:spacing w:before="23"/>
         <w:ind/>
@@ -3465,7 +3492,7 @@
     </w:p>
     <w:p>
       <w:pPr>
-        <w:pStyle w:val="990"/>
+        <w:pStyle w:val="994"/>
         <w:numPr>
           <w:ilvl w:val="1"/>
           <w:numId w:val="1"/>
@@ -3540,7 +3567,7 @@
     </w:p>
     <w:p>
       <w:pPr>
-        <w:pStyle w:val="990"/>
+        <w:pStyle w:val="994"/>
         <w:numPr>
           <w:ilvl w:val="2"/>
           <w:numId w:val="1"/>
@@ -3562,7 +3589,13 @@
           <w:sz w:val="24"/>
           <w:highlight w:val="none"/>
         </w:rPr>
-        <w:t xml:space="preserve">onResume()</w:t>
+        <w:t xml:space="preserve">onStart() </w:t>
+      </w:r>
+      <w:r>
+        <w:rPr>
+          <w:sz w:val="24"/>
+          <w:szCs w:val="24"/>
+        </w:rPr>
       </w:r>
       <w:r>
         <w:rPr>
@@ -3574,12 +3607,63 @@
         <w:rPr>
           <w:sz w:val="24"/>
           <w:highlight w:val="none"/>
+        </w:rPr>
+      </w:r>
+      <w:r>
+        <w:rPr>
+          <w:sz w:val="24"/>
+          <w:highlight w:val="none"/>
+        </w:rPr>
+      </w:r>
+      <w:r>
+        <w:rPr>
+          <w:sz w:val="24"/>
+          <w:szCs w:val="24"/>
         </w:rPr>
       </w:r>
     </w:p>
     <w:p>
       <w:pPr>
-        <w:pStyle w:val="988"/>
+        <w:pStyle w:val="994"/>
+        <w:numPr>
+          <w:ilvl w:val="2"/>
+          <w:numId w:val="1"/>
+        </w:numPr>
+        <w:pBdr/>
+        <w:tabs>
+          <w:tab w:val="left" w:leader="none" w:pos="1463"/>
+        </w:tabs>
+        <w:spacing w:after="0" w:before="0" w:line="240" w:lineRule="auto"/>
+        <w:ind w:right="0"/>
+        <w:jc w:val="both"/>
+        <w:rPr>
+          <w:sz w:val="24"/>
+          <w:szCs w:val="24"/>
+        </w:rPr>
+      </w:pPr>
+      <w:r>
+        <w:rPr>
+          <w:sz w:val="24"/>
+          <w:highlight w:val="none"/>
+        </w:rPr>
+        <w:t xml:space="preserve">onResume()</w:t>
+      </w:r>
+      <w:r>
+        <w:rPr>
+          <w:sz w:val="24"/>
+          <w:highlight w:val="none"/>
+        </w:rPr>
+      </w:r>
+      <w:r>
+        <w:rPr>
+          <w:sz w:val="24"/>
+          <w:szCs w:val="24"/>
+        </w:rPr>
+      </w:r>
+    </w:p>
+    <w:p>
+      <w:pPr>
+        <w:pStyle w:val="992"/>
         <w:pBdr/>
         <w:spacing w:before="24"/>
         <w:ind/>
@@ -3590,7 +3674,7 @@
     </w:p>
     <w:p>
       <w:pPr>
-        <w:pStyle w:val="990"/>
+        <w:pStyle w:val="994"/>
         <w:numPr>
           <w:ilvl w:val="1"/>
           <w:numId w:val="1"/>
@@ -3670,10 +3754,15 @@
           <w:sz w:val="24"/>
         </w:rPr>
       </w:r>
+      <w:r>
+        <w:rPr>
+          <w:sz w:val="24"/>
+        </w:rPr>
+      </w:r>
     </w:p>
     <w:p>
       <w:pPr>
-        <w:pStyle w:val="990"/>
+        <w:pStyle w:val="994"/>
         <w:numPr>
           <w:ilvl w:val="2"/>
           <w:numId w:val="1"/>
@@ -3681,6 +3770,7 @@
         <w:pBdr/>
         <w:tabs>
           <w:tab w:val="left" w:leader="none" w:pos="1463"/>
+          <w:tab w:val="left" w:leader="none" w:pos="2920"/>
         </w:tabs>
         <w:spacing w:after="0" w:before="0" w:line="240" w:lineRule="auto"/>
         <w:ind w:right="0"/>
@@ -3696,26 +3786,24 @@
           <w:sz w:val="24"/>
           <w:highlight w:val="none"/>
         </w:rPr>
-        <w:t xml:space="preserve">No se</w:t>
-      </w:r>
-      <w:r>
-        <w:rPr>
-          <w:spacing w:val="-2"/>
-          <w:sz w:val="24"/>
-          <w:highlight w:val="none"/>
-        </w:rPr>
-      </w:r>
-      <w:r>
-        <w:rPr>
-          <w:spacing w:val="-2"/>
-          <w:sz w:val="24"/>
-          <w:highlight w:val="none"/>
+        <w:t xml:space="preserve">No pasa nada</w:t>
+      </w:r>
+      <w:r>
+        <w:rPr>
+          <w:sz w:val="24"/>
+          <w:szCs w:val="24"/>
+        </w:rPr>
+      </w:r>
+      <w:r>
+        <w:rPr>
+          <w:sz w:val="24"/>
+          <w:szCs w:val="24"/>
         </w:rPr>
       </w:r>
     </w:p>
     <w:p>
       <w:pPr>
-        <w:pStyle w:val="988"/>
+        <w:pStyle w:val="992"/>
         <w:pBdr/>
         <w:spacing w:before="22"/>
         <w:ind/>
@@ -3726,7 +3814,7 @@
     </w:p>
     <w:p>
       <w:pPr>
-        <w:pStyle w:val="990"/>
+        <w:pStyle w:val="994"/>
         <w:numPr>
           <w:ilvl w:val="1"/>
           <w:numId w:val="1"/>
@@ -3814,7 +3902,7 @@
     </w:p>
     <w:p>
       <w:pPr>
-        <w:pStyle w:val="990"/>
+        <w:pStyle w:val="994"/>
         <w:numPr>
           <w:ilvl w:val="2"/>
           <w:numId w:val="1"/>
@@ -3836,24 +3924,18 @@
           <w:sz w:val="24"/>
           <w:highlight w:val="none"/>
         </w:rPr>
-        <w:t xml:space="preserve">onDestroy()</w:t>
-      </w:r>
-      <w:r>
-        <w:rPr>
-          <w:sz w:val="24"/>
-          <w:highlight w:val="none"/>
-        </w:rPr>
-      </w:r>
-      <w:r>
-        <w:rPr>
-          <w:sz w:val="24"/>
-          <w:highlight w:val="none"/>
+        <w:t xml:space="preserve">Se cierra directamente sin hacer nada</w:t>
+      </w:r>
+      <w:r>
+        <w:rPr>
+          <w:sz w:val="24"/>
+          <w:szCs w:val="24"/>
         </w:rPr>
       </w:r>
     </w:p>
     <w:p>
       <w:pPr>
-        <w:pStyle w:val="988"/>
+        <w:pStyle w:val="992"/>
         <w:pBdr/>
         <w:spacing/>
         <w:ind/>
@@ -3864,7 +3946,7 @@
     </w:p>
     <w:p>
       <w:pPr>
-        <w:pStyle w:val="988"/>
+        <w:pStyle w:val="992"/>
         <w:pBdr/>
         <w:spacing/>
         <w:ind/>
@@ -3875,7 +3957,7 @@
     </w:p>
     <w:p>
       <w:pPr>
-        <w:pStyle w:val="988"/>
+        <w:pStyle w:val="992"/>
         <w:pBdr/>
         <w:spacing w:before="41"/>
         <w:ind/>
@@ -3886,7 +3968,7 @@
     </w:p>
     <w:p>
       <w:pPr>
-        <w:pStyle w:val="990"/>
+        <w:pStyle w:val="994"/>
         <w:numPr>
           <w:ilvl w:val="0"/>
           <w:numId w:val="1"/>
@@ -3942,7 +4024,7 @@
     </w:p>
     <w:p>
       <w:pPr>
-        <w:pStyle w:val="988"/>
+        <w:pStyle w:val="992"/>
         <w:pBdr/>
         <w:spacing/>
         <w:ind/>
@@ -3953,7 +4035,7 @@
     </w:p>
     <w:p>
       <w:pPr>
-        <w:pStyle w:val="988"/>
+        <w:pStyle w:val="992"/>
         <w:pBdr/>
         <w:spacing w:before="183"/>
         <w:ind/>
@@ -3964,7 +4046,7 @@
     </w:p>
     <w:p>
       <w:pPr>
-        <w:pStyle w:val="990"/>
+        <w:pStyle w:val="994"/>
         <w:numPr>
           <w:ilvl w:val="0"/>
           <w:numId w:val="1"/>
@@ -4005,7 +4087,7 @@
     </w:p>
     <w:p>
       <w:pPr>
-        <w:pStyle w:val="990"/>
+        <w:pStyle w:val="994"/>
         <w:numPr>
           <w:ilvl w:val="1"/>
           <w:numId w:val="1"/>
@@ -4113,7 +4195,7 @@
     </w:p>
     <w:p>
       <w:pPr>
-        <w:pStyle w:val="988"/>
+        <w:pStyle w:val="992"/>
         <w:pBdr/>
         <w:spacing w:before="23"/>
         <w:ind/>
@@ -4124,7 +4206,7 @@
     </w:p>
     <w:p>
       <w:pPr>
-        <w:pStyle w:val="990"/>
+        <w:pStyle w:val="994"/>
         <w:numPr>
           <w:ilvl w:val="1"/>
           <w:numId w:val="1"/>
@@ -4246,7 +4328,7 @@
 <w:ftr xmlns:wpc="http://schemas.microsoft.com/office/word/2010/wordprocessingCanvas" xmlns:mc="http://schemas.openxmlformats.org/markup-compatibility/2006" xmlns:o="urn:schemas-microsoft-com:office:office" xmlns:r="http://schemas.openxmlformats.org/officeDocument/2006/relationships" xmlns:m="http://schemas.openxmlformats.org/officeDocument/2006/math" xmlns:v="urn:schemas-microsoft-com:vml" xmlns:wp14="http://schemas.microsoft.com/office/word/2010/wordprocessingDrawing" xmlns:wp="http://schemas.openxmlformats.org/drawingml/2006/wordprocessingDrawing" xmlns:w10="urn:schemas-microsoft-com:office:word" xmlns:w="http://schemas.openxmlformats.org/wordprocessingml/2006/main" xmlns:w14="http://schemas.microsoft.com/office/word/2010/wordml" xmlns:w15="http://schemas.microsoft.com/office/word/2012/wordml" xmlns:wpg="http://schemas.microsoft.com/office/word/2010/wordprocessingGroup" xmlns:wpi="http://schemas.microsoft.com/office/word/2010/wordprocessingInk" xmlns:wne="http://schemas.microsoft.com/office/word/2006/wordml" xmlns:a="http://schemas.openxmlformats.org/drawingml/2006/main" xmlns:wps="http://schemas.microsoft.com/office/word/2010/wordprocessingShape" mc:Ignorable="w14 w15 wp14">
   <w:p>
     <w:pPr>
-      <w:pStyle w:val="988"/>
+      <w:pStyle w:val="992"/>
       <w:pBdr/>
       <w:spacing w:line="200" w:lineRule="exact"/>
       <w:ind/>
@@ -4292,7 +4374,7 @@
                       <w:txbxContent>
                         <w:p>
                           <w:pPr>
-                            <w:pStyle w:val="988"/>
+                            <w:pStyle w:val="992"/>
                             <w:pBdr/>
                             <w:spacing w:before="10"/>
                             <w:ind w:left="100"/>
@@ -4353,7 +4435,7 @@
                 <w:txbxContent>
                   <w:p>
                     <w:pPr>
-                      <w:pStyle w:val="988"/>
+                      <w:pStyle w:val="992"/>
                       <w:pBdr/>
                       <w:spacing w:before="10"/>
                       <w:ind w:left="100"/>
@@ -4454,7 +4536,7 @@
 <w:hdr xmlns:wpc="http://schemas.microsoft.com/office/word/2010/wordprocessingCanvas" xmlns:mc="http://schemas.openxmlformats.org/markup-compatibility/2006" xmlns:o="urn:schemas-microsoft-com:office:office" xmlns:r="http://schemas.openxmlformats.org/officeDocument/2006/relationships" xmlns:m="http://schemas.openxmlformats.org/officeDocument/2006/math" xmlns:v="urn:schemas-microsoft-com:vml" xmlns:wp14="http://schemas.microsoft.com/office/word/2010/wordprocessingDrawing" xmlns:wp="http://schemas.openxmlformats.org/drawingml/2006/wordprocessingDrawing" xmlns:w10="urn:schemas-microsoft-com:office:word" xmlns:w="http://schemas.openxmlformats.org/wordprocessingml/2006/main" xmlns:w14="http://schemas.microsoft.com/office/word/2010/wordml" xmlns:w15="http://schemas.microsoft.com/office/word/2012/wordml" xmlns:wpg="http://schemas.microsoft.com/office/word/2010/wordprocessingGroup" xmlns:wpi="http://schemas.microsoft.com/office/word/2010/wordprocessingInk" xmlns:wne="http://schemas.microsoft.com/office/word/2006/wordml" xmlns:a="http://schemas.openxmlformats.org/drawingml/2006/main" xmlns:wps="http://schemas.microsoft.com/office/word/2010/wordprocessingShape" mc:Ignorable="w14 w15 wp14">
   <w:p>
     <w:pPr>
-      <w:pStyle w:val="988"/>
+      <w:pStyle w:val="992"/>
       <w:pBdr/>
       <w:spacing w:line="200" w:lineRule="exact"/>
       <w:ind/>
@@ -5149,7 +5231,7 @@
     <w:lsdException w:name="Bibliography" w:uiPriority="37"/>
     <w:lsdException w:name="TOC Heading" w:uiPriority="39" w:qFormat="1"/>
   </w:latentStyles>
-  <w:style w:type="table" w:styleId="799" w:default="1">
+  <w:style w:type="table" w:styleId="803" w:default="1">
     <w:name w:val="Normal Table"/>
     <w:uiPriority w:val="99"/>
     <w:semiHidden/>
@@ -5342,9 +5424,9 @@
       </w:tcPr>
     </w:tblStylePr>
   </w:style>
-  <w:style w:type="table" w:styleId="800">
+  <w:style w:type="table" w:styleId="804">
     <w:name w:val="Table Grid"/>
-    <w:basedOn w:val="799"/>
+    <w:basedOn w:val="803"/>
     <w:uiPriority w:val="59"/>
     <w:pPr>
       <w:pBdr/>
@@ -5541,9 +5623,9 @@
       </w:tcPr>
     </w:tblStylePr>
   </w:style>
-  <w:style w:type="table" w:styleId="801">
+  <w:style w:type="table" w:styleId="805">
     <w:name w:val="Table Grid Light"/>
-    <w:basedOn w:val="799"/>
+    <w:basedOn w:val="803"/>
     <w:uiPriority w:val="59"/>
     <w:pPr>
       <w:pBdr/>
@@ -5740,9 +5822,9 @@
       </w:tcPr>
     </w:tblStylePr>
   </w:style>
-  <w:style w:type="table" w:styleId="802">
+  <w:style w:type="table" w:styleId="806">
     <w:name w:val="Plain Table 1"/>
-    <w:basedOn w:val="799"/>
+    <w:basedOn w:val="803"/>
     <w:uiPriority w:val="59"/>
     <w:pPr>
       <w:pBdr/>
@@ -5965,9 +6047,9 @@
       </w:tcPr>
     </w:tblStylePr>
   </w:style>
-  <w:style w:type="table" w:styleId="803">
+  <w:style w:type="table" w:styleId="807">
     <w:name w:val="Plain Table 2"/>
-    <w:basedOn w:val="799"/>
+    <w:basedOn w:val="803"/>
     <w:uiPriority w:val="59"/>
     <w:pPr>
       <w:pBdr/>
@@ -6198,9 +6280,9 @@
       </w:tcPr>
     </w:tblStylePr>
   </w:style>
-  <w:style w:type="table" w:styleId="804">
+  <w:style w:type="table" w:styleId="808">
     <w:name w:val="Plain Table 3"/>
-    <w:basedOn w:val="799"/>
+    <w:basedOn w:val="803"/>
     <w:uiPriority w:val="99"/>
     <w:pPr>
       <w:pBdr/>
@@ -6428,9 +6510,9 @@
       </w:tcPr>
     </w:tblStylePr>
   </w:style>
-  <w:style w:type="table" w:styleId="805">
+  <w:style w:type="table" w:styleId="809">
     <w:name w:val="Plain Table 4"/>
-    <w:basedOn w:val="799"/>
+    <w:basedOn w:val="803"/>
     <w:uiPriority w:val="99"/>
     <w:pPr>
       <w:pBdr/>
@@ -6644,9 +6726,9 @@
       </w:tcPr>
     </w:tblStylePr>
   </w:style>
-  <w:style w:type="table" w:styleId="806">
+  <w:style w:type="table" w:styleId="810">
     <w:name w:val="Plain Table 5"/>
-    <w:basedOn w:val="799"/>
+    <w:basedOn w:val="803"/>
     <w:uiPriority w:val="99"/>
     <w:pPr>
       <w:pBdr/>
@@ -6877,9 +6959,9 @@
       </w:tcPr>
     </w:tblStylePr>
   </w:style>
-  <w:style w:type="table" w:styleId="807">
+  <w:style w:type="table" w:styleId="811">
     <w:name w:val="Grid Table 1 Light"/>
-    <w:basedOn w:val="799"/>
+    <w:basedOn w:val="803"/>
     <w:uiPriority w:val="99"/>
     <w:pPr>
       <w:pBdr/>
@@ -7100,9 +7182,9 @@
       </w:tcPr>
     </w:tblStylePr>
   </w:style>
-  <w:style w:type="table" w:styleId="808">
+  <w:style w:type="table" w:styleId="812">
     <w:name w:val="Grid Table 1 Light - Accent 1"/>
-    <w:basedOn w:val="799"/>
+    <w:basedOn w:val="803"/>
     <w:uiPriority w:val="99"/>
     <w:pPr>
       <w:pBdr/>
@@ -7323,9 +7405,9 @@
       </w:tcPr>
     </w:tblStylePr>
   </w:style>
-  <w:style w:type="table" w:styleId="809">
+  <w:style w:type="table" w:styleId="813">
     <w:name w:val="Grid Table 1 Light - Accent 2"/>
-    <w:basedOn w:val="799"/>
+    <w:basedOn w:val="803"/>
     <w:uiPriority w:val="99"/>
     <w:pPr>
       <w:pBdr/>
@@ -7546,9 +7628,9 @@
       </w:tcPr>
     </w:tblStylePr>
   </w:style>
-  <w:style w:type="table" w:styleId="810">
+  <w:style w:type="table" w:styleId="814">
     <w:name w:val="Grid Table 1 Light - Accent 3"/>
-    <w:basedOn w:val="799"/>
+    <w:basedOn w:val="803"/>
     <w:uiPriority w:val="99"/>
     <w:pPr>
       <w:pBdr/>
@@ -7769,9 +7851,9 @@
       </w:tcPr>
     </w:tblStylePr>
   </w:style>
-  <w:style w:type="table" w:styleId="811">
+  <w:style w:type="table" w:styleId="815">
     <w:name w:val="Grid Table 1 Light - Accent 4"/>
-    <w:basedOn w:val="799"/>
+    <w:basedOn w:val="803"/>
     <w:uiPriority w:val="99"/>
     <w:pPr>
       <w:pBdr/>
@@ -7992,9 +8074,9 @@
       </w:tcPr>
     </w:tblStylePr>
   </w:style>
-  <w:style w:type="table" w:styleId="812">
+  <w:style w:type="table" w:styleId="816">
     <w:name w:val="Grid Table 1 Light - Accent 5"/>
-    <w:basedOn w:val="799"/>
+    <w:basedOn w:val="803"/>
     <w:uiPriority w:val="99"/>
     <w:pPr>
       <w:pBdr/>
@@ -8215,9 +8297,9 @@
       </w:tcPr>
     </w:tblStylePr>
   </w:style>
-  <w:style w:type="table" w:styleId="813">
+  <w:style w:type="table" w:styleId="817">
     <w:name w:val="Grid Table 1 Light - Accent 6"/>
-    <w:basedOn w:val="799"/>
+    <w:basedOn w:val="803"/>
     <w:uiPriority w:val="99"/>
     <w:pPr>
       <w:pBdr/>
@@ -8438,9 +8520,9 @@
       </w:tcPr>
     </w:tblStylePr>
   </w:style>
-  <w:style w:type="table" w:styleId="814">
+  <w:style w:type="table" w:styleId="818">
     <w:name w:val="Grid Table 2"/>
-    <w:basedOn w:val="799"/>
+    <w:basedOn w:val="803"/>
     <w:uiPriority w:val="99"/>
     <w:pPr>
       <w:pBdr/>
@@ -8670,9 +8752,9 @@
       </w:tcPr>
     </w:tblStylePr>
   </w:style>
-  <w:style w:type="table" w:styleId="815">
+  <w:style w:type="table" w:styleId="819">
     <w:name w:val="Grid Table 2 - Accent 1"/>
-    <w:basedOn w:val="799"/>
+    <w:basedOn w:val="803"/>
     <w:uiPriority w:val="99"/>
     <w:pPr>
       <w:pBdr/>
@@ -8902,9 +8984,9 @@
       </w:tcPr>
     </w:tblStylePr>
   </w:style>
-  <w:style w:type="table" w:styleId="816">
+  <w:style w:type="table" w:styleId="820">
     <w:name w:val="Grid Table 2 - Accent 2"/>
-    <w:basedOn w:val="799"/>
+    <w:basedOn w:val="803"/>
     <w:uiPriority w:val="99"/>
     <w:pPr>
       <w:pBdr/>
@@ -9134,9 +9216,9 @@
       </w:tcPr>
     </w:tblStylePr>
   </w:style>
-  <w:style w:type="table" w:styleId="817">
+  <w:style w:type="table" w:styleId="821">
     <w:name w:val="Grid Table 2 - Accent 3"/>
-    <w:basedOn w:val="799"/>
+    <w:basedOn w:val="803"/>
     <w:uiPriority w:val="99"/>
     <w:pPr>
       <w:pBdr/>
@@ -9366,9 +9448,9 @@
       </w:tcPr>
     </w:tblStylePr>
   </w:style>
-  <w:style w:type="table" w:styleId="818">
+  <w:style w:type="table" w:styleId="822">
     <w:name w:val="Grid Table 2 - Accent 4"/>
-    <w:basedOn w:val="799"/>
+    <w:basedOn w:val="803"/>
     <w:uiPriority w:val="99"/>
     <w:pPr>
       <w:pBdr/>
@@ -9598,9 +9680,9 @@
       </w:tcPr>
     </w:tblStylePr>
   </w:style>
-  <w:style w:type="table" w:styleId="819">
+  <w:style w:type="table" w:styleId="823">
     <w:name w:val="Grid Table 2 - Accent 5"/>
-    <w:basedOn w:val="799"/>
+    <w:basedOn w:val="803"/>
     <w:uiPriority w:val="99"/>
     <w:pPr>
       <w:pBdr/>
@@ -9830,9 +9912,9 @@
       </w:tcPr>
     </w:tblStylePr>
   </w:style>
-  <w:style w:type="table" w:styleId="820">
+  <w:style w:type="table" w:styleId="824">
     <w:name w:val="Grid Table 2 - Accent 6"/>
-    <w:basedOn w:val="799"/>
+    <w:basedOn w:val="803"/>
     <w:uiPriority w:val="99"/>
     <w:pPr>
       <w:pBdr/>
@@ -10062,9 +10144,9 @@
       </w:tcPr>
     </w:tblStylePr>
   </w:style>
-  <w:style w:type="table" w:styleId="821">
+  <w:style w:type="table" w:styleId="825">
     <w:name w:val="Grid Table 3"/>
-    <w:basedOn w:val="799"/>
+    <w:basedOn w:val="803"/>
     <w:uiPriority w:val="99"/>
     <w:pPr>
       <w:pBdr/>
@@ -10307,9 +10389,9 @@
       </w:tcPr>
     </w:tblStylePr>
   </w:style>
-  <w:style w:type="table" w:styleId="822">
+  <w:style w:type="table" w:styleId="826">
     <w:name w:val="Grid Table 3 - Accent 1"/>
-    <w:basedOn w:val="799"/>
+    <w:basedOn w:val="803"/>
     <w:uiPriority w:val="99"/>
     <w:pPr>
       <w:pBdr/>
@@ -10552,9 +10634,9 @@
       </w:tcPr>
     </w:tblStylePr>
   </w:style>
-  <w:style w:type="table" w:styleId="823">
+  <w:style w:type="table" w:styleId="827">
     <w:name w:val="Grid Table 3 - Accent 2"/>
-    <w:basedOn w:val="799"/>
+    <w:basedOn w:val="803"/>
     <w:uiPriority w:val="99"/>
     <w:pPr>
       <w:pBdr/>
@@ -10797,9 +10879,9 @@
       </w:tcPr>
     </w:tblStylePr>
   </w:style>
-  <w:style w:type="table" w:styleId="824">
+  <w:style w:type="table" w:styleId="828">
     <w:name w:val="Grid Table 3 - Accent 3"/>
-    <w:basedOn w:val="799"/>
+    <w:basedOn w:val="803"/>
     <w:uiPriority w:val="99"/>
     <w:pPr>
       <w:pBdr/>
@@ -11042,9 +11124,9 @@
       </w:tcPr>
     </w:tblStylePr>
   </w:style>
-  <w:style w:type="table" w:styleId="825">
+  <w:style w:type="table" w:styleId="829">
     <w:name w:val="Grid Table 3 - Accent 4"/>
-    <w:basedOn w:val="799"/>
+    <w:basedOn w:val="803"/>
     <w:uiPriority w:val="99"/>
     <w:pPr>
       <w:pBdr/>
@@ -11287,9 +11369,9 @@
       </w:tcPr>
     </w:tblStylePr>
   </w:style>
-  <w:style w:type="table" w:styleId="826">
+  <w:style w:type="table" w:styleId="830">
     <w:name w:val="Grid Table 3 - Accent 5"/>
-    <w:basedOn w:val="799"/>
+    <w:basedOn w:val="803"/>
     <w:uiPriority w:val="99"/>
     <w:pPr>
       <w:pBdr/>
@@ -11532,9 +11614,9 @@
       </w:tcPr>
     </w:tblStylePr>
   </w:style>
-  <w:style w:type="table" w:styleId="827">
+  <w:style w:type="table" w:styleId="831">
     <w:name w:val="Grid Table 3 - Accent 6"/>
-    <w:basedOn w:val="799"/>
+    <w:basedOn w:val="803"/>
     <w:uiPriority w:val="99"/>
     <w:pPr>
       <w:pBdr/>
@@ -11777,9 +11859,9 @@
       </w:tcPr>
     </w:tblStylePr>
   </w:style>
-  <w:style w:type="table" w:styleId="828">
+  <w:style w:type="table" w:styleId="832">
     <w:name w:val="Grid Table 4"/>
-    <w:basedOn w:val="799"/>
+    <w:basedOn w:val="803"/>
     <w:uiPriority w:val="59"/>
     <w:pPr>
       <w:pBdr/>
@@ -12010,9 +12092,9 @@
       </w:tcPr>
     </w:tblStylePr>
   </w:style>
-  <w:style w:type="table" w:styleId="829">
+  <w:style w:type="table" w:styleId="833">
     <w:name w:val="Grid Table 4 - Accent 1"/>
-    <w:basedOn w:val="799"/>
+    <w:basedOn w:val="803"/>
     <w:uiPriority w:val="59"/>
     <w:pPr>
       <w:pBdr/>
@@ -12243,9 +12325,9 @@
       </w:tcPr>
     </w:tblStylePr>
   </w:style>
-  <w:style w:type="table" w:styleId="830">
+  <w:style w:type="table" w:styleId="834">
     <w:name w:val="Grid Table 4 - Accent 2"/>
-    <w:basedOn w:val="799"/>
+    <w:basedOn w:val="803"/>
     <w:uiPriority w:val="59"/>
     <w:pPr>
       <w:pBdr/>
@@ -12476,9 +12558,9 @@
       </w:tcPr>
     </w:tblStylePr>
   </w:style>
-  <w:style w:type="table" w:styleId="831">
+  <w:style w:type="table" w:styleId="835">
     <w:name w:val="Grid Table 4 - Accent 3"/>
-    <w:basedOn w:val="799"/>
+    <w:basedOn w:val="803"/>
     <w:uiPriority w:val="59"/>
     <w:pPr>
       <w:pBdr/>
@@ -12709,9 +12791,9 @@
       </w:tcPr>
     </w:tblStylePr>
   </w:style>
-  <w:style w:type="table" w:styleId="832">
+  <w:style w:type="table" w:styleId="836">
     <w:name w:val="Grid Table 4 - Accent 4"/>
-    <w:basedOn w:val="799"/>
+    <w:basedOn w:val="803"/>
     <w:uiPriority w:val="59"/>
     <w:pPr>
       <w:pBdr/>
@@ -12942,9 +13024,9 @@
       </w:tcPr>
     </w:tblStylePr>
   </w:style>
-  <w:style w:type="table" w:styleId="833">
+  <w:style w:type="table" w:styleId="837">
     <w:name w:val="Grid Table 4 - Accent 5"/>
-    <w:basedOn w:val="799"/>
+    <w:basedOn w:val="803"/>
     <w:uiPriority w:val="59"/>
     <w:pPr>
       <w:pBdr/>
@@ -13175,9 +13257,9 @@
       </w:tcPr>
     </w:tblStylePr>
   </w:style>
-  <w:style w:type="table" w:styleId="834">
+  <w:style w:type="table" w:styleId="838">
     <w:name w:val="Grid Table 4 - Accent 6"/>
-    <w:basedOn w:val="799"/>
+    <w:basedOn w:val="803"/>
     <w:uiPriority w:val="59"/>
     <w:pPr>
       <w:pBdr/>
@@ -13408,9 +13490,9 @@
       </w:tcPr>
     </w:tblStylePr>
   </w:style>
-  <w:style w:type="table" w:styleId="835">
+  <w:style w:type="table" w:styleId="839">
     <w:name w:val="Grid Table 5 Dark"/>
-    <w:basedOn w:val="799"/>
+    <w:basedOn w:val="803"/>
     <w:uiPriority w:val="99"/>
     <w:pPr>
       <w:pBdr/>
@@ -13636,9 +13718,9 @@
       </w:tcPr>
     </w:tblStylePr>
   </w:style>
-  <w:style w:type="table" w:styleId="836">
+  <w:style w:type="table" w:styleId="840">
     <w:name w:val="Grid Table 5 Dark- Accent 1"/>
-    <w:basedOn w:val="799"/>
+    <w:basedOn w:val="803"/>
     <w:uiPriority w:val="99"/>
     <w:pPr>
       <w:pBdr/>
@@ -13864,9 +13946,9 @@
       </w:tcPr>
     </w:tblStylePr>
   </w:style>
-  <w:style w:type="table" w:styleId="837">
+  <w:style w:type="table" w:styleId="841">
     <w:name w:val="Grid Table 5 Dark - Accent 2"/>
-    <w:basedOn w:val="799"/>
+    <w:basedOn w:val="803"/>
     <w:uiPriority w:val="99"/>
     <w:pPr>
       <w:pBdr/>
@@ -14092,9 +14174,9 @@
       </w:tcPr>
     </w:tblStylePr>
   </w:style>
-  <w:style w:type="table" w:styleId="838">
+  <w:style w:type="table" w:styleId="842">
     <w:name w:val="Grid Table 5 Dark - Accent 3"/>
-    <w:basedOn w:val="799"/>
+    <w:basedOn w:val="803"/>
     <w:uiPriority w:val="99"/>
     <w:pPr>
       <w:pBdr/>
@@ -14320,9 +14402,9 @@
       </w:tcPr>
     </w:tblStylePr>
   </w:style>
-  <w:style w:type="table" w:styleId="839">
+  <w:style w:type="table" w:styleId="843">
     <w:name w:val="Grid Table 5 Dark- Accent 4"/>
-    <w:basedOn w:val="799"/>
+    <w:basedOn w:val="803"/>
     <w:uiPriority w:val="99"/>
     <w:pPr>
       <w:pBdr/>
@@ -14548,9 +14630,9 @@
       </w:tcPr>
     </w:tblStylePr>
   </w:style>
-  <w:style w:type="table" w:styleId="840">
+  <w:style w:type="table" w:styleId="844">
     <w:name w:val="Grid Table 5 Dark - Accent 5"/>
-    <w:basedOn w:val="799"/>
+    <w:basedOn w:val="803"/>
     <w:uiPriority w:val="99"/>
     <w:pPr>
       <w:pBdr/>
@@ -14776,9 +14858,9 @@
       </w:tcPr>
     </w:tblStylePr>
   </w:style>
-  <w:style w:type="table" w:styleId="841">
+  <w:style w:type="table" w:styleId="845">
     <w:name w:val="Grid Table 5 Dark - Accent 6"/>
-    <w:basedOn w:val="799"/>
+    <w:basedOn w:val="803"/>
     <w:uiPriority w:val="99"/>
     <w:pPr>
       <w:pBdr/>
@@ -15004,9 +15086,9 @@
       </w:tcPr>
     </w:tblStylePr>
   </w:style>
-  <w:style w:type="table" w:styleId="842">
+  <w:style w:type="table" w:styleId="846">
     <w:name w:val="Grid Table 6 Colorful"/>
-    <w:basedOn w:val="799"/>
+    <w:basedOn w:val="803"/>
     <w:uiPriority w:val="99"/>
     <w:pPr>
       <w:pBdr/>
@@ -15234,9 +15316,9 @@
       </w:tcPr>
     </w:tblStylePr>
   </w:style>
-  <w:style w:type="table" w:styleId="843">
+  <w:style w:type="table" w:styleId="847">
     <w:name w:val="Grid Table 6 Colorful - Accent 1"/>
-    <w:basedOn w:val="799"/>
+    <w:basedOn w:val="803"/>
     <w:uiPriority w:val="99"/>
     <w:pPr>
       <w:pBdr/>
@@ -15464,9 +15546,9 @@
       </w:tcPr>
     </w:tblStylePr>
   </w:style>
-  <w:style w:type="table" w:styleId="844">
+  <w:style w:type="table" w:styleId="848">
     <w:name w:val="Grid Table 6 Colorful - Accent 2"/>
-    <w:basedOn w:val="799"/>
+    <w:basedOn w:val="803"/>
     <w:uiPriority w:val="99"/>
     <w:pPr>
       <w:pBdr/>
@@ -15694,9 +15776,9 @@
       </w:tcPr>
     </w:tblStylePr>
   </w:style>
-  <w:style w:type="table" w:styleId="845">
+  <w:style w:type="table" w:styleId="849">
     <w:name w:val="Grid Table 6 Colorful - Accent 3"/>
-    <w:basedOn w:val="799"/>
+    <w:basedOn w:val="803"/>
     <w:uiPriority w:val="99"/>
     <w:pPr>
       <w:pBdr/>
@@ -15924,9 +16006,9 @@
       </w:tcPr>
     </w:tblStylePr>
   </w:style>
-  <w:style w:type="table" w:styleId="846">
+  <w:style w:type="table" w:styleId="850">
     <w:name w:val="Grid Table 6 Colorful - Accent 4"/>
-    <w:basedOn w:val="799"/>
+    <w:basedOn w:val="803"/>
     <w:uiPriority w:val="99"/>
     <w:pPr>
       <w:pBdr/>
@@ -16154,9 +16236,9 @@
       </w:tcPr>
     </w:tblStylePr>
   </w:style>
-  <w:style w:type="table" w:styleId="847">
+  <w:style w:type="table" w:styleId="851">
     <w:name w:val="Grid Table 6 Colorful - Accent 5"/>
-    <w:basedOn w:val="799"/>
+    <w:basedOn w:val="803"/>
     <w:uiPriority w:val="99"/>
     <w:pPr>
       <w:pBdr/>
@@ -16384,9 +16466,9 @@
       </w:tcPr>
     </w:tblStylePr>
   </w:style>
-  <w:style w:type="table" w:styleId="848">
+  <w:style w:type="table" w:styleId="852">
     <w:name w:val="Grid Table 6 Colorful - Accent 6"/>
-    <w:basedOn w:val="799"/>
+    <w:basedOn w:val="803"/>
     <w:uiPriority w:val="99"/>
     <w:pPr>
       <w:pBdr/>
@@ -16614,9 +16696,9 @@
       </w:tcPr>
     </w:tblStylePr>
   </w:style>
-  <w:style w:type="table" w:styleId="849">
+  <w:style w:type="table" w:styleId="853">
     <w:name w:val="Grid Table 7 Colorful"/>
-    <w:basedOn w:val="799"/>
+    <w:basedOn w:val="803"/>
     <w:uiPriority w:val="99"/>
     <w:pPr>
       <w:pBdr/>
@@ -16868,9 +16950,9 @@
       </w:tcPr>
     </w:tblStylePr>
   </w:style>
-  <w:style w:type="table" w:styleId="850">
+  <w:style w:type="table" w:styleId="854">
     <w:name w:val="Grid Table 7 Colorful - Accent 1"/>
-    <w:basedOn w:val="799"/>
+    <w:basedOn w:val="803"/>
     <w:uiPriority w:val="99"/>
     <w:pPr>
       <w:pBdr/>
@@ -17122,9 +17204,9 @@
       </w:tcPr>
     </w:tblStylePr>
   </w:style>
-  <w:style w:type="table" w:styleId="851">
+  <w:style w:type="table" w:styleId="855">
     <w:name w:val="Grid Table 7 Colorful - Accent 2"/>
-    <w:basedOn w:val="799"/>
+    <w:basedOn w:val="803"/>
     <w:uiPriority w:val="99"/>
     <w:pPr>
       <w:pBdr/>
@@ -17376,9 +17458,9 @@
       </w:tcPr>
     </w:tblStylePr>
   </w:style>
-  <w:style w:type="table" w:styleId="852">
+  <w:style w:type="table" w:styleId="856">
     <w:name w:val="Grid Table 7 Colorful - Accent 3"/>
-    <w:basedOn w:val="799"/>
+    <w:basedOn w:val="803"/>
     <w:uiPriority w:val="99"/>
     <w:pPr>
       <w:pBdr/>
@@ -17630,9 +17712,9 @@
       </w:tcPr>
     </w:tblStylePr>
   </w:style>
-  <w:style w:type="table" w:styleId="853">
+  <w:style w:type="table" w:styleId="857">
     <w:name w:val="Grid Table 7 Colorful - Accent 4"/>
-    <w:basedOn w:val="799"/>
+    <w:basedOn w:val="803"/>
     <w:uiPriority w:val="99"/>
     <w:pPr>
       <w:pBdr/>
@@ -17884,9 +17966,9 @@
       </w:tcPr>
     </w:tblStylePr>
   </w:style>
-  <w:style w:type="table" w:styleId="854">
+  <w:style w:type="table" w:styleId="858">
     <w:name w:val="Grid Table 7 Colorful - Accent 5"/>
-    <w:basedOn w:val="799"/>
+    <w:basedOn w:val="803"/>
     <w:uiPriority w:val="99"/>
     <w:pPr>
       <w:pBdr/>
@@ -18138,9 +18220,9 @@
       </w:tcPr>
     </w:tblStylePr>
   </w:style>
-  <w:style w:type="table" w:styleId="855">
+  <w:style w:type="table" w:styleId="859">
     <w:name w:val="Grid Table 7 Colorful - Accent 6"/>
-    <w:basedOn w:val="799"/>
+    <w:basedOn w:val="803"/>
     <w:uiPriority w:val="99"/>
     <w:pPr>
       <w:pBdr/>
@@ -18392,9 +18474,9 @@
       </w:tcPr>
     </w:tblStylePr>
   </w:style>
-  <w:style w:type="table" w:styleId="856">
+  <w:style w:type="table" w:styleId="860">
     <w:name w:val="List Table 1 Light"/>
-    <w:basedOn w:val="799"/>
+    <w:basedOn w:val="803"/>
     <w:uiPriority w:val="99"/>
     <w:pPr>
       <w:pBdr/>
@@ -18608,9 +18690,9 @@
       </w:tcPr>
     </w:tblStylePr>
   </w:style>
-  <w:style w:type="table" w:styleId="857">
+  <w:style w:type="table" w:styleId="861">
     <w:name w:val="List Table 1 Light - Accent 1"/>
-    <w:basedOn w:val="799"/>
+    <w:basedOn w:val="803"/>
     <w:uiPriority w:val="99"/>
     <w:pPr>
       <w:pBdr/>
@@ -18824,9 +18906,9 @@
       </w:tcPr>
     </w:tblStylePr>
   </w:style>
-  <w:style w:type="table" w:styleId="858">
+  <w:style w:type="table" w:styleId="862">
     <w:name w:val="List Table 1 Light - Accent 2"/>
-    <w:basedOn w:val="799"/>
+    <w:basedOn w:val="803"/>
     <w:uiPriority w:val="99"/>
     <w:pPr>
       <w:pBdr/>
@@ -19040,9 +19122,9 @@
       </w:tcPr>
     </w:tblStylePr>
   </w:style>
-  <w:style w:type="table" w:styleId="859">
+  <w:style w:type="table" w:styleId="863">
     <w:name w:val="List Table 1 Light - Accent 3"/>
-    <w:basedOn w:val="799"/>
+    <w:basedOn w:val="803"/>
     <w:uiPriority w:val="99"/>
     <w:pPr>
       <w:pBdr/>
@@ -19256,9 +19338,9 @@
       </w:tcPr>
     </w:tblStylePr>
   </w:style>
-  <w:style w:type="table" w:styleId="860">
+  <w:style w:type="table" w:styleId="864">
     <w:name w:val="List Table 1 Light - Accent 4"/>
-    <w:basedOn w:val="799"/>
+    <w:basedOn w:val="803"/>
     <w:uiPriority w:val="99"/>
     <w:pPr>
       <w:pBdr/>
@@ -19472,9 +19554,9 @@
       </w:tcPr>
     </w:tblStylePr>
   </w:style>
-  <w:style w:type="table" w:styleId="861">
+  <w:style w:type="table" w:styleId="865">
     <w:name w:val="List Table 1 Light - Accent 5"/>
-    <w:basedOn w:val="799"/>
+    <w:basedOn w:val="803"/>
     <w:uiPriority w:val="99"/>
     <w:pPr>
       <w:pBdr/>
@@ -19688,9 +19770,9 @@
       </w:tcPr>
     </w:tblStylePr>
   </w:style>
-  <w:style w:type="table" w:styleId="862">
+  <w:style w:type="table" w:styleId="866">
     <w:name w:val="List Table 1 Light - Accent 6"/>
-    <w:basedOn w:val="799"/>
+    <w:basedOn w:val="803"/>
     <w:uiPriority w:val="99"/>
     <w:pPr>
       <w:pBdr/>
@@ -19904,9 +19986,9 @@
       </w:tcPr>
     </w:tblStylePr>
   </w:style>
-  <w:style w:type="table" w:styleId="863">
+  <w:style w:type="table" w:styleId="867">
     <w:name w:val="List Table 2"/>
-    <w:basedOn w:val="799"/>
+    <w:basedOn w:val="803"/>
     <w:uiPriority w:val="99"/>
     <w:pPr>
       <w:pBdr/>
@@ -20142,9 +20224,9 @@
       </w:tcPr>
     </w:tblStylePr>
   </w:style>
-  <w:style w:type="table" w:styleId="864">
+  <w:style w:type="table" w:styleId="868">
     <w:name w:val="List Table 2 - Accent 1"/>
-    <w:basedOn w:val="799"/>
+    <w:basedOn w:val="803"/>
     <w:uiPriority w:val="99"/>
     <w:pPr>
       <w:pBdr/>
@@ -20380,9 +20462,9 @@
       </w:tcPr>
     </w:tblStylePr>
   </w:style>
-  <w:style w:type="table" w:styleId="865">
+  <w:style w:type="table" w:styleId="869">
     <w:name w:val="List Table 2 - Accent 2"/>
-    <w:basedOn w:val="799"/>
+    <w:basedOn w:val="803"/>
     <w:uiPriority w:val="99"/>
     <w:pPr>
       <w:pBdr/>
@@ -20618,9 +20700,9 @@
       </w:tcPr>
     </w:tblStylePr>
   </w:style>
-  <w:style w:type="table" w:styleId="866">
+  <w:style w:type="table" w:styleId="870">
     <w:name w:val="List Table 2 - Accent 3"/>
-    <w:basedOn w:val="799"/>
+    <w:basedOn w:val="803"/>
     <w:uiPriority w:val="99"/>
     <w:pPr>
       <w:pBdr/>
@@ -20856,9 +20938,9 @@
       </w:tcPr>
     </w:tblStylePr>
   </w:style>
-  <w:style w:type="table" w:styleId="867">
+  <w:style w:type="table" w:styleId="871">
     <w:name w:val="List Table 2 - Accent 4"/>
-    <w:basedOn w:val="799"/>
+    <w:basedOn w:val="803"/>
     <w:uiPriority w:val="99"/>
     <w:pPr>
       <w:pBdr/>
@@ -21094,9 +21176,9 @@
       </w:tcPr>
     </w:tblStylePr>
   </w:style>
-  <w:style w:type="table" w:styleId="868">
+  <w:style w:type="table" w:styleId="872">
     <w:name w:val="List Table 2 - Accent 5"/>
-    <w:basedOn w:val="799"/>
+    <w:basedOn w:val="803"/>
     <w:uiPriority w:val="99"/>
     <w:pPr>
       <w:pBdr/>
@@ -21332,9 +21414,9 @@
       </w:tcPr>
     </w:tblStylePr>
   </w:style>
-  <w:style w:type="table" w:styleId="869">
+  <w:style w:type="table" w:styleId="873">
     <w:name w:val="List Table 2 - Accent 6"/>
-    <w:basedOn w:val="799"/>
+    <w:basedOn w:val="803"/>
     <w:uiPriority w:val="99"/>
     <w:pPr>
       <w:pBdr/>
@@ -21570,9 +21652,9 @@
       </w:tcPr>
     </w:tblStylePr>
   </w:style>
-  <w:style w:type="table" w:styleId="870">
+  <w:style w:type="table" w:styleId="874">
     <w:name w:val="List Table 3"/>
-    <w:basedOn w:val="799"/>
+    <w:basedOn w:val="803"/>
     <w:uiPriority w:val="99"/>
     <w:pPr>
       <w:pBdr/>
@@ -21798,9 +21880,9 @@
       </w:tcPr>
     </w:tblStylePr>
   </w:style>
-  <w:style w:type="table" w:styleId="871">
+  <w:style w:type="table" w:styleId="875">
     <w:name w:val="List Table 3 - Accent 1"/>
-    <w:basedOn w:val="799"/>
+    <w:basedOn w:val="803"/>
     <w:uiPriority w:val="99"/>
     <w:pPr>
       <w:pBdr/>
@@ -22026,9 +22108,9 @@
       </w:tcPr>
     </w:tblStylePr>
   </w:style>
-  <w:style w:type="table" w:styleId="872">
+  <w:style w:type="table" w:styleId="876">
     <w:name w:val="List Table 3 - Accent 2"/>
-    <w:basedOn w:val="799"/>
+    <w:basedOn w:val="803"/>
     <w:uiPriority w:val="99"/>
     <w:pPr>
       <w:pBdr/>
@@ -22254,9 +22336,9 @@
       </w:tcPr>
     </w:tblStylePr>
   </w:style>
-  <w:style w:type="table" w:styleId="873">
+  <w:style w:type="table" w:styleId="877">
     <w:name w:val="List Table 3 - Accent 3"/>
-    <w:basedOn w:val="799"/>
+    <w:basedOn w:val="803"/>
     <w:uiPriority w:val="99"/>
     <w:pPr>
       <w:pBdr/>
@@ -22482,9 +22564,9 @@
       </w:tcPr>
     </w:tblStylePr>
   </w:style>
-  <w:style w:type="table" w:styleId="874">
+  <w:style w:type="table" w:styleId="878">
     <w:name w:val="List Table 3 - Accent 4"/>
-    <w:basedOn w:val="799"/>
+    <w:basedOn w:val="803"/>
     <w:uiPriority w:val="99"/>
     <w:pPr>
       <w:pBdr/>
@@ -22710,9 +22792,9 @@
       </w:tcPr>
     </w:tblStylePr>
   </w:style>
-  <w:style w:type="table" w:styleId="875">
+  <w:style w:type="table" w:styleId="879">
     <w:name w:val="List Table 3 - Accent 5"/>
-    <w:basedOn w:val="799"/>
+    <w:basedOn w:val="803"/>
     <w:uiPriority w:val="99"/>
     <w:pPr>
       <w:pBdr/>
@@ -22938,9 +23020,9 @@
       </w:tcPr>
     </w:tblStylePr>
   </w:style>
-  <w:style w:type="table" w:styleId="876">
+  <w:style w:type="table" w:styleId="880">
     <w:name w:val="List Table 3 - Accent 6"/>
-    <w:basedOn w:val="799"/>
+    <w:basedOn w:val="803"/>
     <w:uiPriority w:val="99"/>
     <w:pPr>
       <w:pBdr/>
@@ -23166,9 +23248,9 @@
       </w:tcPr>
     </w:tblStylePr>
   </w:style>
-  <w:style w:type="table" w:styleId="877">
+  <w:style w:type="table" w:styleId="881">
     <w:name w:val="List Table 4"/>
-    <w:basedOn w:val="799"/>
+    <w:basedOn w:val="803"/>
     <w:uiPriority w:val="99"/>
     <w:pPr>
       <w:pBdr/>
@@ -23391,9 +23473,9 @@
       </w:tcPr>
     </w:tblStylePr>
   </w:style>
-  <w:style w:type="table" w:styleId="878">
+  <w:style w:type="table" w:styleId="882">
     <w:name w:val="List Table 4 - Accent 1"/>
-    <w:basedOn w:val="799"/>
+    <w:basedOn w:val="803"/>
     <w:uiPriority w:val="99"/>
     <w:pPr>
       <w:pBdr/>
@@ -23616,9 +23698,9 @@
       </w:tcPr>
     </w:tblStylePr>
   </w:style>
-  <w:style w:type="table" w:styleId="879">
+  <w:style w:type="table" w:styleId="883">
     <w:name w:val="List Table 4 - Accent 2"/>
-    <w:basedOn w:val="799"/>
+    <w:basedOn w:val="803"/>
     <w:uiPriority w:val="99"/>
     <w:pPr>
       <w:pBdr/>
@@ -23841,9 +23923,9 @@
       </w:tcPr>
     </w:tblStylePr>
   </w:style>
-  <w:style w:type="table" w:styleId="880">
+  <w:style w:type="table" w:styleId="884">
     <w:name w:val="List Table 4 - Accent 3"/>
-    <w:basedOn w:val="799"/>
+    <w:basedOn w:val="803"/>
     <w:uiPriority w:val="99"/>
     <w:pPr>
       <w:pBdr/>
@@ -24066,9 +24148,9 @@
       </w:tcPr>
     </w:tblStylePr>
   </w:style>
-  <w:style w:type="table" w:styleId="881">
+  <w:style w:type="table" w:styleId="885">
     <w:name w:val="List Table 4 - Accent 4"/>
-    <w:basedOn w:val="799"/>
+    <w:basedOn w:val="803"/>
     <w:uiPriority w:val="99"/>
     <w:pPr>
       <w:pBdr/>
@@ -24291,9 +24373,9 @@
       </w:tcPr>
     </w:tblStylePr>
   </w:style>
-  <w:style w:type="table" w:styleId="882">
+  <w:style w:type="table" w:styleId="886">
     <w:name w:val="List Table 4 - Accent 5"/>
-    <w:basedOn w:val="799"/>
+    <w:basedOn w:val="803"/>
     <w:uiPriority w:val="99"/>
     <w:pPr>
       <w:pBdr/>
@@ -24516,9 +24598,9 @@
       </w:tcPr>
     </w:tblStylePr>
   </w:style>
-  <w:style w:type="table" w:styleId="883">
+  <w:style w:type="table" w:styleId="887">
     <w:name w:val="List Table 4 - Accent 6"/>
-    <w:basedOn w:val="799"/>
+    <w:basedOn w:val="803"/>
     <w:uiPriority w:val="99"/>
     <w:pPr>
       <w:pBdr/>
@@ -24741,9 +24823,9 @@
       </w:tcPr>
     </w:tblStylePr>
   </w:style>
-  <w:style w:type="table" w:styleId="884">
+  <w:style w:type="table" w:styleId="888">
     <w:name w:val="List Table 5 Dark"/>
-    <w:basedOn w:val="799"/>
+    <w:basedOn w:val="803"/>
     <w:uiPriority w:val="99"/>
     <w:pPr>
       <w:pBdr/>
@@ -24983,9 +25065,9 @@
       </w:tcPr>
     </w:tblStylePr>
   </w:style>
-  <w:style w:type="table" w:styleId="885">
+  <w:style w:type="table" w:styleId="889">
     <w:name w:val="List Table 5 Dark - Accent 1"/>
-    <w:basedOn w:val="799"/>
+    <w:basedOn w:val="803"/>
     <w:uiPriority w:val="99"/>
     <w:pPr>
       <w:pBdr/>
@@ -25225,9 +25307,9 @@
       </w:tcPr>
     </w:tblStylePr>
   </w:style>
-  <w:style w:type="table" w:styleId="886">
+  <w:style w:type="table" w:styleId="890">
     <w:name w:val="List Table 5 Dark - Accent 2"/>
-    <w:basedOn w:val="799"/>
+    <w:basedOn w:val="803"/>
     <w:uiPriority w:val="99"/>
     <w:pPr>
       <w:pBdr/>
@@ -25467,9 +25549,9 @@
       </w:tcPr>
     </w:tblStylePr>
   </w:style>
-  <w:style w:type="table" w:styleId="887">
+  <w:style w:type="table" w:styleId="891">
     <w:name w:val="List Table 5 Dark - Accent 3"/>
-    <w:basedOn w:val="799"/>
+    <w:basedOn w:val="803"/>
     <w:uiPriority w:val="99"/>
     <w:pPr>
       <w:pBdr/>
@@ -25709,9 +25791,9 @@
       </w:tcPr>
     </w:tblStylePr>
   </w:style>
-  <w:style w:type="table" w:styleId="888">
+  <w:style w:type="table" w:styleId="892">
     <w:name w:val="List Table 5 Dark - Accent 4"/>
-    <w:basedOn w:val="799"/>
+    <w:basedOn w:val="803"/>
     <w:uiPriority w:val="99"/>
     <w:pPr>
       <w:pBdr/>
@@ -25951,9 +26033,9 @@
       </w:tcPr>
     </w:tblStylePr>
   </w:style>
-  <w:style w:type="table" w:styleId="889">
+  <w:style w:type="table" w:styleId="893">
     <w:name w:val="List Table 5 Dark - Accent 5"/>
-    <w:basedOn w:val="799"/>
+    <w:basedOn w:val="803"/>
     <w:uiPriority w:val="99"/>
     <w:pPr>
       <w:pBdr/>
@@ -26193,9 +26275,9 @@
       </w:tcPr>
     </w:tblStylePr>
   </w:style>
-  <w:style w:type="table" w:styleId="890">
+  <w:style w:type="table" w:styleId="894">
     <w:name w:val="List Table 5 Dark - Accent 6"/>
-    <w:basedOn w:val="799"/>
+    <w:basedOn w:val="803"/>
     <w:uiPriority w:val="99"/>
     <w:pPr>
       <w:pBdr/>
@@ -26435,9 +26517,9 @@
       </w:tcPr>
     </w:tblStylePr>
   </w:style>
-  <w:style w:type="table" w:styleId="891">
+  <w:style w:type="table" w:styleId="895">
     <w:name w:val="List Table 6 Colorful"/>
-    <w:basedOn w:val="799"/>
+    <w:basedOn w:val="803"/>
     <w:uiPriority w:val="99"/>
     <w:pPr>
       <w:pBdr/>
@@ -26658,9 +26740,9 @@
       </w:tcPr>
     </w:tblStylePr>
   </w:style>
-  <w:style w:type="table" w:styleId="892">
+  <w:style w:type="table" w:styleId="896">
     <w:name w:val="List Table 6 Colorful - Accent 1"/>
-    <w:basedOn w:val="799"/>
+    <w:basedOn w:val="803"/>
     <w:uiPriority w:val="99"/>
     <w:pPr>
       <w:pBdr/>
@@ -26881,9 +26963,9 @@
       </w:tcPr>
     </w:tblStylePr>
   </w:style>
-  <w:style w:type="table" w:styleId="893">
+  <w:style w:type="table" w:styleId="897">
     <w:name w:val="List Table 6 Colorful - Accent 2"/>
-    <w:basedOn w:val="799"/>
+    <w:basedOn w:val="803"/>
     <w:uiPriority w:val="99"/>
     <w:pPr>
       <w:pBdr/>
@@ -27104,9 +27186,9 @@
       </w:tcPr>
     </w:tblStylePr>
   </w:style>
-  <w:style w:type="table" w:styleId="894">
+  <w:style w:type="table" w:styleId="898">
     <w:name w:val="List Table 6 Colorful - Accent 3"/>
-    <w:basedOn w:val="799"/>
+    <w:basedOn w:val="803"/>
     <w:uiPriority w:val="99"/>
     <w:pPr>
       <w:pBdr/>
@@ -27327,9 +27409,9 @@
       </w:tcPr>
     </w:tblStylePr>
   </w:style>
-  <w:style w:type="table" w:styleId="895">
+  <w:style w:type="table" w:styleId="899">
     <w:name w:val="List Table 6 Colorful - Accent 4"/>
-    <w:basedOn w:val="799"/>
+    <w:basedOn w:val="803"/>
     <w:uiPriority w:val="99"/>
     <w:pPr>
       <w:pBdr/>
@@ -27550,9 +27632,9 @@
       </w:tcPr>
     </w:tblStylePr>
   </w:style>
-  <w:style w:type="table" w:styleId="896">
+  <w:style w:type="table" w:styleId="900">
     <w:name w:val="List Table 6 Colorful - Accent 5"/>
-    <w:basedOn w:val="799"/>
+    <w:basedOn w:val="803"/>
     <w:uiPriority w:val="99"/>
     <w:pPr>
       <w:pBdr/>
@@ -27773,9 +27855,9 @@
       </w:tcPr>
     </w:tblStylePr>
   </w:style>
-  <w:style w:type="table" w:styleId="897">
+  <w:style w:type="table" w:styleId="901">
     <w:name w:val="List Table 6 Colorful - Accent 6"/>
-    <w:basedOn w:val="799"/>
+    <w:basedOn w:val="803"/>
     <w:uiPriority w:val="99"/>
     <w:pPr>
       <w:pBdr/>
@@ -27996,9 +28078,9 @@
       </w:tcPr>
     </w:tblStylePr>
   </w:style>
-  <w:style w:type="table" w:styleId="898">
+  <w:style w:type="table" w:styleId="902">
     <w:name w:val="List Table 7 Colorful"/>
-    <w:basedOn w:val="799"/>
+    <w:basedOn w:val="803"/>
     <w:uiPriority w:val="99"/>
     <w:pPr>
       <w:pBdr/>
@@ -28252,9 +28334,9 @@
       </w:tcPr>
     </w:tblStylePr>
   </w:style>
-  <w:style w:type="table" w:styleId="899">
+  <w:style w:type="table" w:styleId="903">
     <w:name w:val="List Table 7 Colorful - Accent 1"/>
-    <w:basedOn w:val="799"/>
+    <w:basedOn w:val="803"/>
     <w:uiPriority w:val="99"/>
     <w:pPr>
       <w:pBdr/>
@@ -28508,9 +28590,9 @@
       </w:tcPr>
     </w:tblStylePr>
   </w:style>
-  <w:style w:type="table" w:styleId="900">
+  <w:style w:type="table" w:styleId="904">
     <w:name w:val="List Table 7 Colorful - Accent 2"/>
-    <w:basedOn w:val="799"/>
+    <w:basedOn w:val="803"/>
     <w:uiPriority w:val="99"/>
     <w:pPr>
       <w:pBdr/>
@@ -28764,9 +28846,9 @@
       </w:tcPr>
     </w:tblStylePr>
   </w:style>
-  <w:style w:type="table" w:styleId="901">
+  <w:style w:type="table" w:styleId="905">
     <w:name w:val="List Table 7 Colorful - Accent 3"/>
-    <w:basedOn w:val="799"/>
+    <w:basedOn w:val="803"/>
     <w:uiPriority w:val="99"/>
     <w:pPr>
       <w:pBdr/>
@@ -29020,9 +29102,9 @@
       </w:tcPr>
     </w:tblStylePr>
   </w:style>
-  <w:style w:type="table" w:styleId="902">
+  <w:style w:type="table" w:styleId="906">
     <w:name w:val="List Table 7 Colorful - Accent 4"/>
-    <w:basedOn w:val="799"/>
+    <w:basedOn w:val="803"/>
     <w:uiPriority w:val="99"/>
     <w:pPr>
       <w:pBdr/>
@@ -29276,9 +29358,9 @@
       </w:tcPr>
     </w:tblStylePr>
   </w:style>
-  <w:style w:type="table" w:styleId="903">
+  <w:style w:type="table" w:styleId="907">
     <w:name w:val="List Table 7 Colorful - Accent 5"/>
-    <w:basedOn w:val="799"/>
+    <w:basedOn w:val="803"/>
     <w:uiPriority w:val="99"/>
     <w:pPr>
       <w:pBdr/>
@@ -29532,9 +29614,9 @@
       </w:tcPr>
     </w:tblStylePr>
   </w:style>
-  <w:style w:type="table" w:styleId="904">
+  <w:style w:type="table" w:styleId="908">
     <w:name w:val="List Table 7 Colorful - Accent 6"/>
-    <w:basedOn w:val="799"/>
+    <w:basedOn w:val="803"/>
     <w:uiPriority w:val="99"/>
     <w:pPr>
       <w:pBdr/>
@@ -29788,9 +29870,9 @@
       </w:tcPr>
     </w:tblStylePr>
   </w:style>
-  <w:style w:type="table" w:styleId="905">
+  <w:style w:type="table" w:styleId="909">
     <w:name w:val="Lined - Accent"/>
-    <w:basedOn w:val="799"/>
+    <w:basedOn w:val="803"/>
     <w:uiPriority w:val="99"/>
     <w:pPr>
       <w:pBdr/>
@@ -30025,9 +30107,9 @@
       </w:tcPr>
     </w:tblStylePr>
   </w:style>
-  <w:style w:type="table" w:styleId="906">
+  <w:style w:type="table" w:styleId="910">
     <w:name w:val="Lined - Accent 1"/>
-    <w:basedOn w:val="799"/>
+    <w:basedOn w:val="803"/>
     <w:uiPriority w:val="99"/>
     <w:pPr>
       <w:pBdr/>
@@ -30262,9 +30344,9 @@
       </w:tcPr>
     </w:tblStylePr>
   </w:style>
-  <w:style w:type="table" w:styleId="907">
+  <w:style w:type="table" w:styleId="911">
     <w:name w:val="Lined - Accent 2"/>
-    <w:basedOn w:val="799"/>
+    <w:basedOn w:val="803"/>
     <w:uiPriority w:val="99"/>
     <w:pPr>
       <w:pBdr/>
@@ -30499,9 +30581,9 @@
       </w:tcPr>
     </w:tblStylePr>
   </w:style>
-  <w:style w:type="table" w:styleId="908">
+  <w:style w:type="table" w:styleId="912">
     <w:name w:val="Lined - Accent 3"/>
-    <w:basedOn w:val="799"/>
+    <w:basedOn w:val="803"/>
     <w:uiPriority w:val="99"/>
     <w:pPr>
       <w:pBdr/>
@@ -30736,9 +30818,9 @@
       </w:tcPr>
     </w:tblStylePr>
   </w:style>
-  <w:style w:type="table" w:styleId="909">
+  <w:style w:type="table" w:styleId="913">
     <w:name w:val="Lined - Accent 4"/>
-    <w:basedOn w:val="799"/>
+    <w:basedOn w:val="803"/>
     <w:uiPriority w:val="99"/>
     <w:pPr>
       <w:pBdr/>
@@ -30973,9 +31055,9 @@
       </w:tcPr>
     </w:tblStylePr>
   </w:style>
-  <w:style w:type="table" w:styleId="910">
+  <w:style w:type="table" w:styleId="914">
     <w:name w:val="Lined - Accent 5"/>
-    <w:basedOn w:val="799"/>
+    <w:basedOn w:val="803"/>
     <w:uiPriority w:val="99"/>
     <w:pPr>
       <w:pBdr/>
@@ -31210,9 +31292,9 @@
       </w:tcPr>
     </w:tblStylePr>
   </w:style>
-  <w:style w:type="table" w:styleId="911">
+  <w:style w:type="table" w:styleId="915">
     <w:name w:val="Lined - Accent 6"/>
-    <w:basedOn w:val="799"/>
+    <w:basedOn w:val="803"/>
     <w:uiPriority w:val="99"/>
     <w:pPr>
       <w:pBdr/>
@@ -31447,9 +31529,9 @@
       </w:tcPr>
     </w:tblStylePr>
   </w:style>
-  <w:style w:type="table" w:styleId="912">
+  <w:style w:type="table" w:styleId="916">
     <w:name w:val="Bordered &amp; Lined - Accent"/>
-    <w:basedOn w:val="799"/>
+    <w:basedOn w:val="803"/>
     <w:uiPriority w:val="99"/>
     <w:pPr>
       <w:pBdr/>
@@ -31691,9 +31773,9 @@
       </w:tcPr>
     </w:tblStylePr>
   </w:style>
-  <w:style w:type="table" w:styleId="913">
+  <w:style w:type="table" w:styleId="917">
     <w:name w:val="Bordered &amp; Lined - Accent 1"/>
-    <w:basedOn w:val="799"/>
+    <w:basedOn w:val="803"/>
     <w:uiPriority w:val="99"/>
     <w:pPr>
       <w:pBdr/>
@@ -31935,9 +32017,9 @@
       </w:tcPr>
     </w:tblStylePr>
   </w:style>
-  <w:style w:type="table" w:styleId="914">
+  <w:style w:type="table" w:styleId="918">
     <w:name w:val="Bordered &amp; Lined - Accent 2"/>
-    <w:basedOn w:val="799"/>
+    <w:basedOn w:val="803"/>
     <w:uiPriority w:val="99"/>
     <w:pPr>
       <w:pBdr/>
@@ -32179,9 +32261,9 @@
       </w:tcPr>
     </w:tblStylePr>
   </w:style>
-  <w:style w:type="table" w:styleId="915">
+  <w:style w:type="table" w:styleId="919">
     <w:name w:val="Bordered &amp; Lined - Accent 3"/>
-    <w:basedOn w:val="799"/>
+    <w:basedOn w:val="803"/>
     <w:uiPriority w:val="99"/>
     <w:pPr>
       <w:pBdr/>
@@ -32423,9 +32505,9 @@
       </w:tcPr>
     </w:tblStylePr>
   </w:style>
-  <w:style w:type="table" w:styleId="916">
+  <w:style w:type="table" w:styleId="920">
     <w:name w:val="Bordered &amp; Lined - Accent 4"/>
-    <w:basedOn w:val="799"/>
+    <w:basedOn w:val="803"/>
     <w:uiPriority w:val="99"/>
     <w:pPr>
       <w:pBdr/>
@@ -32667,9 +32749,9 @@
       </w:tcPr>
     </w:tblStylePr>
   </w:style>
-  <w:style w:type="table" w:styleId="917">
+  <w:style w:type="table" w:styleId="921">
     <w:name w:val="Bordered &amp; Lined - Accent 5"/>
-    <w:basedOn w:val="799"/>
+    <w:basedOn w:val="803"/>
     <w:uiPriority w:val="99"/>
     <w:pPr>
       <w:pBdr/>
@@ -32911,9 +32993,9 @@
       </w:tcPr>
     </w:tblStylePr>
   </w:style>
-  <w:style w:type="table" w:styleId="918">
+  <w:style w:type="table" w:styleId="922">
     <w:name w:val="Bordered &amp; Lined - Accent 6"/>
-    <w:basedOn w:val="799"/>
+    <w:basedOn w:val="803"/>
     <w:uiPriority w:val="99"/>
     <w:pPr>
       <w:pBdr/>
@@ -33155,9 +33237,9 @@
       </w:tcPr>
     </w:tblStylePr>
   </w:style>
-  <w:style w:type="table" w:styleId="919">
+  <w:style w:type="table" w:styleId="923">
     <w:name w:val="Bordered"/>
-    <w:basedOn w:val="799"/>
+    <w:basedOn w:val="803"/>
     <w:uiPriority w:val="99"/>
     <w:pPr>
       <w:pBdr/>
@@ -33386,9 +33468,9 @@
       </w:tcPr>
     </w:tblStylePr>
   </w:style>
-  <w:style w:type="table" w:styleId="920">
+  <w:style w:type="table" w:styleId="924">
     <w:name w:val="Bordered - Accent 1"/>
-    <w:basedOn w:val="799"/>
+    <w:basedOn w:val="803"/>
     <w:uiPriority w:val="99"/>
     <w:pPr>
       <w:pBdr/>
@@ -33617,9 +33699,9 @@
       </w:tcPr>
     </w:tblStylePr>
   </w:style>
-  <w:style w:type="table" w:styleId="921">
+  <w:style w:type="table" w:styleId="925">
     <w:name w:val="Bordered - Accent 2"/>
-    <w:basedOn w:val="799"/>
+    <w:basedOn w:val="803"/>
     <w:uiPriority w:val="99"/>
     <w:pPr>
       <w:pBdr/>
@@ -33848,9 +33930,9 @@
       </w:tcPr>
     </w:tblStylePr>
   </w:style>
-  <w:style w:type="table" w:styleId="922">
+  <w:style w:type="table" w:styleId="926">
     <w:name w:val="Bordered - Accent 3"/>
-    <w:basedOn w:val="799"/>
+    <w:basedOn w:val="803"/>
     <w:uiPriority w:val="99"/>
     <w:pPr>
       <w:pBdr/>
@@ -34079,9 +34161,9 @@
       </w:tcPr>
     </w:tblStylePr>
   </w:style>
-  <w:style w:type="table" w:styleId="923">
+  <w:style w:type="table" w:styleId="927">
     <w:name w:val="Bordered - Accent 4"/>
-    <w:basedOn w:val="799"/>
+    <w:basedOn w:val="803"/>
     <w:uiPriority w:val="99"/>
     <w:pPr>
       <w:pBdr/>
@@ -34310,9 +34392,9 @@
       </w:tcPr>
     </w:tblStylePr>
   </w:style>
-  <w:style w:type="table" w:styleId="924">
+  <w:style w:type="table" w:styleId="928">
     <w:name w:val="Bordered - Accent 5"/>
-    <w:basedOn w:val="799"/>
+    <w:basedOn w:val="803"/>
     <w:uiPriority w:val="99"/>
     <w:pPr>
       <w:pBdr/>
@@ -34541,9 +34623,9 @@
       </w:tcPr>
     </w:tblStylePr>
   </w:style>
-  <w:style w:type="table" w:styleId="925">
+  <w:style w:type="table" w:styleId="929">
     <w:name w:val="Bordered - Accent 6"/>
-    <w:basedOn w:val="799"/>
+    <w:basedOn w:val="803"/>
     <w:uiPriority w:val="99"/>
     <w:pPr>
       <w:pBdr/>
@@ -34772,11 +34854,11 @@
       </w:tcPr>
     </w:tblStylePr>
   </w:style>
-  <w:style w:type="paragraph" w:styleId="926">
+  <w:style w:type="paragraph" w:styleId="930">
     <w:name w:val="Heading 2"/>
-    <w:basedOn w:val="987"/>
-    <w:next w:val="987"/>
-    <w:link w:val="935"/>
+    <w:basedOn w:val="991"/>
+    <w:next w:val="991"/>
+    <w:link w:val="939"/>
     <w:uiPriority w:val="9"/>
     <w:unhideWhenUsed/>
     <w:qFormat/>
@@ -34795,11 +34877,11 @@
       <w:szCs w:val="32"/>
     </w:rPr>
   </w:style>
-  <w:style w:type="paragraph" w:styleId="927">
+  <w:style w:type="paragraph" w:styleId="931">
     <w:name w:val="Heading 3"/>
-    <w:basedOn w:val="987"/>
-    <w:next w:val="987"/>
-    <w:link w:val="936"/>
+    <w:basedOn w:val="991"/>
+    <w:next w:val="991"/>
+    <w:link w:val="940"/>
     <w:uiPriority w:val="9"/>
     <w:unhideWhenUsed/>
     <w:qFormat/>
@@ -34818,11 +34900,11 @@
       <w:szCs w:val="28"/>
     </w:rPr>
   </w:style>
-  <w:style w:type="paragraph" w:styleId="928">
+  <w:style w:type="paragraph" w:styleId="932">
     <w:name w:val="Heading 4"/>
-    <w:basedOn w:val="987"/>
-    <w:next w:val="987"/>
-    <w:link w:val="937"/>
+    <w:basedOn w:val="991"/>
+    <w:next w:val="991"/>
+    <w:link w:val="941"/>
     <w:uiPriority w:val="9"/>
     <w:unhideWhenUsed/>
     <w:qFormat/>
@@ -34841,11 +34923,11 @@
       <w:color w:val="0f4761" w:themeColor="accent1" w:themeShade="BF"/>
     </w:rPr>
   </w:style>
-  <w:style w:type="paragraph" w:styleId="929">
+  <w:style w:type="paragraph" w:styleId="933">
     <w:name w:val="Heading 5"/>
-    <w:basedOn w:val="987"/>
-    <w:next w:val="987"/>
-    <w:link w:val="938"/>
+    <w:basedOn w:val="991"/>
+    <w:next w:val="991"/>
+    <w:link w:val="942"/>
     <w:uiPriority w:val="9"/>
     <w:unhideWhenUsed/>
     <w:qFormat/>
@@ -34862,11 +34944,11 @@
       <w:color w:val="0f4761" w:themeColor="accent1" w:themeShade="BF"/>
     </w:rPr>
   </w:style>
-  <w:style w:type="paragraph" w:styleId="930">
+  <w:style w:type="paragraph" w:styleId="934">
     <w:name w:val="Heading 6"/>
-    <w:basedOn w:val="987"/>
-    <w:next w:val="987"/>
-    <w:link w:val="939"/>
+    <w:basedOn w:val="991"/>
+    <w:next w:val="991"/>
+    <w:link w:val="943"/>
     <w:uiPriority w:val="9"/>
     <w:unhideWhenUsed/>
     <w:qFormat/>
@@ -34885,11 +34967,11 @@
       <w:color w:val="595959" w:themeColor="text1" w:themeTint="A6"/>
     </w:rPr>
   </w:style>
-  <w:style w:type="paragraph" w:styleId="931">
+  <w:style w:type="paragraph" w:styleId="935">
     <w:name w:val="Heading 7"/>
-    <w:basedOn w:val="987"/>
-    <w:next w:val="987"/>
-    <w:link w:val="940"/>
+    <w:basedOn w:val="991"/>
+    <w:next w:val="991"/>
+    <w:link w:val="944"/>
     <w:uiPriority w:val="9"/>
     <w:unhideWhenUsed/>
     <w:qFormat/>
@@ -34906,11 +34988,11 @@
       <w:color w:val="595959" w:themeColor="text1" w:themeTint="A6"/>
     </w:rPr>
   </w:style>
-  <w:style w:type="paragraph" w:styleId="932">
+  <w:style w:type="paragraph" w:styleId="936">
     <w:name w:val="Heading 8"/>
-    <w:basedOn w:val="987"/>
-    <w:next w:val="987"/>
-    <w:link w:val="941"/>
+    <w:basedOn w:val="991"/>
+    <w:next w:val="991"/>
+    <w:link w:val="945"/>
     <w:uiPriority w:val="9"/>
     <w:unhideWhenUsed/>
     <w:qFormat/>
@@ -34929,11 +35011,11 @@
       <w:color w:val="272727" w:themeColor="text1" w:themeTint="D8"/>
     </w:rPr>
   </w:style>
-  <w:style w:type="paragraph" w:styleId="933">
+  <w:style w:type="paragraph" w:styleId="937">
     <w:name w:val="Heading 9"/>
-    <w:basedOn w:val="987"/>
-    <w:next w:val="987"/>
-    <w:link w:val="942"/>
+    <w:basedOn w:val="991"/>
+    <w:next w:val="991"/>
+    <w:link w:val="946"/>
     <w:uiPriority w:val="9"/>
     <w:unhideWhenUsed/>
     <w:qFormat/>
@@ -34952,10 +35034,10 @@
       <w:color w:val="272727" w:themeColor="text1" w:themeTint="D8"/>
     </w:rPr>
   </w:style>
-  <w:style w:type="character" w:styleId="934">
+  <w:style w:type="character" w:styleId="938">
     <w:name w:val="Heading 1 Char"/>
-    <w:basedOn w:val="984"/>
-    <w:link w:val="989"/>
+    <w:basedOn w:val="988"/>
+    <w:link w:val="993"/>
     <w:uiPriority w:val="9"/>
     <w:pPr>
       <w:pBdr/>
@@ -34969,10 +35051,10 @@
       <w:szCs w:val="40"/>
     </w:rPr>
   </w:style>
-  <w:style w:type="character" w:styleId="935">
+  <w:style w:type="character" w:styleId="939">
     <w:name w:val="Heading 2 Char"/>
-    <w:basedOn w:val="984"/>
-    <w:link w:val="926"/>
+    <w:basedOn w:val="988"/>
+    <w:link w:val="930"/>
     <w:uiPriority w:val="9"/>
     <w:pPr>
       <w:pBdr/>
@@ -34986,10 +35068,10 @@
       <w:szCs w:val="32"/>
     </w:rPr>
   </w:style>
-  <w:style w:type="character" w:styleId="936">
+  <w:style w:type="character" w:styleId="940">
     <w:name w:val="Heading 3 Char"/>
-    <w:basedOn w:val="984"/>
-    <w:link w:val="927"/>
+    <w:basedOn w:val="988"/>
+    <w:link w:val="931"/>
     <w:uiPriority w:val="9"/>
     <w:pPr>
       <w:pBdr/>
@@ -35003,10 +35085,10 @@
       <w:szCs w:val="28"/>
     </w:rPr>
   </w:style>
-  <w:style w:type="character" w:styleId="937">
+  <w:style w:type="character" w:styleId="941">
     <w:name w:val="Heading 4 Char"/>
-    <w:basedOn w:val="984"/>
-    <w:link w:val="928"/>
+    <w:basedOn w:val="988"/>
+    <w:link w:val="932"/>
     <w:uiPriority w:val="9"/>
     <w:pPr>
       <w:pBdr/>
@@ -35020,10 +35102,10 @@
       <w:color w:val="0f4761" w:themeColor="accent1" w:themeShade="BF"/>
     </w:rPr>
   </w:style>
-  <w:style w:type="character" w:styleId="938">
+  <w:style w:type="character" w:styleId="942">
     <w:name w:val="Heading 5 Char"/>
-    <w:basedOn w:val="984"/>
-    <w:link w:val="929"/>
+    <w:basedOn w:val="988"/>
+    <w:link w:val="933"/>
     <w:uiPriority w:val="9"/>
     <w:pPr>
       <w:pBdr/>
@@ -35035,10 +35117,10 @@
       <w:color w:val="0f4761" w:themeColor="accent1" w:themeShade="BF"/>
     </w:rPr>
   </w:style>
-  <w:style w:type="character" w:styleId="939">
+  <w:style w:type="character" w:styleId="943">
     <w:name w:val="Heading 6 Char"/>
-    <w:basedOn w:val="984"/>
-    <w:link w:val="930"/>
+    <w:basedOn w:val="988"/>
+    <w:link w:val="934"/>
     <w:uiPriority w:val="9"/>
     <w:pPr>
       <w:pBdr/>
@@ -35052,10 +35134,10 @@
       <w:color w:val="595959" w:themeColor="text1" w:themeTint="A6"/>
     </w:rPr>
   </w:style>
-  <w:style w:type="character" w:styleId="940">
+  <w:style w:type="character" w:styleId="944">
     <w:name w:val="Heading 7 Char"/>
-    <w:basedOn w:val="984"/>
-    <w:link w:val="931"/>
+    <w:basedOn w:val="988"/>
+    <w:link w:val="935"/>
     <w:uiPriority w:val="9"/>
     <w:pPr>
       <w:pBdr/>
@@ -35067,10 +35149,10 @@
       <w:color w:val="595959" w:themeColor="text1" w:themeTint="A6"/>
     </w:rPr>
   </w:style>
-  <w:style w:type="character" w:styleId="941">
+  <w:style w:type="character" w:styleId="945">
     <w:name w:val="Heading 8 Char"/>
-    <w:basedOn w:val="984"/>
-    <w:link w:val="932"/>
+    <w:basedOn w:val="988"/>
+    <w:link w:val="936"/>
     <w:uiPriority w:val="9"/>
     <w:pPr>
       <w:pBdr/>
@@ -35084,10 +35166,10 @@
       <w:color w:val="272727" w:themeColor="text1" w:themeTint="D8"/>
     </w:rPr>
   </w:style>
-  <w:style w:type="character" w:styleId="942">
+  <w:style w:type="character" w:styleId="946">
     <w:name w:val="Heading 9 Char"/>
-    <w:basedOn w:val="984"/>
-    <w:link w:val="933"/>
+    <w:basedOn w:val="988"/>
+    <w:link w:val="937"/>
     <w:uiPriority w:val="9"/>
     <w:pPr>
       <w:pBdr/>
@@ -35101,11 +35183,11 @@
       <w:color w:val="272727" w:themeColor="text1" w:themeTint="D8"/>
     </w:rPr>
   </w:style>
-  <w:style w:type="paragraph" w:styleId="943">
+  <w:style w:type="paragraph" w:styleId="947">
     <w:name w:val="Title"/>
-    <w:basedOn w:val="987"/>
-    <w:next w:val="987"/>
-    <w:link w:val="944"/>
+    <w:basedOn w:val="991"/>
+    <w:next w:val="991"/>
+    <w:link w:val="948"/>
     <w:uiPriority w:val="10"/>
     <w:qFormat/>
     <w:pPr>
@@ -35121,10 +35203,10 @@
       <w:szCs w:val="56"/>
     </w:rPr>
   </w:style>
-  <w:style w:type="character" w:styleId="944">
+  <w:style w:type="character" w:styleId="948">
     <w:name w:val="Title Char"/>
-    <w:basedOn w:val="984"/>
-    <w:link w:val="943"/>
+    <w:basedOn w:val="988"/>
+    <w:link w:val="947"/>
     <w:uiPriority w:val="10"/>
     <w:pPr>
       <w:pBdr/>
@@ -35138,11 +35220,11 @@
       <w:szCs w:val="56"/>
     </w:rPr>
   </w:style>
-  <w:style w:type="paragraph" w:styleId="945">
+  <w:style w:type="paragraph" w:styleId="949">
     <w:name w:val="Subtitle"/>
-    <w:basedOn w:val="987"/>
-    <w:next w:val="987"/>
-    <w:link w:val="946"/>
+    <w:basedOn w:val="991"/>
+    <w:next w:val="991"/>
+    <w:link w:val="950"/>
     <w:uiPriority w:val="11"/>
     <w:qFormat/>
     <w:pPr>
@@ -35160,10 +35242,10 @@
       <w:szCs w:val="28"/>
     </w:rPr>
   </w:style>
-  <w:style w:type="character" w:styleId="946">
+  <w:style w:type="character" w:styleId="950">
     <w:name w:val="Subtitle Char"/>
-    <w:basedOn w:val="984"/>
-    <w:link w:val="945"/>
+    <w:basedOn w:val="988"/>
+    <w:link w:val="949"/>
     <w:uiPriority w:val="11"/>
     <w:pPr>
       <w:pBdr/>
@@ -35177,11 +35259,11 @@
       <w:szCs w:val="28"/>
     </w:rPr>
   </w:style>
-  <w:style w:type="paragraph" w:styleId="947">
+  <w:style w:type="paragraph" w:styleId="951">
     <w:name w:val="Quote"/>
-    <w:basedOn w:val="987"/>
-    <w:next w:val="987"/>
-    <w:link w:val="948"/>
+    <w:basedOn w:val="991"/>
+    <w:next w:val="991"/>
+    <w:link w:val="952"/>
     <w:uiPriority w:val="29"/>
     <w:qFormat/>
     <w:pPr>
@@ -35196,10 +35278,10 @@
       <w:color w:val="404040" w:themeColor="text1" w:themeTint="BF"/>
     </w:rPr>
   </w:style>
-  <w:style w:type="character" w:styleId="948">
+  <w:style w:type="character" w:styleId="952">
     <w:name w:val="Quote Char"/>
-    <w:basedOn w:val="984"/>
-    <w:link w:val="947"/>
+    <w:basedOn w:val="988"/>
+    <w:link w:val="951"/>
     <w:uiPriority w:val="29"/>
     <w:pPr>
       <w:pBdr/>
@@ -35212,9 +35294,9 @@
       <w:color w:val="404040" w:themeColor="text1" w:themeTint="BF"/>
     </w:rPr>
   </w:style>
-  <w:style w:type="character" w:styleId="949">
+  <w:style w:type="character" w:styleId="953">
     <w:name w:val="Intense Emphasis"/>
-    <w:basedOn w:val="984"/>
+    <w:basedOn w:val="988"/>
     <w:uiPriority w:val="21"/>
     <w:qFormat/>
     <w:pPr>
@@ -35228,11 +35310,11 @@
       <w:color w:val="0f4761" w:themeColor="accent1" w:themeShade="BF"/>
     </w:rPr>
   </w:style>
-  <w:style w:type="paragraph" w:styleId="950">
+  <w:style w:type="paragraph" w:styleId="954">
     <w:name w:val="Intense Quote"/>
-    <w:basedOn w:val="987"/>
-    <w:next w:val="987"/>
-    <w:link w:val="951"/>
+    <w:basedOn w:val="991"/>
+    <w:next w:val="991"/>
+    <w:link w:val="955"/>
     <w:uiPriority w:val="30"/>
     <w:qFormat/>
     <w:pPr>
@@ -35250,10 +35332,10 @@
       <w:color w:val="0f4761" w:themeColor="accent1" w:themeShade="BF"/>
     </w:rPr>
   </w:style>
-  <w:style w:type="character" w:styleId="951">
+  <w:style w:type="character" w:styleId="955">
     <w:name w:val="Intense Quote Char"/>
-    <w:basedOn w:val="984"/>
-    <w:link w:val="950"/>
+    <w:basedOn w:val="988"/>
+    <w:link w:val="954"/>
     <w:uiPriority w:val="30"/>
     <w:pPr>
       <w:pBdr/>
@@ -35266,9 +35348,9 @@
       <w:color w:val="0f4761" w:themeColor="accent1" w:themeShade="BF"/>
     </w:rPr>
   </w:style>
-  <w:style w:type="character" w:styleId="952">
+  <w:style w:type="character" w:styleId="956">
     <w:name w:val="Intense Reference"/>
-    <w:basedOn w:val="984"/>
+    <w:basedOn w:val="988"/>
     <w:uiPriority w:val="32"/>
     <w:qFormat/>
     <w:pPr>
@@ -35284,9 +35366,9 @@
       <w:spacing w:val="5"/>
     </w:rPr>
   </w:style>
-  <w:style w:type="paragraph" w:styleId="953">
+  <w:style w:type="paragraph" w:styleId="957">
     <w:name w:val="No Spacing"/>
-    <w:basedOn w:val="987"/>
+    <w:basedOn w:val="991"/>
     <w:uiPriority w:val="1"/>
     <w:qFormat/>
     <w:pPr>
@@ -35295,9 +35377,9 @@
       <w:ind/>
     </w:pPr>
   </w:style>
-  <w:style w:type="character" w:styleId="954">
+  <w:style w:type="character" w:styleId="958">
     <w:name w:val="Subtle Emphasis"/>
-    <w:basedOn w:val="984"/>
+    <w:basedOn w:val="988"/>
     <w:uiPriority w:val="19"/>
     <w:qFormat/>
     <w:pPr>
@@ -35311,9 +35393,9 @@
       <w:color w:val="404040" w:themeColor="text1" w:themeTint="BF"/>
     </w:rPr>
   </w:style>
-  <w:style w:type="character" w:styleId="955">
+  <w:style w:type="character" w:styleId="959">
     <w:name w:val="Emphasis"/>
-    <w:basedOn w:val="984"/>
+    <w:basedOn w:val="988"/>
     <w:uiPriority w:val="20"/>
     <w:qFormat/>
     <w:pPr>
@@ -35326,9 +35408,9 @@
       <w:iCs/>
     </w:rPr>
   </w:style>
-  <w:style w:type="character" w:styleId="956">
+  <w:style w:type="character" w:styleId="960">
     <w:name w:val="Strong"/>
-    <w:basedOn w:val="984"/>
+    <w:basedOn w:val="988"/>
     <w:uiPriority w:val="22"/>
     <w:qFormat/>
     <w:pPr>
@@ -35341,9 +35423,9 @@
       <w:bCs/>
     </w:rPr>
   </w:style>
-  <w:style w:type="character" w:styleId="957">
+  <w:style w:type="character" w:styleId="961">
     <w:name w:val="Subtle Reference"/>
-    <w:basedOn w:val="984"/>
+    <w:basedOn w:val="988"/>
     <w:uiPriority w:val="31"/>
     <w:qFormat/>
     <w:pPr>
@@ -35356,9 +35438,9 @@
       <w:color w:val="5a5a5a" w:themeColor="text1" w:themeTint="A5"/>
     </w:rPr>
   </w:style>
-  <w:style w:type="character" w:styleId="958">
+  <w:style w:type="character" w:styleId="962">
     <w:name w:val="Book Title"/>
-    <w:basedOn w:val="984"/>
+    <w:basedOn w:val="988"/>
     <w:uiPriority w:val="33"/>
     <w:qFormat/>
     <w:pPr>
@@ -35374,10 +35456,10 @@
       <w:spacing w:val="5"/>
     </w:rPr>
   </w:style>
-  <w:style w:type="paragraph" w:styleId="959">
+  <w:style w:type="paragraph" w:styleId="963">
     <w:name w:val="Header"/>
-    <w:basedOn w:val="987"/>
-    <w:link w:val="960"/>
+    <w:basedOn w:val="991"/>
+    <w:link w:val="964"/>
     <w:uiPriority w:val="99"/>
     <w:unhideWhenUsed/>
     <w:pPr>
@@ -35390,10 +35472,10 @@
       <w:ind/>
     </w:pPr>
   </w:style>
-  <w:style w:type="character" w:styleId="960">
+  <w:style w:type="character" w:styleId="964">
     <w:name w:val="Header Char"/>
-    <w:basedOn w:val="984"/>
-    <w:link w:val="959"/>
+    <w:basedOn w:val="988"/>
+    <w:link w:val="963"/>
     <w:uiPriority w:val="99"/>
     <w:pPr>
       <w:pBdr/>
@@ -35401,10 +35483,10 @@
       <w:ind/>
     </w:pPr>
   </w:style>
-  <w:style w:type="paragraph" w:styleId="961">
+  <w:style w:type="paragraph" w:styleId="965">
     <w:name w:val="Footer"/>
-    <w:basedOn w:val="987"/>
-    <w:link w:val="962"/>
+    <w:basedOn w:val="991"/>
+    <w:link w:val="966"/>
     <w:uiPriority w:val="99"/>
     <w:unhideWhenUsed/>
     <w:pPr>
@@ -35417,10 +35499,10 @@
       <w:ind/>
     </w:pPr>
   </w:style>
-  <w:style w:type="character" w:styleId="962">
+  <w:style w:type="character" w:styleId="966">
     <w:name w:val="Footer Char"/>
-    <w:basedOn w:val="984"/>
-    <w:link w:val="961"/>
+    <w:basedOn w:val="988"/>
+    <w:link w:val="965"/>
     <w:uiPriority w:val="99"/>
     <w:pPr>
       <w:pBdr/>
@@ -35428,10 +35510,10 @@
       <w:ind/>
     </w:pPr>
   </w:style>
-  <w:style w:type="paragraph" w:styleId="963">
+  <w:style w:type="paragraph" w:styleId="967">
     <w:name w:val="Caption"/>
-    <w:basedOn w:val="987"/>
-    <w:next w:val="987"/>
+    <w:basedOn w:val="991"/>
+    <w:next w:val="991"/>
     <w:uiPriority w:val="35"/>
     <w:unhideWhenUsed/>
     <w:qFormat/>
@@ -35448,10 +35530,10 @@
       <w:szCs w:val="18"/>
     </w:rPr>
   </w:style>
-  <w:style w:type="paragraph" w:styleId="964">
+  <w:style w:type="paragraph" w:styleId="968">
     <w:name w:val="footnote text"/>
-    <w:basedOn w:val="987"/>
-    <w:link w:val="965"/>
+    <w:basedOn w:val="991"/>
+    <w:link w:val="969"/>
     <w:uiPriority w:val="99"/>
     <w:semiHidden/>
     <w:unhideWhenUsed/>
@@ -35465,10 +35547,10 @@
       <w:szCs w:val="20"/>
     </w:rPr>
   </w:style>
-  <w:style w:type="character" w:styleId="965">
+  <w:style w:type="character" w:styleId="969">
     <w:name w:val="Footnote Text Char"/>
-    <w:basedOn w:val="984"/>
-    <w:link w:val="964"/>
+    <w:basedOn w:val="988"/>
+    <w:link w:val="968"/>
     <w:uiPriority w:val="99"/>
     <w:semiHidden/>
     <w:pPr>
@@ -35481,9 +35563,9 @@
       <w:szCs w:val="20"/>
     </w:rPr>
   </w:style>
-  <w:style w:type="character" w:styleId="966">
+  <w:style w:type="character" w:styleId="970">
     <w:name w:val="footnote reference"/>
-    <w:basedOn w:val="984"/>
+    <w:basedOn w:val="988"/>
     <w:uiPriority w:val="99"/>
     <w:semiHidden/>
     <w:unhideWhenUsed/>
@@ -35496,10 +35578,10 @@
       <w:vertAlign w:val="superscript"/>
     </w:rPr>
   </w:style>
-  <w:style w:type="paragraph" w:styleId="967">
+  <w:style w:type="paragraph" w:styleId="971">
     <w:name w:val="endnote text"/>
-    <w:basedOn w:val="987"/>
-    <w:link w:val="968"/>
+    <w:basedOn w:val="991"/>
+    <w:link w:val="972"/>
     <w:uiPriority w:val="99"/>
     <w:semiHidden/>
     <w:unhideWhenUsed/>
@@ -35513,10 +35595,10 @@
       <w:szCs w:val="20"/>
     </w:rPr>
   </w:style>
-  <w:style w:type="character" w:styleId="968">
+  <w:style w:type="character" w:styleId="972">
     <w:name w:val="Endnote Text Char"/>
-    <w:basedOn w:val="984"/>
-    <w:link w:val="967"/>
+    <w:basedOn w:val="988"/>
+    <w:link w:val="971"/>
     <w:uiPriority w:val="99"/>
     <w:semiHidden/>
     <w:pPr>
@@ -35529,9 +35611,9 @@
       <w:szCs w:val="20"/>
     </w:rPr>
   </w:style>
-  <w:style w:type="character" w:styleId="969">
+  <w:style w:type="character" w:styleId="973">
     <w:name w:val="endnote reference"/>
-    <w:basedOn w:val="984"/>
+    <w:basedOn w:val="988"/>
     <w:uiPriority w:val="99"/>
     <w:semiHidden/>
     <w:unhideWhenUsed/>
@@ -35544,9 +35626,9 @@
       <w:vertAlign w:val="superscript"/>
     </w:rPr>
   </w:style>
-  <w:style w:type="character" w:styleId="970">
+  <w:style w:type="character" w:styleId="974">
     <w:name w:val="Hyperlink"/>
-    <w:basedOn w:val="984"/>
+    <w:basedOn w:val="988"/>
     <w:uiPriority w:val="99"/>
     <w:unhideWhenUsed/>
     <w:pPr>
@@ -35559,9 +35641,9 @@
       <w:u w:val="single"/>
     </w:rPr>
   </w:style>
-  <w:style w:type="character" w:styleId="971">
+  <w:style w:type="character" w:styleId="975">
     <w:name w:val="FollowedHyperlink"/>
-    <w:basedOn w:val="984"/>
+    <w:basedOn w:val="988"/>
     <w:uiPriority w:val="99"/>
     <w:semiHidden/>
     <w:unhideWhenUsed/>
@@ -35575,10 +35657,10 @@
       <w:u w:val="single"/>
     </w:rPr>
   </w:style>
-  <w:style w:type="paragraph" w:styleId="972">
+  <w:style w:type="paragraph" w:styleId="976">
     <w:name w:val="toc 1"/>
-    <w:basedOn w:val="987"/>
-    <w:next w:val="987"/>
+    <w:basedOn w:val="991"/>
+    <w:next w:val="991"/>
     <w:uiPriority w:val="39"/>
     <w:unhideWhenUsed/>
     <w:pPr>
@@ -35587,10 +35669,10 @@
       <w:ind/>
     </w:pPr>
   </w:style>
-  <w:style w:type="paragraph" w:styleId="973">
+  <w:style w:type="paragraph" w:styleId="977">
     <w:name w:val="toc 2"/>
-    <w:basedOn w:val="987"/>
-    <w:next w:val="987"/>
+    <w:basedOn w:val="991"/>
+    <w:next w:val="991"/>
     <w:uiPriority w:val="39"/>
     <w:unhideWhenUsed/>
     <w:pPr>
@@ -35599,10 +35681,10 @@
       <w:ind w:left="220"/>
     </w:pPr>
   </w:style>
-  <w:style w:type="paragraph" w:styleId="974">
+  <w:style w:type="paragraph" w:styleId="978">
     <w:name w:val="toc 3"/>
-    <w:basedOn w:val="987"/>
-    <w:next w:val="987"/>
+    <w:basedOn w:val="991"/>
+    <w:next w:val="991"/>
     <w:uiPriority w:val="39"/>
     <w:unhideWhenUsed/>
     <w:pPr>
@@ -35611,10 +35693,10 @@
       <w:ind w:left="440"/>
     </w:pPr>
   </w:style>
-  <w:style w:type="paragraph" w:styleId="975">
+  <w:style w:type="paragraph" w:styleId="979">
     <w:name w:val="toc 4"/>
-    <w:basedOn w:val="987"/>
-    <w:next w:val="987"/>
+    <w:basedOn w:val="991"/>
+    <w:next w:val="991"/>
     <w:uiPriority w:val="39"/>
     <w:unhideWhenUsed/>
     <w:pPr>
@@ -35623,10 +35705,10 @@
       <w:ind w:left="660"/>
     </w:pPr>
   </w:style>
-  <w:style w:type="paragraph" w:styleId="976">
+  <w:style w:type="paragraph" w:styleId="980">
     <w:name w:val="toc 5"/>
-    <w:basedOn w:val="987"/>
-    <w:next w:val="987"/>
+    <w:basedOn w:val="991"/>
+    <w:next w:val="991"/>
     <w:uiPriority w:val="39"/>
     <w:unhideWhenUsed/>
     <w:pPr>
@@ -35635,10 +35717,10 @@
       <w:ind w:left="880"/>
     </w:pPr>
   </w:style>
-  <w:style w:type="paragraph" w:styleId="977">
+  <w:style w:type="paragraph" w:styleId="981">
     <w:name w:val="toc 6"/>
-    <w:basedOn w:val="987"/>
-    <w:next w:val="987"/>
+    <w:basedOn w:val="991"/>
+    <w:next w:val="991"/>
     <w:uiPriority w:val="39"/>
     <w:unhideWhenUsed/>
     <w:pPr>
@@ -35647,10 +35729,10 @@
       <w:ind w:left="1100"/>
     </w:pPr>
   </w:style>
-  <w:style w:type="paragraph" w:styleId="978">
+  <w:style w:type="paragraph" w:styleId="982">
     <w:name w:val="toc 7"/>
-    <w:basedOn w:val="987"/>
-    <w:next w:val="987"/>
+    <w:basedOn w:val="991"/>
+    <w:next w:val="991"/>
     <w:uiPriority w:val="39"/>
     <w:unhideWhenUsed/>
     <w:pPr>
@@ -35659,10 +35741,10 @@
       <w:ind w:left="1320"/>
     </w:pPr>
   </w:style>
-  <w:style w:type="paragraph" w:styleId="979">
+  <w:style w:type="paragraph" w:styleId="983">
     <w:name w:val="toc 8"/>
-    <w:basedOn w:val="987"/>
-    <w:next w:val="987"/>
+    <w:basedOn w:val="991"/>
+    <w:next w:val="991"/>
     <w:uiPriority w:val="39"/>
     <w:unhideWhenUsed/>
     <w:pPr>
@@ -35671,10 +35753,10 @@
       <w:ind w:left="1540"/>
     </w:pPr>
   </w:style>
-  <w:style w:type="paragraph" w:styleId="980">
+  <w:style w:type="paragraph" w:styleId="984">
     <w:name w:val="toc 9"/>
-    <w:basedOn w:val="987"/>
-    <w:next w:val="987"/>
+    <w:basedOn w:val="991"/>
+    <w:next w:val="991"/>
     <w:uiPriority w:val="39"/>
     <w:unhideWhenUsed/>
     <w:pPr>
@@ -35683,9 +35765,9 @@
       <w:ind w:left="1760"/>
     </w:pPr>
   </w:style>
-  <w:style w:type="character" w:styleId="981">
+  <w:style w:type="character" w:styleId="985">
     <w:name w:val="Placeholder Text"/>
-    <w:basedOn w:val="984"/>
+    <w:basedOn w:val="988"/>
     <w:uiPriority w:val="99"/>
     <w:semiHidden/>
     <w:pPr>
@@ -35697,7 +35779,7 @@
       <w:color w:val="666666"/>
     </w:rPr>
   </w:style>
-  <w:style w:type="paragraph" w:styleId="982">
+  <w:style w:type="paragraph" w:styleId="986">
     <w:name w:val="TOC Heading"/>
     <w:uiPriority w:val="39"/>
     <w:unhideWhenUsed/>
@@ -35707,10 +35789,10 @@
       <w:ind/>
     </w:pPr>
   </w:style>
-  <w:style w:type="paragraph" w:styleId="983">
+  <w:style w:type="paragraph" w:styleId="987">
     <w:name w:val="table of figures"/>
-    <w:basedOn w:val="987"/>
-    <w:next w:val="987"/>
+    <w:basedOn w:val="991"/>
+    <w:next w:val="991"/>
     <w:uiPriority w:val="99"/>
     <w:unhideWhenUsed/>
     <w:pPr>
@@ -35719,7 +35801,7 @@
       <w:ind/>
     </w:pPr>
   </w:style>
-  <w:style w:type="character" w:styleId="984" w:default="1">
+  <w:style w:type="character" w:styleId="988" w:default="1">
     <w:name w:val="Default Paragraph Font"/>
     <w:uiPriority w:val="1"/>
     <w:semiHidden/>
@@ -35730,7 +35812,7 @@
       <w:ind/>
     </w:pPr>
   </w:style>
-  <w:style w:type="table" w:styleId="985">
+  <w:style w:type="table" w:styleId="989">
     <w:name w:val="Table Normal"/>
     <w:uiPriority w:val="2"/>
     <w:semiHidden/>
@@ -35924,7 +36006,7 @@
       </w:tcPr>
     </w:tblStylePr>
   </w:style>
-  <w:style w:type="numbering" w:styleId="986" w:default="1">
+  <w:style w:type="numbering" w:styleId="990" w:default="1">
     <w:name w:val="No List"/>
     <w:uiPriority w:val="99"/>
     <w:semiHidden/>
@@ -35935,7 +36017,7 @@
       <w:ind/>
     </w:pPr>
   </w:style>
-  <w:style w:type="paragraph" w:styleId="987" w:default="1">
+  <w:style w:type="paragraph" w:styleId="991" w:default="1">
     <w:name w:val="Normal"/>
     <w:uiPriority w:val="1"/>
     <w:qFormat/>
@@ -35949,9 +36031,9 @@
       <w:lang w:val="es-ES" w:eastAsia="en-US" w:bidi="ar-SA"/>
     </w:rPr>
   </w:style>
-  <w:style w:type="paragraph" w:styleId="988">
+  <w:style w:type="paragraph" w:styleId="992">
     <w:name w:val="Body Text"/>
-    <w:basedOn w:val="987"/>
+    <w:basedOn w:val="991"/>
     <w:uiPriority w:val="1"/>
     <w:qFormat/>
     <w:pPr>
@@ -35966,9 +36048,9 @@
       <w:lang w:val="es-ES" w:eastAsia="en-US" w:bidi="ar-SA"/>
     </w:rPr>
   </w:style>
-  <w:style w:type="paragraph" w:styleId="989">
+  <w:style w:type="paragraph" w:styleId="993">
     <w:name w:val="Heading 1"/>
-    <w:basedOn w:val="987"/>
+    <w:basedOn w:val="991"/>
     <w:uiPriority w:val="1"/>
     <w:qFormat/>
     <w:pPr>
@@ -35984,9 +36066,9 @@
       <w:lang w:val="es-ES" w:eastAsia="en-US" w:bidi="ar-SA"/>
     </w:rPr>
   </w:style>
-  <w:style w:type="paragraph" w:styleId="990">
+  <w:style w:type="paragraph" w:styleId="994">
     <w:name w:val="List Paragraph"/>
-    <w:basedOn w:val="987"/>
+    <w:basedOn w:val="991"/>
     <w:uiPriority w:val="1"/>
     <w:qFormat/>
     <w:pPr>
@@ -36000,9 +36082,9 @@
       <w:lang w:val="es-ES" w:eastAsia="en-US" w:bidi="ar-SA"/>
     </w:rPr>
   </w:style>
-  <w:style w:type="paragraph" w:styleId="991">
+  <w:style w:type="paragraph" w:styleId="995">
     <w:name w:val="Table Paragraph"/>
-    <w:basedOn w:val="987"/>
+    <w:basedOn w:val="991"/>
     <w:uiPriority w:val="1"/>
     <w:qFormat/>
     <w:pPr>
